--- a/fuentes/63560006_CF02_DU.docx
+++ b/fuentes/63560006_CF02_DU.docx
@@ -205,7 +205,7 @@
               </wp:anchor>
             </w:drawing>
           </mc:Choice>
-          <mc:Fallback xmlns:w16sdtfl="http://schemas.microsoft.com/office/word/2024/wordml/sdtformatlock" xmlns:w16du="http://schemas.microsoft.com/office/word/2023/wordml/word16du" xmlns:w16cei="http://schemas.microsoft.com/office/word/2026/wordml/cei" xmlns:oel="http://schemas.microsoft.com/office/2019/extlst">
+          <mc:Fallback xmlns:oel="http://schemas.microsoft.com/office/2019/extlst" xmlns:w16cei="http://schemas.microsoft.com/office/word/2026/wordml/cei" xmlns:w16du="http://schemas.microsoft.com/office/word/2023/wordml/word16du" xmlns:w16sdtfl="http://schemas.microsoft.com/office/word/2024/wordml/sdtformatlock">
             <w:pict>
               <v:rect w14:anchorId="4C256C62" id="Rectángulo 3" o:spid="_x0000_s1026" alt="&quot;&quot;" style="position:absolute;margin-left:-55.95pt;margin-top:26.4pt;width:613.85pt;height:164.25pt;z-index:-251655168;visibility:visible;mso-wrap-style:square;mso-height-percent:0;mso-wrap-distance-left:9pt;mso-wrap-distance-top:0;mso-wrap-distance-right:9pt;mso-wrap-distance-bottom:0;mso-position-horizontal:absolute;mso-position-horizontal-relative:text;mso-position-vertical:absolute;mso-position-vertical-relative:text;mso-height-percent:0;mso-height-relative:margin;v-text-anchor:middle" o:gfxdata="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" fillcolor="#00314d" stroked="f" strokeweight="1pt"/>
             </w:pict>
@@ -2888,7 +2888,21 @@
           <w:b/>
           <w:bCs/>
         </w:rPr>
-        <w:t>Jarra leche (</w:t>
+        <w:t xml:space="preserve">Jarra </w:t>
+      </w:r>
+      <w:r>
+        <w:rPr>
+          <w:b/>
+          <w:bCs/>
+        </w:rPr>
+        <w:t xml:space="preserve">de </w:t>
+      </w:r>
+      <w:r>
+        <w:rPr>
+          <w:b/>
+          <w:bCs/>
+        </w:rPr>
+        <w:t>leche (</w:t>
       </w:r>
       <w:r>
         <w:rPr>
@@ -3571,6 +3585,32 @@
           <w:lang w:val="es-419" w:eastAsia="es-CO"/>
         </w:rPr>
         <w:t>, con un espray de detergente neutro. Limpieza general de la estación de trabajo.</w:t>
+      </w:r>
+    </w:p>
+    <w:p>
+      <w:pPr>
+        <w:rPr>
+          <w:lang w:val="es-419" w:eastAsia="es-CO"/>
+        </w:rPr>
+      </w:pPr>
+      <w:r>
+        <w:rPr>
+          <w:lang w:val="es-419" w:eastAsia="es-CO"/>
+        </w:rPr>
+        <w:t xml:space="preserve">La calidad de un </w:t>
+      </w:r>
+      <w:r>
+        <w:rPr>
+          <w:rStyle w:val="Extranjerismo"/>
+          <w:lang w:val="es-419" w:eastAsia="es-CO"/>
+        </w:rPr>
+        <w:t>espresso</w:t>
+      </w:r>
+      <w:r>
+        <w:rPr>
+          <w:lang w:val="es-419" w:eastAsia="es-CO"/>
+        </w:rPr>
+        <w:t xml:space="preserve"> no depende únicamente de una buena extracción; también es el resultado del cuidado diario de los equipos. Indague a continuación y conozca cómo una rutina de limpieza adecuada puede marcar la diferencia en cada taza de café:</w:t>
       </w:r>
     </w:p>
     <w:tbl>
@@ -3673,6 +3713,7 @@
                 <w:b/>
                 <w:bCs/>
               </w:rPr>
+              <w:lastRenderedPageBreak/>
               <w:t>Hombre</w:t>
             </w:r>
             <w:r>
@@ -3706,7 +3747,6 @@
                 <w:b/>
                 <w:bCs/>
               </w:rPr>
-              <w:lastRenderedPageBreak/>
               <w:t>Hombre</w:t>
             </w:r>
             <w:r>
@@ -3789,6 +3829,7 @@
                 <w:b/>
                 <w:bCs/>
               </w:rPr>
+              <w:lastRenderedPageBreak/>
               <w:t>Mujer</w:t>
             </w:r>
             <w:r>
@@ -3808,20 +3849,16 @@
           <w:p/>
         </w:tc>
       </w:tr>
-      <w:bookmarkEnd w:id="3"/>
     </w:tbl>
-    <w:p>
-      <w:pPr>
-        <w:rPr>
-          <w:b/>
-          <w:bCs/>
-          <w:lang w:val="es-419" w:eastAsia="es-CO"/>
-        </w:rPr>
-      </w:pPr>
-      <w:r>
-        <w:lastRenderedPageBreak/>
-        <w:br w:type="page"/>
-      </w:r>
+    <w:bookmarkEnd w:id="3"/>
+    <w:p>
+      <w:pPr>
+        <w:rPr>
+          <w:b/>
+          <w:bCs/>
+          <w:lang w:val="es-419" w:eastAsia="es-CO"/>
+        </w:rPr>
+      </w:pPr>
       <w:r>
         <w:rPr>
           <w:b/>
@@ -3955,7 +3992,14 @@
         <w:rPr>
           <w:lang w:val="es-419" w:eastAsia="es-CO"/>
         </w:rPr>
-        <w:t xml:space="preserve">La limpieza del molino es esencial. Se desconecta el equipo de la corriente. Se retira la tolva y se cepillan las fresas con un cepillo de cerdas duras (nunca usar agua ni productos químicos). Se aspira el polvo de café acumulado. Si el molino tiene sistema de purga, se pueden usar pastillas limpiadoras (Grindz) según las instrucciones del fabricante, pero siempre purgando luego con 50 </w:t>
+        <w:t xml:space="preserve">La limpieza del molino es esencial. Se desconecta el equipo de la corriente. Se retira la tolva y se cepillan las fresas con un cepillo de cerdas duras (nunca usar agua ni productos químicos). Se aspira el polvo de café acumulado. Si el molino tiene sistema </w:t>
+      </w:r>
+      <w:r>
+        <w:rPr>
+          <w:lang w:val="es-419" w:eastAsia="es-CO"/>
+        </w:rPr>
+        <w:lastRenderedPageBreak/>
+        <w:t xml:space="preserve">de purga, se pueden usar pastillas limpiadoras (Grindz) según las instrucciones del fabricante, pero siempre purgando luego con 50 </w:t>
       </w:r>
       <w:r>
         <w:rPr>
@@ -3984,21 +4028,121 @@
           <w:bCs/>
           <w:lang w:val="es-419" w:eastAsia="es-CO"/>
         </w:rPr>
+        <w:t>Mantenimiento periódico</w:t>
+      </w:r>
+    </w:p>
+    <w:p>
+      <w:pPr>
+        <w:rPr>
+          <w:lang w:val="es-419" w:eastAsia="es-CO"/>
+        </w:rPr>
+      </w:pPr>
+      <w:r>
+        <w:rPr>
+          <w:lang w:val="es-419" w:eastAsia="es-CO"/>
+        </w:rPr>
+        <w:t>Algunas tareas se ejecutan cada 3</w:t>
+      </w:r>
+      <w:r>
+        <w:rPr>
+          <w:lang w:val="es-419" w:eastAsia="es-CO"/>
+        </w:rPr>
+        <w:t xml:space="preserve"> -</w:t>
+      </w:r>
+      <w:r>
+        <w:rPr>
+          <w:lang w:val="es-419" w:eastAsia="es-CO"/>
+        </w:rPr>
+        <w:t xml:space="preserve"> 6 meses o anualmente, y requieren mayor planificación o incluso la intervención de un técnico especializado.</w:t>
+      </w:r>
+    </w:p>
+    <w:p>
+      <w:pPr>
+        <w:rPr>
+          <w:lang w:val="es-419" w:eastAsia="es-CO"/>
+        </w:rPr>
+      </w:pPr>
+      <w:r>
+        <w:rPr>
+          <w:lang w:val="es-419" w:eastAsia="es-CO"/>
+        </w:rPr>
+        <w:t>El cambio de la junta del grupo es necesario cada 6 meses, o antes si se detectan fugas de agua o vapor por el borde del portafiltro. Una junta deteriorada causa pérdida de presión y extracciones inconsistentes. Su reemplazo es económico y sencillo.</w:t>
+      </w:r>
+    </w:p>
+    <w:p>
+      <w:pPr>
+        <w:rPr>
+          <w:lang w:val="es-419" w:eastAsia="es-CO"/>
+        </w:rPr>
+      </w:pPr>
+      <w:r>
+        <w:rPr>
+          <w:lang w:val="es-419" w:eastAsia="es-CO"/>
+        </w:rPr>
+        <w:t>Los filtros de agua tienen vida útil limitada. El filtro de sedimentos (polipropileno) se cambia cada 3</w:t>
+      </w:r>
+      <w:r>
+        <w:rPr>
+          <w:lang w:val="es-419" w:eastAsia="es-CO"/>
+        </w:rPr>
+        <w:t xml:space="preserve"> -</w:t>
+      </w:r>
+      <w:r>
+        <w:rPr>
+          <w:lang w:val="es-419" w:eastAsia="es-CO"/>
+        </w:rPr>
+        <w:t xml:space="preserve"> 6 meses; el filtro de carbón activado, cada 6</w:t>
+      </w:r>
+      <w:r>
+        <w:rPr>
+          <w:lang w:val="es-419" w:eastAsia="es-CO"/>
+        </w:rPr>
+        <w:t xml:space="preserve"> -</w:t>
+      </w:r>
+      <w:r>
+        <w:rPr>
+          <w:lang w:val="es-419" w:eastAsia="es-CO"/>
+        </w:rPr>
+        <w:t xml:space="preserve"> 12 meses. La fecha de cambio debe registrarse. Un filtro saturado no retiene contaminantes y puede incluso liberar bacterias.</w:t>
+      </w:r>
+    </w:p>
+    <w:p>
+      <w:pPr>
+        <w:rPr>
+          <w:lang w:val="es-419" w:eastAsia="es-CO"/>
+        </w:rPr>
+      </w:pPr>
+      <w:r>
+        <w:rPr>
+          <w:lang w:val="es-419" w:eastAsia="es-CO"/>
+        </w:rPr>
+        <w:t>La desincrustación de la caldera (descalcificación) se hace anualmente, o cada 6 meses si el agua es muy dura. Se usa un desincrustante específico (ácido cítrico en polvo o líquido desincrustante) siguiendo las instrucciones del fabricante. En máquinas de intercambiador de calor o doble caldera, esta tarea debe ser realizada por un técnico, porque requiere desmontar partes y manipular componentes eléctricos.</w:t>
+      </w:r>
+      <w:r>
+        <w:rPr>
+          <w:lang w:val="es-419" w:eastAsia="es-CO"/>
+        </w:rPr>
+        <w:t xml:space="preserve"> </w:t>
+      </w:r>
+      <w:r>
+        <w:rPr>
+          <w:lang w:val="es-419" w:eastAsia="es-CO"/>
+        </w:rPr>
+        <w:t>La calibración de la balanza se realiza mensualmente usando pesas patrón de 100 g y 500 g. Si la lectura varía más de 0,2 g, se debe recalibrar o reemplazar la balanza.</w:t>
+      </w:r>
+    </w:p>
+    <w:p>
+      <w:pPr>
+        <w:rPr>
+          <w:lang w:val="es-419" w:eastAsia="es-CO"/>
+        </w:rPr>
+      </w:pPr>
+      <w:r>
+        <w:rPr>
+          <w:lang w:val="es-419" w:eastAsia="es-CO"/>
+        </w:rPr>
         <w:lastRenderedPageBreak/>
-        <w:t>Mantenimiento periódico</w:t>
-      </w:r>
-    </w:p>
-    <w:p>
-      <w:pPr>
-        <w:rPr>
-          <w:lang w:val="es-419" w:eastAsia="es-CO"/>
-        </w:rPr>
-      </w:pPr>
-      <w:r>
-        <w:rPr>
-          <w:lang w:val="es-419" w:eastAsia="es-CO"/>
-        </w:rPr>
-        <w:t>Algunas tareas se ejecutan cada 3</w:t>
+        <w:t>El reemplazo de las fresas del molino se hace cada 500</w:t>
       </w:r>
       <w:r>
         <w:rPr>
@@ -4010,33 +4154,7 @@
         <w:rPr>
           <w:lang w:val="es-419" w:eastAsia="es-CO"/>
         </w:rPr>
-        <w:t xml:space="preserve"> 6 meses o anualmente, y requieren mayor planificación o incluso la intervención de un técnico especializado.</w:t>
-      </w:r>
-    </w:p>
-    <w:p>
-      <w:pPr>
-        <w:rPr>
-          <w:lang w:val="es-419" w:eastAsia="es-CO"/>
-        </w:rPr>
-      </w:pPr>
-      <w:r>
-        <w:rPr>
-          <w:lang w:val="es-419" w:eastAsia="es-CO"/>
-        </w:rPr>
-        <w:t>El cambio de la junta del grupo es necesario cada 6 meses, o antes si se detectan fugas de agua o vapor por el borde del portafiltro. Una junta deteriorada causa pérdida de presión y extracciones inconsistentes. Su reemplazo es económico y sencillo.</w:t>
-      </w:r>
-    </w:p>
-    <w:p>
-      <w:pPr>
-        <w:rPr>
-          <w:lang w:val="es-419" w:eastAsia="es-CO"/>
-        </w:rPr>
-      </w:pPr>
-      <w:r>
-        <w:rPr>
-          <w:lang w:val="es-419" w:eastAsia="es-CO"/>
-        </w:rPr>
-        <w:t>Los filtros de agua tienen vida útil limitada. El filtro de sedimentos (polipropileno) se cambia cada 3</w:t>
+        <w:t xml:space="preserve"> 1000 kg de café molido (aproximadamente cada 1</w:t>
       </w:r>
       <w:r>
         <w:rPr>
@@ -4048,80 +4166,6 @@
         <w:rPr>
           <w:lang w:val="es-419" w:eastAsia="es-CO"/>
         </w:rPr>
-        <w:t xml:space="preserve"> 6 meses; el filtro de carbón activado, cada 6</w:t>
-      </w:r>
-      <w:r>
-        <w:rPr>
-          <w:lang w:val="es-419" w:eastAsia="es-CO"/>
-        </w:rPr>
-        <w:t xml:space="preserve"> -</w:t>
-      </w:r>
-      <w:r>
-        <w:rPr>
-          <w:lang w:val="es-419" w:eastAsia="es-CO"/>
-        </w:rPr>
-        <w:t xml:space="preserve"> 12 meses. La fecha de cambio debe registrarse. Un filtro saturado no retiene contaminantes y puede incluso liberar bacterias.</w:t>
-      </w:r>
-    </w:p>
-    <w:p>
-      <w:pPr>
-        <w:rPr>
-          <w:lang w:val="es-419" w:eastAsia="es-CO"/>
-        </w:rPr>
-      </w:pPr>
-      <w:r>
-        <w:rPr>
-          <w:lang w:val="es-419" w:eastAsia="es-CO"/>
-        </w:rPr>
-        <w:t>La desincrustación de la caldera (descalcificación) se hace anualmente, o cada 6 meses si el agua es muy dura. Se usa un desincrustante específico (ácido cítrico en polvo o líquido desincrustante) siguiendo las instrucciones del fabricante. En máquinas de intercambiador de calor o doble caldera, esta tarea debe ser realizada por un técnico, porque requiere desmontar partes y manipular componentes eléctricos.</w:t>
-      </w:r>
-      <w:r>
-        <w:rPr>
-          <w:lang w:val="es-419" w:eastAsia="es-CO"/>
-        </w:rPr>
-        <w:t xml:space="preserve"> </w:t>
-      </w:r>
-      <w:r>
-        <w:rPr>
-          <w:lang w:val="es-419" w:eastAsia="es-CO"/>
-        </w:rPr>
-        <w:t>La calibración de la balanza se realiza mensualmente usando pesas patrón de 100 g y 500 g. Si la lectura varía más de 0,2 g, se debe recalibrar o reemplazar la balanza.</w:t>
-      </w:r>
-    </w:p>
-    <w:p>
-      <w:pPr>
-        <w:rPr>
-          <w:lang w:val="es-419" w:eastAsia="es-CO"/>
-        </w:rPr>
-      </w:pPr>
-      <w:r>
-        <w:rPr>
-          <w:lang w:val="es-419" w:eastAsia="es-CO"/>
-        </w:rPr>
-        <w:t>El reemplazo de las fresas del molino se hace cada 500</w:t>
-      </w:r>
-      <w:r>
-        <w:rPr>
-          <w:lang w:val="es-419" w:eastAsia="es-CO"/>
-        </w:rPr>
-        <w:t xml:space="preserve"> -</w:t>
-      </w:r>
-      <w:r>
-        <w:rPr>
-          <w:lang w:val="es-419" w:eastAsia="es-CO"/>
-        </w:rPr>
-        <w:t xml:space="preserve"> 1000 kg de café molido (aproximadamente cada 1</w:t>
-      </w:r>
-      <w:r>
-        <w:rPr>
-          <w:lang w:val="es-419" w:eastAsia="es-CO"/>
-        </w:rPr>
-        <w:t xml:space="preserve"> -</w:t>
-      </w:r>
-      <w:r>
-        <w:rPr>
-          <w:lang w:val="es-419" w:eastAsia="es-CO"/>
-        </w:rPr>
         <w:t xml:space="preserve"> 2 años en una cafetería de volumen medio). Las señales de desgaste son: imposibilidad de alcanzar la fineza requerida para </w:t>
       </w:r>
       <w:r>
@@ -4135,14 +4179,7 @@
         <w:rPr>
           <w:lang w:val="es-419" w:eastAsia="es-CO"/>
         </w:rPr>
-        <w:t xml:space="preserve">, exceso de </w:t>
-      </w:r>
-      <w:r>
-        <w:rPr>
-          <w:lang w:val="es-419" w:eastAsia="es-CO"/>
-        </w:rPr>
-        <w:lastRenderedPageBreak/>
-        <w:t>finos visibles, sobrecalentamiento del café molido al tacto o aumento del tiempo de molienda para la misma dosis.</w:t>
+        <w:t>, exceso de finos visibles, sobrecalentamiento del café molido al tacto o aumento del tiempo de molienda para la misma dosis.</w:t>
       </w:r>
     </w:p>
     <w:p>
@@ -4533,6 +4570,7 @@
               <w:pStyle w:val="TextoTablas"/>
             </w:pPr>
             <w:r>
+              <w:lastRenderedPageBreak/>
               <w:t>2026 – 05 - 03</w:t>
             </w:r>
           </w:p>
@@ -4613,7 +4651,6 @@
               <w:pStyle w:val="TextoTablas"/>
             </w:pPr>
             <w:r>
-              <w:lastRenderedPageBreak/>
               <w:t>2026 – 05 – 03</w:t>
             </w:r>
           </w:p>
@@ -5985,11 +6022,63 @@
     <w:p>
       <w:pPr>
         <w:pStyle w:val="Prrafodelista"/>
-        <w:ind w:left="1429" w:firstLine="0"/>
-        <w:rPr>
-          <w:lang w:val="es-419" w:eastAsia="es-CO"/>
-        </w:rPr>
-      </w:pPr>
+        <w:numPr>
+          <w:ilvl w:val="0"/>
+          <w:numId w:val="10"/>
+        </w:numPr>
+        <w:rPr>
+          <w:b/>
+          <w:bCs/>
+          <w:lang w:val="es-419" w:eastAsia="es-CO"/>
+        </w:rPr>
+      </w:pPr>
+      <w:r>
+        <w:rPr>
+          <w:b/>
+          <w:bCs/>
+          <w:lang w:val="es-419" w:eastAsia="es-CO"/>
+        </w:rPr>
+        <w:t>Higiene personal</w:t>
+      </w:r>
+    </w:p>
+    <w:p>
+      <w:pPr>
+        <w:rPr>
+          <w:lang w:val="es-419" w:eastAsia="es-CO"/>
+        </w:rPr>
+      </w:pPr>
+      <w:r>
+        <w:rPr>
+          <w:lang w:val="es-419" w:eastAsia="es-CO"/>
+        </w:rPr>
+        <w:t>El lavado de manos es la medida más efectiva para prevenir la contaminación. Los cinco momentos críticos para el barista son: (1) al ingresar a la estación de trabajo; (2) después de manipular dinero, basura o equipos sucios; (3) después de ir al baño o toser/estornudar; (4) después de manipular alimentos crudos (leche, huevos para algunas preparaciones); (5) antes de preparar cada bebida, especialmente si se ha interrumpido la actividad.</w:t>
+      </w:r>
+    </w:p>
+    <w:p>
+      <w:pPr>
+        <w:rPr>
+          <w:lang w:val="es-419" w:eastAsia="es-CO"/>
+        </w:rPr>
+      </w:pPr>
+      <w:r>
+        <w:rPr>
+          <w:lang w:val="es-419" w:eastAsia="es-CO"/>
+        </w:rPr>
+        <w:t>La técnica de lavado de manos debe seguir estos pasos: mojar con agua potable, aplicar jabón antibacterial, frotar durante al menos 20 segundos (dorso, palmas, entre dedos, uñas), enjuagar con agua corriente, secar con toallas desechables o secador de aire. Nunca usar el delantal para secarse.</w:t>
+      </w:r>
+    </w:p>
+    <w:p>
+      <w:pPr>
+        <w:rPr>
+          <w:lang w:val="es-419" w:eastAsia="es-CO"/>
+        </w:rPr>
+      </w:pPr>
+      <w:r>
+        <w:rPr>
+          <w:lang w:val="es-419" w:eastAsia="es-CO"/>
+        </w:rPr>
+        <w:t>Las conductas prohibidas en el área de preparación (artículo 12 de la Resolución 2674) incluyen: comer, beber, fumar, mascar chicle; toser o estornudar sobre los alimentos o equipos; usar el teléfono móvil o cualquier dispositivo personal durante la manipulación; usar perfumes o lociones con olores fuertes (pueden transferirse al café).</w:t>
+      </w:r>
     </w:p>
     <w:p>
       <w:pPr>
@@ -6010,97 +6099,27 @@
           <w:bCs/>
           <w:lang w:val="es-419" w:eastAsia="es-CO"/>
         </w:rPr>
-        <w:t>Higiene personal</w:t>
-      </w:r>
-    </w:p>
-    <w:p>
-      <w:pPr>
-        <w:rPr>
-          <w:lang w:val="es-419" w:eastAsia="es-CO"/>
-        </w:rPr>
-      </w:pPr>
-      <w:r>
-        <w:rPr>
-          <w:lang w:val="es-419" w:eastAsia="es-CO"/>
-        </w:rPr>
-        <w:t>El lavado de manos es la medida más efectiva para prevenir la contaminación. Los cinco momentos críticos para el barista son: (1) al ingresar a la estación de trabajo; (2) después de manipular dinero, basura o equipos sucios; (3) después de ir al baño o toser/estornudar; (4) después de manipular alimentos crudos (leche, huevos para algunas preparaciones); (5) antes de preparar cada bebida, especialmente si se ha interrumpido la actividad.</w:t>
-      </w:r>
-    </w:p>
-    <w:p>
-      <w:pPr>
-        <w:rPr>
-          <w:lang w:val="es-419" w:eastAsia="es-CO"/>
-        </w:rPr>
-      </w:pPr>
-      <w:r>
-        <w:rPr>
-          <w:lang w:val="es-419" w:eastAsia="es-CO"/>
-        </w:rPr>
-        <w:t>La técnica de lavado de manos debe seguir estos pasos: mojar con agua potable, aplicar jabón antibacterial, frotar durante al menos 20 segundos (dorso, palmas, entre dedos, uñas), enjuagar con agua corriente, secar con toallas desechables o secador de aire. Nunca usar el delantal para secarse.</w:t>
-      </w:r>
-    </w:p>
-    <w:p>
-      <w:pPr>
-        <w:rPr>
-          <w:lang w:val="es-419" w:eastAsia="es-CO"/>
-        </w:rPr>
-      </w:pPr>
-      <w:r>
-        <w:rPr>
-          <w:lang w:val="es-419" w:eastAsia="es-CO"/>
-        </w:rPr>
-        <w:t>Las conductas prohibidas en el área de preparación (artículo 12 de la Resolución 2674) incluyen: comer, beber, fumar, mascar chicle; toser o estornudar sobre los alimentos o equipos; usar el teléfono móvil o cualquier dispositivo personal durante la manipulación; usar perfumes o lociones con olores fuertes (pueden transferirse al café).</w:t>
-      </w:r>
-    </w:p>
-    <w:p>
-      <w:pPr>
-        <w:spacing w:before="0" w:after="160" w:line="259" w:lineRule="auto"/>
-        <w:ind w:firstLine="0"/>
-        <w:rPr>
-          <w:lang w:val="es-419" w:eastAsia="es-CO"/>
-        </w:rPr>
-      </w:pPr>
-      <w:r>
-        <w:rPr>
-          <w:lang w:val="es-419" w:eastAsia="es-CO"/>
-        </w:rPr>
-        <w:br w:type="page"/>
-      </w:r>
-    </w:p>
-    <w:p>
-      <w:pPr>
-        <w:pStyle w:val="Prrafodelista"/>
-        <w:numPr>
-          <w:ilvl w:val="0"/>
-          <w:numId w:val="10"/>
-        </w:numPr>
-        <w:rPr>
-          <w:b/>
-          <w:bCs/>
-          <w:lang w:val="es-419" w:eastAsia="es-CO"/>
-        </w:rPr>
-      </w:pPr>
-      <w:r>
-        <w:rPr>
-          <w:b/>
-          <w:bCs/>
+        <w:t xml:space="preserve">Prevención de contaminación cruzada </w:t>
+      </w:r>
+    </w:p>
+    <w:p>
+      <w:pPr>
+        <w:rPr>
+          <w:lang w:val="es-419" w:eastAsia="es-CO"/>
+        </w:rPr>
+      </w:pPr>
+      <w:r>
+        <w:rPr>
+          <w:lang w:val="es-419" w:eastAsia="es-CO"/>
+        </w:rPr>
+        <w:t xml:space="preserve">La contaminación cruzada ocurre cuando microorganismos o alérgenos de un alimento, superficie o persona se transfieren a otro alimento. En una cafetería, los </w:t>
+      </w:r>
+      <w:r>
+        <w:rPr>
           <w:lang w:val="es-419" w:eastAsia="es-CO"/>
         </w:rPr>
         <w:lastRenderedPageBreak/>
-        <w:t xml:space="preserve">Prevención de contaminación cruzada </w:t>
-      </w:r>
-    </w:p>
-    <w:p>
-      <w:pPr>
-        <w:rPr>
-          <w:lang w:val="es-419" w:eastAsia="es-CO"/>
-        </w:rPr>
-      </w:pPr>
-      <w:r>
-        <w:rPr>
-          <w:lang w:val="es-419" w:eastAsia="es-CO"/>
-        </w:rPr>
-        <w:t>La contaminación cruzada ocurre cuando microorganismos o alérgenos de un alimento, superficie o persona se transfieren a otro alimento. En una cafetería, los ejemplos más comunes son: usar la misma jarra de leche sin lavar entre leche entera y leche vegetal (peligro para alérgicos a la proteína de la leche); tocar el portafiltro con restos de café del día anterior y luego preparar una bebida sin lavarse las manos; almacenar leche abierta junto a productos crudos (huevos, carnes) en el mismo refrigerador; usar el mismo cuchillo para untar mantequilla y para preparar una bebida con leche vegetal.</w:t>
+        <w:t>ejemplos más comunes son: usar la misma jarra de leche sin lavar entre leche entera y leche vegetal (peligro para alérgicos a la proteína de la leche); tocar el portafiltro con restos de café del día anterior y luego preparar una bebida sin lavarse las manos; almacenar leche abierta junto a productos crudos (huevos, carnes) en el mismo refrigerador; usar el mismo cuchillo para untar mantequilla y para preparar una bebida con leche vegetal.</w:t>
       </w:r>
     </w:p>
     <w:p>
@@ -6386,7 +6405,6 @@
           <w:bCs/>
           <w:lang w:val="es-419" w:eastAsia="es-CO"/>
         </w:rPr>
-        <w:lastRenderedPageBreak/>
         <w:t>Separación en refrigeración</w:t>
       </w:r>
       <w:r>
@@ -6413,6 +6431,7 @@
           <w:bCs/>
           <w:lang w:val="es-419" w:eastAsia="es-CO"/>
         </w:rPr>
+        <w:lastRenderedPageBreak/>
         <w:t>Limpieza intermedia</w:t>
       </w:r>
       <w:r>
@@ -6451,15 +6470,6 @@
     <w:p>
       <w:pPr>
         <w:pStyle w:val="Prrafodelista"/>
-        <w:ind w:left="1776" w:firstLine="0"/>
-        <w:rPr>
-          <w:lang w:val="es-419" w:eastAsia="es-CO"/>
-        </w:rPr>
-      </w:pPr>
-    </w:p>
-    <w:p>
-      <w:pPr>
-        <w:pStyle w:val="Prrafodelista"/>
         <w:numPr>
           <w:ilvl w:val="0"/>
           <w:numId w:val="10"/>
@@ -6623,7 +6633,6 @@
         <w:rPr>
           <w:lang w:val="es-419" w:eastAsia="es-CO"/>
         </w:rPr>
-        <w:lastRenderedPageBreak/>
         <w:t>Verificar que los tomacorrientes tengan conexión a tierra e interruptor diferencial</w:t>
       </w:r>
       <w:r>
@@ -6680,33 +6689,34 @@
         <w:rPr>
           <w:lang w:val="es-419"/>
         </w:rPr>
+        <w:lastRenderedPageBreak/>
         <w:t>Procedimiento seguro para cambiar las fresas del molino</w:t>
       </w:r>
     </w:p>
     <w:p>
       <w:pPr>
-        <w:pStyle w:val="Figura"/>
-        <w:numPr>
-          <w:ilvl w:val="0"/>
-          <w:numId w:val="0"/>
-        </w:numPr>
-        <w:ind w:left="992"/>
+        <w:rPr>
+          <w:lang w:val="es-419" w:eastAsia="es-CO"/>
+        </w:rPr>
+      </w:pPr>
+    </w:p>
+    <w:p>
+      <w:pPr>
         <w:jc w:val="center"/>
         <w:rPr>
-          <w:lang w:val="es-419"/>
+          <w:lang w:val="es-419" w:eastAsia="es-CO"/>
         </w:rPr>
       </w:pPr>
       <w:r>
         <w:rPr>
           <w:noProof/>
-          <w:lang w:val="es-419"/>
-          <w14:ligatures w14:val="standardContextual"/>
+          <w:lang w:val="es-419" w:eastAsia="es-CO"/>
         </w:rPr>
         <w:drawing>
-          <wp:inline distT="0" distB="0" distL="0" distR="0" wp14:anchorId="4804A515" wp14:editId="635B0B3C">
-            <wp:extent cx="4680000" cy="2696400"/>
-            <wp:effectExtent l="0" t="0" r="6350" b="8890"/>
-            <wp:docPr id="566797361" name="Gráfico 7" descr="Representa el procedimiento para cambiar las fresas de un molino de café en siete pasos consecutivos. Cada paso está representado por un círculo blanco conectado por una línea curva de color morado y un recuadro horizontal con un degradado de color. Los pasos son: 1) Desconectar el molino de la corriente eléctrica. 2) Retirar la tolva y el seguro de las fresas según el manual del fabricante. 3) Usar guantes de cuero para extraer las fresas. 4) Limpiar la cámara con una aspiradora, evitando el uso de aire comprimido y sin introducir los dedos en la cámara. 5) Instalar las nuevas fresas siguiendo las marcas de alineación del fabricante. 6) Ajustar el punto cero y retroceder uno o dos puntos de molienda. 7) Realizar una prueba con café y desechar las primeras dosis antes de iniciar la operación."/>
+          <wp:inline distT="0" distB="0" distL="0" distR="0" wp14:anchorId="65F25F2D" wp14:editId="1EF93D02">
+            <wp:extent cx="4680000" cy="1954800"/>
+            <wp:effectExtent l="0" t="0" r="6350" b="7620"/>
+            <wp:docPr id="6" name="Imagen 6" descr="Representa el procedimiento para cambiar las fresas de un molino de café en siete pasos consecutivos. Cada paso está representado por un círculo blanco conectado por una línea curva de color morado y un recuadro horizontal con un degradado de color. Los pasos son: 1) Desconectar el molino de la corriente eléctrica. 2) Retirar la tolva y el seguro de las fresas según el manual del fabricante. 3) Usar guantes de cuero para extraer las fresas. 4) Limpiar la cámara con una aspiradora, evitando el uso de aire comprimido y sin introducir los dedos en la cámara. 5) Instalar las nuevas fresas siguiendo las marcas de alineación del fabricante. 6) Ajustar el punto cero y retroceder uno o dos puntos de molienda. 7) Realizar una prueba con café y desechar las primeras dosis antes de iniciar la operación."/>
             <wp:cNvGraphicFramePr>
               <a:graphicFrameLocks xmlns:a="http://schemas.openxmlformats.org/drawingml/2006/main" noChangeAspect="1"/>
             </wp:cNvGraphicFramePr>
@@ -6714,38 +6724,29 @@
               <a:graphicData uri="http://schemas.openxmlformats.org/drawingml/2006/picture">
                 <pic:pic xmlns:pic="http://schemas.openxmlformats.org/drawingml/2006/picture">
                   <pic:nvPicPr>
-                    <pic:cNvPr id="566797361" name="Gráfico 7" descr="Representa el procedimiento para cambiar las fresas de un molino de café en siete pasos consecutivos. Cada paso está representado por un círculo blanco conectado por una línea curva de color morado y un recuadro horizontal con un degradado de color. Los pasos son: 1) Desconectar el molino de la corriente eléctrica. 2) Retirar la tolva y el seguro de las fresas según el manual del fabricante. 3) Usar guantes de cuero para extraer las fresas. 4) Limpiar la cámara con una aspiradora, evitando el uso de aire comprimido y sin introducir los dedos en la cámara. 5) Instalar las nuevas fresas siguiendo las marcas de alineación del fabricante. 6) Ajustar el punto cero y retroceder uno o dos puntos de molienda. 7) Realizar una prueba con café y desechar las primeras dosis antes de iniciar la operación."/>
+                    <pic:cNvPr id="6" name="Imagen 6" descr="Representa el procedimiento para cambiar las fresas de un molino de café en siete pasos consecutivos. Cada paso está representado por un círculo blanco conectado por una línea curva de color morado y un recuadro horizontal con un degradado de color. Los pasos son: 1) Desconectar el molino de la corriente eléctrica. 2) Retirar la tolva y el seguro de las fresas según el manual del fabricante. 3) Usar guantes de cuero para extraer las fresas. 4) Limpiar la cámara con una aspiradora, evitando el uso de aire comprimido y sin introducir los dedos en la cámara. 5) Instalar las nuevas fresas siguiendo las marcas de alineación del fabricante. 6) Ajustar el punto cero y retroceder uno o dos puntos de molienda. 7) Realizar una prueba con café y desechar las primeras dosis antes de iniciar la operación."/>
                     <pic:cNvPicPr/>
                   </pic:nvPicPr>
-                  <pic:blipFill rotWithShape="1">
-                    <a:blip r:embed="rId12">
+                  <pic:blipFill>
+                    <a:blip r:embed="rId12" cstate="print">
                       <a:extLst>
-                        <a:ext uri="{96DAC541-7B7A-43D3-8B79-37D633B846F1}">
-                          <asvg:svgBlip xmlns:asvg="http://schemas.microsoft.com/office/drawing/2016/SVG/main" r:embed="rId13"/>
+                        <a:ext uri="{28A0092B-C50C-407E-A947-70E740481C1C}">
+                          <a14:useLocalDpi xmlns:a14="http://schemas.microsoft.com/office/drawing/2010/main" val="0"/>
                         </a:ext>
                       </a:extLst>
                     </a:blip>
-                    <a:srcRect l="27472"/>
                     <a:stretch>
                       <a:fillRect/>
                     </a:stretch>
                   </pic:blipFill>
-                  <pic:spPr bwMode="auto">
+                  <pic:spPr>
                     <a:xfrm>
                       <a:off x="0" y="0"/>
-                      <a:ext cx="4680000" cy="2696400"/>
+                      <a:ext cx="4680000" cy="1954800"/>
                     </a:xfrm>
                     <a:prstGeom prst="rect">
                       <a:avLst/>
                     </a:prstGeom>
-                    <a:ln>
-                      <a:noFill/>
-                    </a:ln>
-                    <a:extLst>
-                      <a:ext uri="{53640926-AAD7-44D8-BBD7-CCE9431645EC}">
-                        <a14:shadowObscured xmlns:a14="http://schemas.microsoft.com/office/drawing/2010/main"/>
-                      </a:ext>
-                    </a:extLst>
                   </pic:spPr>
                 </pic:pic>
               </a:graphicData>
@@ -6854,7 +6855,6 @@
         <w:rPr>
           <w:lang w:val="es-419" w:eastAsia="es-CO"/>
         </w:rPr>
-        <w:lastRenderedPageBreak/>
         <w:t>Contratar un servicio de control de plagas con aplicaciones registradas (fumigaciones) y guardar los certificados por al menos dos años. La frecuencia recomendada es trimestral.</w:t>
       </w:r>
     </w:p>
@@ -6890,6 +6890,7 @@
           <w:bCs/>
           <w:lang w:val="es-419" w:eastAsia="es-CO"/>
         </w:rPr>
+        <w:lastRenderedPageBreak/>
         <w:t>Señales de infestación de plagas:</w:t>
       </w:r>
     </w:p>
@@ -7276,7 +7277,6 @@
         </w:rPr>
         <w:t xml:space="preserve"> pero se enfría al contacto con la taza y el ambiente), capuchino y </w:t>
       </w:r>
-      <w:proofErr w:type="spellStart"/>
       <w:r>
         <w:rPr>
           <w:rStyle w:val="Extranjerismo"/>
@@ -7284,7 +7284,6 @@
         </w:rPr>
         <w:t>latte</w:t>
       </w:r>
-      <w:proofErr w:type="spellEnd"/>
       <w:r>
         <w:rPr>
           <w:lang w:val="es-419" w:eastAsia="es-CO"/>
@@ -7315,47 +7314,13 @@
         </w:rPr>
         <w:t xml:space="preserve"> 75 °C, bebidas frías (</w:t>
       </w:r>
-      <w:proofErr w:type="spellStart"/>
       <w:r>
         <w:rPr>
           <w:rStyle w:val="Extranjerismo"/>
           <w:lang w:val="es-419" w:eastAsia="es-CO"/>
         </w:rPr>
-        <w:t>iced</w:t>
-      </w:r>
-      <w:proofErr w:type="spellEnd"/>
-      <w:r>
-        <w:rPr>
-          <w:rStyle w:val="Extranjerismo"/>
-          <w:lang w:val="es-419" w:eastAsia="es-CO"/>
-        </w:rPr>
-        <w:t xml:space="preserve"> </w:t>
-      </w:r>
-      <w:proofErr w:type="spellStart"/>
-      <w:r>
-        <w:rPr>
-          <w:rStyle w:val="Extranjerismo"/>
-          <w:lang w:val="es-419" w:eastAsia="es-CO"/>
-        </w:rPr>
-        <w:t>latte</w:t>
-      </w:r>
-      <w:proofErr w:type="spellEnd"/>
-      <w:r>
-        <w:rPr>
-          <w:rStyle w:val="Extranjerismo"/>
-          <w:lang w:val="es-419" w:eastAsia="es-CO"/>
-        </w:rPr>
-        <w:t xml:space="preserve">, </w:t>
-      </w:r>
-      <w:proofErr w:type="spellStart"/>
-      <w:r>
-        <w:rPr>
-          <w:rStyle w:val="Extranjerismo"/>
-          <w:lang w:val="es-419" w:eastAsia="es-CO"/>
-        </w:rPr>
-        <w:t>frappe</w:t>
-      </w:r>
-      <w:proofErr w:type="spellEnd"/>
+        <w:t>iced latte, frappe</w:t>
+      </w:r>
       <w:r>
         <w:rPr>
           <w:lang w:val="es-419" w:eastAsia="es-CO"/>
@@ -7437,7 +7402,6 @@
         </w:rPr>
         <w:t xml:space="preserve"> 250 ml para </w:t>
       </w:r>
-      <w:proofErr w:type="spellStart"/>
       <w:r>
         <w:rPr>
           <w:rStyle w:val="Extranjerismo"/>
@@ -7445,7 +7409,6 @@
         </w:rPr>
         <w:t>latte</w:t>
       </w:r>
-      <w:proofErr w:type="spellEnd"/>
       <w:r>
         <w:rPr>
           <w:lang w:val="es-419" w:eastAsia="es-CO"/>
@@ -7549,7 +7512,6 @@
         </w:rPr>
         <w:t>Si se sirven dos bebidas simultáneamente, colocar primero la más caliente (americano) y luego la más fría (</w:t>
       </w:r>
-      <w:proofErr w:type="spellStart"/>
       <w:r>
         <w:rPr>
           <w:rStyle w:val="Extranjerismo"/>
@@ -7557,7 +7519,6 @@
         </w:rPr>
         <w:t>latte</w:t>
       </w:r>
-      <w:proofErr w:type="spellEnd"/>
       <w:r>
         <w:rPr>
           <w:lang w:val="es-419" w:eastAsia="es-CO"/>
@@ -7582,31 +7543,13 @@
         </w:rPr>
         <w:t>En el caso de café filtrado (</w:t>
       </w:r>
-      <w:proofErr w:type="spellStart"/>
       <w:r>
         <w:rPr>
           <w:rStyle w:val="Extranjerismo"/>
           <w:lang w:val="es-419" w:eastAsia="es-CO"/>
         </w:rPr>
-        <w:t>pour</w:t>
-      </w:r>
-      <w:proofErr w:type="spellEnd"/>
-      <w:r>
-        <w:rPr>
-          <w:rStyle w:val="Extranjerismo"/>
-          <w:lang w:val="es-419" w:eastAsia="es-CO"/>
-        </w:rPr>
-        <w:t xml:space="preserve"> </w:t>
-      </w:r>
-      <w:proofErr w:type="spellStart"/>
-      <w:r>
-        <w:rPr>
-          <w:rStyle w:val="Extranjerismo"/>
-          <w:lang w:val="es-419" w:eastAsia="es-CO"/>
-        </w:rPr>
-        <w:t>over</w:t>
-      </w:r>
-      <w:proofErr w:type="spellEnd"/>
+        <w:t>pour over</w:t>
+      </w:r>
       <w:r>
         <w:rPr>
           <w:lang w:val="es-419" w:eastAsia="es-CO"/>
@@ -7704,10 +7647,10 @@
           <w:lang w:val="es-419" w:eastAsia="es-CO"/>
         </w:rPr>
         <w:drawing>
-          <wp:inline distT="0" distB="0" distL="0" distR="0" wp14:anchorId="150A976A" wp14:editId="43B1EECD">
+          <wp:inline distT="0" distB="0" distL="0" distR="0" wp14:anchorId="6E291A79" wp14:editId="4DD98E62">
             <wp:extent cx="4680000" cy="1231200"/>
             <wp:effectExtent l="0" t="0" r="6350" b="7620"/>
-            <wp:docPr id="621916439" name="Gráfico 8" descr="Recomendaciones para el servicio de la bebida al cliente. Cada recomendación aparece dentro de un recuadro de color conectado a un marco rectangular del mismo tono. Los mensajes indican: servir la taza por el lado derecho sin pasarla sobre el plato o los cubiertos del cliente; colocar la taza suavemente sobre la mesa; despedirse cordialmente diciendo “disfrute su café” sin esperar propina de forma invasiva; y, si el cliente solicita un endulzante, ofrecer diferentes opciones y presentarlo en un platillo pequeño, evitando colocarlo directamente sobre la mesa."/>
+            <wp:docPr id="7" name="Imagen 7" descr="Recomendaciones para el servicio de la bebida al cliente. Cada recomendación aparece dentro de un recuadro de color conectado a un marco rectangular del mismo tono. Los mensajes indican: servir la taza por el lado derecho sin pasarla sobre el plato o los cubiertos del cliente; colocar la taza suavemente sobre la mesa; despedirse cordialmente diciendo “disfrute su café” sin esperar propina de forma invasiva; y, si el cliente solicita un endulzante, ofrecer diferentes opciones y presentarlo en un platillo pequeño, evitando colocarlo directamente sobre la mesa."/>
             <wp:cNvGraphicFramePr>
               <a:graphicFrameLocks xmlns:a="http://schemas.openxmlformats.org/drawingml/2006/main" noChangeAspect="1"/>
             </wp:cNvGraphicFramePr>
@@ -7715,14 +7658,14 @@
               <a:graphicData uri="http://schemas.openxmlformats.org/drawingml/2006/picture">
                 <pic:pic xmlns:pic="http://schemas.openxmlformats.org/drawingml/2006/picture">
                   <pic:nvPicPr>
-                    <pic:cNvPr id="621916439" name="Gráfico 8" descr="Recomendaciones para el servicio de la bebida al cliente. Cada recomendación aparece dentro de un recuadro de color conectado a un marco rectangular del mismo tono. Los mensajes indican: servir la taza por el lado derecho sin pasarla sobre el plato o los cubiertos del cliente; colocar la taza suavemente sobre la mesa; despedirse cordialmente diciendo “disfrute su café” sin esperar propina de forma invasiva; y, si el cliente solicita un endulzante, ofrecer diferentes opciones y presentarlo en un platillo pequeño, evitando colocarlo directamente sobre la mesa."/>
+                    <pic:cNvPr id="7" name="Imagen 7" descr="Recomendaciones para el servicio de la bebida al cliente. Cada recomendación aparece dentro de un recuadro de color conectado a un marco rectangular del mismo tono. Los mensajes indican: servir la taza por el lado derecho sin pasarla sobre el plato o los cubiertos del cliente; colocar la taza suavemente sobre la mesa; despedirse cordialmente diciendo “disfrute su café” sin esperar propina de forma invasiva; y, si el cliente solicita un endulzante, ofrecer diferentes opciones y presentarlo en un platillo pequeño, evitando colocarlo directamente sobre la mesa."/>
                     <pic:cNvPicPr/>
                   </pic:nvPicPr>
                   <pic:blipFill>
-                    <a:blip r:embed="rId14">
+                    <a:blip r:embed="rId13" cstate="print">
                       <a:extLst>
-                        <a:ext uri="{96DAC541-7B7A-43D3-8B79-37D633B846F1}">
-                          <asvg:svgBlip xmlns:asvg="http://schemas.microsoft.com/office/drawing/2016/SVG/main" r:embed="rId15"/>
+                        <a:ext uri="{28A0092B-C50C-407E-A947-70E740481C1C}">
+                          <a14:useLocalDpi xmlns:a14="http://schemas.microsoft.com/office/drawing/2010/main" val="0"/>
                         </a:ext>
                       </a:extLst>
                     </a:blip>
@@ -8171,31 +8114,13 @@
         </w:rPr>
         <w:t xml:space="preserve"> 96 °C, medida en la salida del difusor (grupo). Se puede verificar con un termómetro de contacto (menos preciso) o, idealmente, con un termofiltro con termopar (instrumento de calibración profesional). Si la temperatura es baja, se debe ajustar el termostato de la caldera (para máquinas de caldera simple) o revisar el restrictor (para intercambiador de calor). Si es alta, se puede realizar un </w:t>
       </w:r>
-      <w:proofErr w:type="spellStart"/>
       <w:r>
         <w:rPr>
           <w:rStyle w:val="Extranjerismo"/>
           <w:lang w:val="es-419" w:eastAsia="es-CO"/>
         </w:rPr>
-        <w:t>cooling</w:t>
-      </w:r>
-      <w:proofErr w:type="spellEnd"/>
-      <w:r>
-        <w:rPr>
-          <w:rStyle w:val="Extranjerismo"/>
-          <w:lang w:val="es-419" w:eastAsia="es-CO"/>
-        </w:rPr>
-        <w:t xml:space="preserve"> </w:t>
-      </w:r>
-      <w:proofErr w:type="spellStart"/>
-      <w:r>
-        <w:rPr>
-          <w:rStyle w:val="Extranjerismo"/>
-          <w:lang w:val="es-419" w:eastAsia="es-CO"/>
-        </w:rPr>
-        <w:t>flush</w:t>
-      </w:r>
-      <w:proofErr w:type="spellEnd"/>
+        <w:t>cooling flush</w:t>
+      </w:r>
       <w:r>
         <w:rPr>
           <w:lang w:val="es-419" w:eastAsia="es-CO"/>
@@ -8359,7 +8284,6 @@
         </w:rPr>
         <w:t xml:space="preserve">Tener disponibles jarabes, saborizantes y </w:t>
       </w:r>
-      <w:proofErr w:type="spellStart"/>
       <w:r>
         <w:rPr>
           <w:rStyle w:val="Extranjerismo"/>
@@ -8367,7 +8291,6 @@
         </w:rPr>
         <w:t>toppings</w:t>
       </w:r>
-      <w:proofErr w:type="spellEnd"/>
       <w:r>
         <w:rPr>
           <w:lang w:val="es-419" w:eastAsia="es-CO"/>
@@ -9754,10 +9677,10 @@
                     <pic:cNvPicPr/>
                   </pic:nvPicPr>
                   <pic:blipFill>
-                    <a:blip r:embed="rId16">
+                    <a:blip r:embed="rId14">
                       <a:extLst>
                         <a:ext uri="{96DAC541-7B7A-43D3-8B79-37D633B846F1}">
-                          <asvg:svgBlip xmlns:asvg="http://schemas.microsoft.com/office/drawing/2016/SVG/main" r:embed="rId17"/>
+                          <asvg:svgBlip xmlns:asvg="http://schemas.microsoft.com/office/drawing/2016/SVG/main" r:embed="rId15"/>
                         </a:ext>
                       </a:extLst>
                     </a:blip>
@@ -9850,28 +9773,12 @@
       <w:r>
         <w:t>: insecto (</w:t>
       </w:r>
-      <w:proofErr w:type="spellStart"/>
       <w:r>
         <w:rPr>
           <w:rStyle w:val="Extranjerismo"/>
         </w:rPr>
-        <w:t>hypothenemus</w:t>
-      </w:r>
-      <w:proofErr w:type="spellEnd"/>
-      <w:r>
-        <w:rPr>
-          <w:rStyle w:val="Extranjerismo"/>
-        </w:rPr>
-        <w:t xml:space="preserve"> </w:t>
-      </w:r>
-      <w:proofErr w:type="spellStart"/>
-      <w:r>
-        <w:rPr>
-          <w:rStyle w:val="Extranjerismo"/>
-        </w:rPr>
-        <w:t>hampei</w:t>
-      </w:r>
-      <w:proofErr w:type="spellEnd"/>
+        <w:t>hypothenemus hampei</w:t>
+      </w:r>
       <w:r>
         <w:t>) que perfora los granos de café en el cultivo, generando defectos físicos y sensoriales.</w:t>
       </w:r>
@@ -10190,7 +10097,7 @@
       <w:r>
         <w:t xml:space="preserve">Federación Nacional de Cafeteros de Colombia. (s.f.). ¿Quiénes Somos? [Página web]. Recuperado el 4 de mayo de 2026, de </w:t>
       </w:r>
-      <w:hyperlink r:id="rId18" w:history="1">
+      <w:hyperlink r:id="rId16" w:history="1">
         <w:r>
           <w:rPr>
             <w:rStyle w:val="Hipervnculo"/>
@@ -10203,7 +10110,7 @@
       <w:r>
         <w:t xml:space="preserve">Ministerio de la Protección Social. (2006, 28 de febrero). Decreto 616 de 2006, por el cual se expide el Reglamento Técnico sobre los requisitos que debe cumplir la leche para el consumo humano. Diario Oficial No. 46.177. </w:t>
       </w:r>
-      <w:hyperlink r:id="rId19" w:history="1">
+      <w:hyperlink r:id="rId17" w:history="1">
         <w:r>
           <w:rPr>
             <w:rStyle w:val="Hipervnculo"/>
@@ -10216,7 +10123,7 @@
       <w:r>
         <w:t xml:space="preserve">Ministerio de la Protección Social. (2007, 9 de mayo). Decreto 1575 de 2007, por el cual se establece el Sistema para la Protección y Control de la Calidad del Agua para Consumo Humano. Diario Oficial No. 46.684. </w:t>
       </w:r>
-      <w:hyperlink r:id="rId20" w:history="1">
+      <w:hyperlink r:id="rId18" w:history="1">
         <w:r>
           <w:rPr>
             <w:rStyle w:val="Hipervnculo"/>
@@ -10236,7 +10143,7 @@
         <w:lastRenderedPageBreak/>
         <w:t xml:space="preserve">Ministerio de la Protección Social. (2005, 29 de diciembre). Resolución 5109 de 2005, por la cual se establece el reglamento técnico sobre los requisitos de rotulado o etiquetado que deben cumplir los alimentos envasados. </w:t>
       </w:r>
-      <w:hyperlink r:id="rId21" w:history="1">
+      <w:hyperlink r:id="rId19" w:history="1">
         <w:r>
           <w:rPr>
             <w:rStyle w:val="Hipervnculo"/>
@@ -10249,7 +10156,7 @@
       <w:r>
         <w:t xml:space="preserve">Ministerio de Salud y Protección Social. (2013, 22 de julio). *Resolución 2674 de 2013, Por la cual se reglamenta el artículo 126 del Decreto Ley 019 de 2012 y se dictan otras disposiciones </w:t>
       </w:r>
-      <w:hyperlink r:id="rId22" w:history="1">
+      <w:hyperlink r:id="rId20" w:history="1">
         <w:r>
           <w:rPr>
             <w:rStyle w:val="Hipervnculo"/>
@@ -10280,7 +10187,7 @@
       <w:r>
         <w:t xml:space="preserve">nea, disponible en </w:t>
       </w:r>
-      <w:hyperlink r:id="rId23" w:history="1">
+      <w:hyperlink r:id="rId21" w:history="1">
         <w:r>
           <w:rPr>
             <w:rStyle w:val="Hipervnculo"/>
@@ -10293,29 +10200,8 @@
       </w:r>
     </w:p>
     <w:p>
-      <w:proofErr w:type="spellStart"/>
-      <w:r>
-        <w:t>Nuova</w:t>
-      </w:r>
-      <w:proofErr w:type="spellEnd"/>
-      <w:r>
-        <w:t xml:space="preserve"> </w:t>
-      </w:r>
-      <w:proofErr w:type="spellStart"/>
-      <w:r>
-        <w:t>Simonelli</w:t>
-      </w:r>
-      <w:proofErr w:type="spellEnd"/>
-      <w:r>
-        <w:t xml:space="preserve"> / La </w:t>
-      </w:r>
-      <w:proofErr w:type="spellStart"/>
-      <w:r>
-        <w:t>Marzocco</w:t>
-      </w:r>
-      <w:proofErr w:type="spellEnd"/>
-      <w:r>
-        <w:t xml:space="preserve">. (2021). Manual de mantenimiento de máquinas de </w:t>
+      <w:r>
+        <w:t xml:space="preserve">Nuova Simonelli / La Marzocco. (2021). Manual de mantenimiento de máquinas de </w:t>
       </w:r>
       <w:r>
         <w:rPr>
@@ -10354,7 +10240,7 @@
       <w:r>
         <w:t xml:space="preserve"> (Edición en español adaptada por FNC). Scott Rao Publishing. </w:t>
       </w:r>
-      <w:hyperlink r:id="rId24" w:history="1">
+      <w:hyperlink r:id="rId22" w:history="1">
         <w:r>
           <w:rPr>
             <w:rStyle w:val="Hipervnculo"/>
@@ -10365,23 +10251,7 @@
     </w:p>
     <w:p>
       <w:r>
-        <w:t xml:space="preserve">Specialty </w:t>
-      </w:r>
-      <w:proofErr w:type="spellStart"/>
-      <w:r>
-        <w:t>Coffee</w:t>
-      </w:r>
-      <w:proofErr w:type="spellEnd"/>
-      <w:r>
-        <w:t xml:space="preserve"> </w:t>
-      </w:r>
-      <w:proofErr w:type="spellStart"/>
-      <w:r>
-        <w:t>Association</w:t>
-      </w:r>
-      <w:proofErr w:type="spellEnd"/>
-      <w:r>
-        <w:t xml:space="preserve">. (2022). SCA </w:t>
+        <w:t xml:space="preserve">Specialty Coffee Association. (2022). SCA </w:t>
       </w:r>
       <w:r>
         <w:rPr>
@@ -10392,7 +10262,7 @@
       <w:r>
         <w:t xml:space="preserve">. SCA. (Documento técnico internacional, disponible en </w:t>
       </w:r>
-      <w:hyperlink r:id="rId25" w:history="1">
+      <w:hyperlink r:id="rId23" w:history="1">
         <w:r>
           <w:rPr>
             <w:rStyle w:val="Hipervnculo"/>
@@ -10662,7 +10532,25 @@
               <w:rPr>
                 <w:lang w:val="es-CO"/>
               </w:rPr>
-              <w:t>Experto temático</w:t>
+              <w:t>Expert</w:t>
+            </w:r>
+            <w:r>
+              <w:rPr>
+                <w:lang w:val="es-CO"/>
+              </w:rPr>
+              <w:t>a</w:t>
+            </w:r>
+            <w:r>
+              <w:rPr>
+                <w:lang w:val="es-CO"/>
+              </w:rPr>
+              <w:t xml:space="preserve"> temátic</w:t>
+            </w:r>
+            <w:r>
+              <w:rPr>
+                <w:lang w:val="es-CO"/>
+              </w:rPr>
+              <w:t>a</w:t>
             </w:r>
           </w:p>
         </w:tc>
@@ -10783,7 +10671,19 @@
               <w:rPr>
                 <w:lang w:val="es-CO"/>
               </w:rPr>
-              <w:t>Diseñador de contenidos digitales</w:t>
+              <w:t>Diseñador</w:t>
+            </w:r>
+            <w:r>
+              <w:rPr>
+                <w:lang w:val="es-CO"/>
+              </w:rPr>
+              <w:t xml:space="preserve">a </w:t>
+            </w:r>
+            <w:r>
+              <w:rPr>
+                <w:lang w:val="es-CO"/>
+              </w:rPr>
+              <w:t>de contenidos digitales</w:t>
             </w:r>
           </w:p>
         </w:tc>
@@ -10849,17 +10749,8 @@
                 <w:rStyle w:val="Extranjerismo"/>
                 <w:lang w:val="es-CO"/>
               </w:rPr>
-              <w:t xml:space="preserve">full </w:t>
-            </w:r>
-            <w:proofErr w:type="spellStart"/>
-            <w:r>
-              <w:rPr>
-                <w:rStyle w:val="Extranjerismo"/>
-                <w:lang w:val="es-CO"/>
-              </w:rPr>
-              <w:t>stack</w:t>
-            </w:r>
-            <w:proofErr w:type="spellEnd"/>
+              <w:t>full stack</w:t>
+            </w:r>
           </w:p>
         </w:tc>
         <w:tc>
@@ -11023,7 +10914,19 @@
               <w:rPr>
                 <w:lang w:val="es-CO"/>
               </w:rPr>
-              <w:t>Evaluador de contenidos inclusivos y accesibles</w:t>
+              <w:t>Evaluador</w:t>
+            </w:r>
+            <w:r>
+              <w:rPr>
+                <w:lang w:val="es-CO"/>
+              </w:rPr>
+              <w:t>a</w:t>
+            </w:r>
+            <w:r>
+              <w:rPr>
+                <w:lang w:val="es-CO"/>
+              </w:rPr>
+              <w:t xml:space="preserve"> de contenidos inclusivos y accesibles</w:t>
             </w:r>
           </w:p>
         </w:tc>
@@ -11082,7 +10985,19 @@
               <w:rPr>
                 <w:lang w:val="es-CO"/>
               </w:rPr>
-              <w:t>Evaluador de contenidos inclusivos y accesibles</w:t>
+              <w:t>Evaluador</w:t>
+            </w:r>
+            <w:r>
+              <w:rPr>
+                <w:lang w:val="es-CO"/>
+              </w:rPr>
+              <w:t>a</w:t>
+            </w:r>
+            <w:r>
+              <w:rPr>
+                <w:lang w:val="es-CO"/>
+              </w:rPr>
+              <w:t xml:space="preserve"> de contenidos inclusivos y accesibles</w:t>
             </w:r>
           </w:p>
         </w:tc>
@@ -11144,7 +11059,31 @@
               <w:rPr>
                 <w:lang w:val="es-CO"/>
               </w:rPr>
-              <w:t>Validador y vinculador de recursos educativos digitales</w:t>
+              <w:t>Validador</w:t>
+            </w:r>
+            <w:r>
+              <w:rPr>
+                <w:lang w:val="es-CO"/>
+              </w:rPr>
+              <w:t>a</w:t>
+            </w:r>
+            <w:r>
+              <w:rPr>
+                <w:lang w:val="es-CO"/>
+              </w:rPr>
+              <w:t xml:space="preserve"> y vinculador</w:t>
+            </w:r>
+            <w:r>
+              <w:rPr>
+                <w:lang w:val="es-CO"/>
+              </w:rPr>
+              <w:t xml:space="preserve">a </w:t>
+            </w:r>
+            <w:r>
+              <w:rPr>
+                <w:lang w:val="es-CO"/>
+              </w:rPr>
+              <w:t>de recursos educativos digitales</w:t>
             </w:r>
           </w:p>
         </w:tc>
@@ -11237,8 +11176,8 @@
       </w:pPr>
     </w:p>
     <w:sectPr>
-      <w:headerReference w:type="default" r:id="rId26"/>
-      <w:footerReference w:type="default" r:id="rId27"/>
+      <w:headerReference w:type="default" r:id="rId24"/>
+      <w:footerReference w:type="default" r:id="rId25"/>
       <w:pgSz w:w="12240" w:h="15840"/>
       <w:pgMar w:top="1701" w:right="1134" w:bottom="1134" w:left="1134" w:header="709" w:footer="737" w:gutter="0"/>
       <w:pgNumType w:start="1"/>
@@ -16532,7 +16471,14 @@
 </file>
 
 <file path=customXml/item2.xml><?xml version="1.0" encoding="utf-8"?>
-<b:Sources xmlns:b="http://schemas.openxmlformats.org/officeDocument/2006/bibliography" xmlns="http://schemas.openxmlformats.org/officeDocument/2006/bibliography" SelectedStyle="\APASixthEditionOfficeOnline.xsl" StyleName="APA" Version="6"/>
+<p:properties xmlns:p="http://schemas.microsoft.com/office/2006/metadata/properties" xmlns:xsi="http://www.w3.org/2001/XMLSchema-instance" xmlns:pc="http://schemas.microsoft.com/office/infopath/2007/PartnerControls">
+  <documentManagement>
+    <TaxCatchAll xmlns="67a0edcd-0de5-43ed-8c27-e32f38a00c91" xsi:nil="true"/>
+    <lcf76f155ced4ddcb4097134ff3c332f xmlns="42760c81-fd8e-4d59-8953-7cdb9f38b14f">
+      <Terms xmlns="http://schemas.microsoft.com/office/infopath/2007/PartnerControls"/>
+    </lcf76f155ced4ddcb4097134ff3c332f>
+  </documentManagement>
+</p:properties>
 </file>
 
 <file path=customXml/item3.xml><?xml version="1.0" encoding="utf-8"?>
@@ -16545,14 +16491,7 @@
 </file>
 
 <file path=customXml/item4.xml><?xml version="1.0" encoding="utf-8"?>
-<p:properties xmlns:p="http://schemas.microsoft.com/office/2006/metadata/properties" xmlns:xsi="http://www.w3.org/2001/XMLSchema-instance" xmlns:pc="http://schemas.microsoft.com/office/infopath/2007/PartnerControls">
-  <documentManagement>
-    <TaxCatchAll xmlns="67a0edcd-0de5-43ed-8c27-e32f38a00c91" xsi:nil="true"/>
-    <lcf76f155ced4ddcb4097134ff3c332f xmlns="42760c81-fd8e-4d59-8953-7cdb9f38b14f">
-      <Terms xmlns="http://schemas.microsoft.com/office/infopath/2007/PartnerControls"/>
-    </lcf76f155ced4ddcb4097134ff3c332f>
-  </documentManagement>
-</p:properties>
+<b:Sources xmlns:b="http://schemas.openxmlformats.org/officeDocument/2006/bibliography" xmlns="http://schemas.openxmlformats.org/officeDocument/2006/bibliography" SelectedStyle="\APASixthEditionOfficeOnline.xsl" StyleName="APA" Version="6"/>
 </file>
 
 <file path=customXml/itemProps1.xml><?xml version="1.0" encoding="utf-8"?>
@@ -16575,9 +16514,12 @@
 </file>
 
 <file path=customXml/itemProps2.xml><?xml version="1.0" encoding="utf-8"?>
-<ds:datastoreItem xmlns:ds="http://schemas.openxmlformats.org/officeDocument/2006/customXml" ds:itemID="{EAE431FD-7059-4C09-804B-C9D69EB7B213}">
+<ds:datastoreItem xmlns:ds="http://schemas.openxmlformats.org/officeDocument/2006/customXml" ds:itemID="{1279454D-02BE-4A9C-A117-DCD1573E2608}">
   <ds:schemaRefs>
-    <ds:schemaRef ds:uri="http://schemas.openxmlformats.org/officeDocument/2006/bibliography"/>
+    <ds:schemaRef ds:uri="http://schemas.microsoft.com/office/2006/metadata/properties"/>
+    <ds:schemaRef ds:uri="http://schemas.microsoft.com/office/infopath/2007/PartnerControls"/>
+    <ds:schemaRef ds:uri="67a0edcd-0de5-43ed-8c27-e32f38a00c91"/>
+    <ds:schemaRef ds:uri="42760c81-fd8e-4d59-8953-7cdb9f38b14f"/>
   </ds:schemaRefs>
 </ds:datastoreItem>
 </file>
@@ -16591,12 +16533,9 @@
 </file>
 
 <file path=customXml/itemProps4.xml><?xml version="1.0" encoding="utf-8"?>
-<ds:datastoreItem xmlns:ds="http://schemas.openxmlformats.org/officeDocument/2006/customXml" ds:itemID="{1279454D-02BE-4A9C-A117-DCD1573E2608}">
+<ds:datastoreItem xmlns:ds="http://schemas.openxmlformats.org/officeDocument/2006/customXml" ds:itemID="{EAE431FD-7059-4C09-804B-C9D69EB7B213}">
   <ds:schemaRefs>
-    <ds:schemaRef ds:uri="http://schemas.microsoft.com/office/2006/metadata/properties"/>
-    <ds:schemaRef ds:uri="http://schemas.microsoft.com/office/infopath/2007/PartnerControls"/>
-    <ds:schemaRef ds:uri="67a0edcd-0de5-43ed-8c27-e32f38a00c91"/>
-    <ds:schemaRef ds:uri="42760c81-fd8e-4d59-8953-7cdb9f38b14f"/>
+    <ds:schemaRef ds:uri="http://schemas.openxmlformats.org/officeDocument/2006/bibliography"/>
   </ds:schemaRefs>
 </ds:datastoreItem>
 </file>
--- a/fuentes/63560006_CF02_DU.docx
+++ b/fuentes/63560006_CF02_DU.docx
@@ -205,7 +205,7 @@
               </wp:anchor>
             </w:drawing>
           </mc:Choice>
-          <mc:Fallback xmlns:oel="http://schemas.microsoft.com/office/2019/extlst" xmlns:w16cei="http://schemas.microsoft.com/office/word/2026/wordml/cei" xmlns:w16du="http://schemas.microsoft.com/office/word/2023/wordml/word16du" xmlns:w16sdtfl="http://schemas.microsoft.com/office/word/2024/wordml/sdtformatlock">
+          <mc:Fallback xmlns:w16sdtfl="http://schemas.microsoft.com/office/word/2024/wordml/sdtformatlock" xmlns:w16du="http://schemas.microsoft.com/office/word/2023/wordml/word16du" xmlns:w16cei="http://schemas.microsoft.com/office/word/2026/wordml/cei" xmlns:oel="http://schemas.microsoft.com/office/2019/extlst">
             <w:pict>
               <v:rect w14:anchorId="4C256C62" id="Rectángulo 3" o:spid="_x0000_s1026" alt="&quot;&quot;" style="position:absolute;margin-left:-55.95pt;margin-top:26.4pt;width:613.85pt;height:164.25pt;z-index:-251655168;visibility:visible;mso-wrap-style:square;mso-height-percent:0;mso-wrap-distance-left:9pt;mso-wrap-distance-top:0;mso-wrap-distance-right:9pt;mso-wrap-distance-bottom:0;mso-position-horizontal:absolute;mso-position-horizontal-relative:text;mso-position-vertical:absolute;mso-position-vertical-relative:text;mso-height-percent:0;mso-height-relative:margin;v-text-anchor:middle" o:gfxdata="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" fillcolor="#00314d" stroked="f" strokeweight="1pt"/>
             </w:pict>
@@ -514,7 +514,18 @@
           <w:kern w:val="0"/>
           <w14:ligatures w14:val="none"/>
         </w:rPr>
-        <w:t>juli</w:t>
+        <w:t>J</w:t>
+      </w:r>
+      <w:r>
+        <w:rPr>
+          <w:rFonts w:ascii="Calibri" w:hAnsi="Calibri"/>
+          <w:b/>
+          <w:bCs/>
+          <w:color w:val="000000" w:themeColor="text1"/>
+          <w:kern w:val="0"/>
+          <w14:ligatures w14:val="none"/>
+        </w:rPr>
+        <w:t>uli</w:t>
       </w:r>
       <w:r>
         <w:rPr>
@@ -608,7 +619,7 @@
           <w:r>
             <w:fldChar w:fldCharType="separate"/>
           </w:r>
-          <w:hyperlink w:anchor="_Toc236646463" w:history="1">
+          <w:hyperlink w:anchor="_Toc238885163" w:history="1">
             <w:r>
               <w:rPr>
                 <w:rStyle w:val="Hipervnculo"/>
@@ -635,7 +646,7 @@
                 <w:noProof/>
                 <w:webHidden/>
               </w:rPr>
-              <w:instrText xml:space="preserve"> PAGEREF _Toc236646463 \h </w:instrText>
+              <w:instrText xml:space="preserve"> PAGEREF _Toc238885163 \h </w:instrText>
             </w:r>
             <w:r>
               <w:rPr>
@@ -681,7 +692,7 @@
               <w14:ligatures w14:val="none"/>
             </w:rPr>
           </w:pPr>
-          <w:hyperlink w:anchor="_Toc236646464" w:history="1">
+          <w:hyperlink w:anchor="_Toc238885164" w:history="1">
             <w:r>
               <w:rPr>
                 <w:rStyle w:val="Hipervnculo"/>
@@ -708,7 +719,7 @@
                 <w:noProof/>
                 <w:webHidden/>
               </w:rPr>
-              <w:instrText xml:space="preserve"> PAGEREF _Toc236646464 \h </w:instrText>
+              <w:instrText xml:space="preserve"> PAGEREF _Toc238885164 \h </w:instrText>
             </w:r>
             <w:r>
               <w:rPr>
@@ -754,7 +765,7 @@
               <w14:ligatures w14:val="none"/>
             </w:rPr>
           </w:pPr>
-          <w:hyperlink w:anchor="_Toc236646465" w:history="1">
+          <w:hyperlink w:anchor="_Toc238885165" w:history="1">
             <w:r>
               <w:rPr>
                 <w:rStyle w:val="Hipervnculo"/>
@@ -781,7 +792,7 @@
                 <w:noProof/>
                 <w:webHidden/>
               </w:rPr>
-              <w:instrText xml:space="preserve"> PAGEREF _Toc236646465 \h </w:instrText>
+              <w:instrText xml:space="preserve"> PAGEREF _Toc238885165 \h </w:instrText>
             </w:r>
             <w:r>
               <w:rPr>
@@ -827,7 +838,7 @@
               <w14:ligatures w14:val="none"/>
             </w:rPr>
           </w:pPr>
-          <w:hyperlink w:anchor="_Toc236646466" w:history="1">
+          <w:hyperlink w:anchor="_Toc238885166" w:history="1">
             <w:r>
               <w:rPr>
                 <w:rStyle w:val="Hipervnculo"/>
@@ -854,7 +865,7 @@
                 <w:noProof/>
                 <w:webHidden/>
               </w:rPr>
-              <w:instrText xml:space="preserve"> PAGEREF _Toc236646466 \h </w:instrText>
+              <w:instrText xml:space="preserve"> PAGEREF _Toc238885166 \h </w:instrText>
             </w:r>
             <w:r>
               <w:rPr>
@@ -900,7 +911,7 @@
               <w14:ligatures w14:val="none"/>
             </w:rPr>
           </w:pPr>
-          <w:hyperlink w:anchor="_Toc236646467" w:history="1">
+          <w:hyperlink w:anchor="_Toc238885167" w:history="1">
             <w:r>
               <w:rPr>
                 <w:rStyle w:val="Hipervnculo"/>
@@ -927,7 +938,7 @@
                 <w:noProof/>
                 <w:webHidden/>
               </w:rPr>
-              <w:instrText xml:space="preserve"> PAGEREF _Toc236646467 \h </w:instrText>
+              <w:instrText xml:space="preserve"> PAGEREF _Toc238885167 \h </w:instrText>
             </w:r>
             <w:r>
               <w:rPr>
@@ -973,7 +984,7 @@
               <w14:ligatures w14:val="none"/>
             </w:rPr>
           </w:pPr>
-          <w:hyperlink w:anchor="_Toc236646468" w:history="1">
+          <w:hyperlink w:anchor="_Toc238885168" w:history="1">
             <w:r>
               <w:rPr>
                 <w:rStyle w:val="Hipervnculo"/>
@@ -1000,7 +1011,7 @@
                 <w:noProof/>
                 <w:webHidden/>
               </w:rPr>
-              <w:instrText xml:space="preserve"> PAGEREF _Toc236646468 \h </w:instrText>
+              <w:instrText xml:space="preserve"> PAGEREF _Toc238885168 \h </w:instrText>
             </w:r>
             <w:r>
               <w:rPr>
@@ -1046,7 +1057,7 @@
               <w14:ligatures w14:val="none"/>
             </w:rPr>
           </w:pPr>
-          <w:hyperlink w:anchor="_Toc236646469" w:history="1">
+          <w:hyperlink w:anchor="_Toc238885169" w:history="1">
             <w:r>
               <w:rPr>
                 <w:rStyle w:val="Hipervnculo"/>
@@ -1073,7 +1084,7 @@
                 <w:noProof/>
                 <w:webHidden/>
               </w:rPr>
-              <w:instrText xml:space="preserve"> PAGEREF _Toc236646469 \h </w:instrText>
+              <w:instrText xml:space="preserve"> PAGEREF _Toc238885169 \h </w:instrText>
             </w:r>
             <w:r>
               <w:rPr>
@@ -1119,7 +1130,7 @@
               <w14:ligatures w14:val="none"/>
             </w:rPr>
           </w:pPr>
-          <w:hyperlink w:anchor="_Toc236646470" w:history="1">
+          <w:hyperlink w:anchor="_Toc238885170" w:history="1">
             <w:r>
               <w:rPr>
                 <w:rStyle w:val="Hipervnculo"/>
@@ -1146,7 +1157,7 @@
                 <w:noProof/>
                 <w:webHidden/>
               </w:rPr>
-              <w:instrText xml:space="preserve"> PAGEREF _Toc236646470 \h </w:instrText>
+              <w:instrText xml:space="preserve"> PAGEREF _Toc238885170 \h </w:instrText>
             </w:r>
             <w:r>
               <w:rPr>
@@ -1192,7 +1203,7 @@
               <w14:ligatures w14:val="none"/>
             </w:rPr>
           </w:pPr>
-          <w:hyperlink w:anchor="_Toc236646471" w:history="1">
+          <w:hyperlink w:anchor="_Toc238885171" w:history="1">
             <w:r>
               <w:rPr>
                 <w:rStyle w:val="Hipervnculo"/>
@@ -1219,7 +1230,7 @@
                 <w:noProof/>
                 <w:webHidden/>
               </w:rPr>
-              <w:instrText xml:space="preserve"> PAGEREF _Toc236646471 \h </w:instrText>
+              <w:instrText xml:space="preserve"> PAGEREF _Toc238885171 \h </w:instrText>
             </w:r>
             <w:r>
               <w:rPr>
@@ -1265,7 +1276,7 @@
               <w14:ligatures w14:val="none"/>
             </w:rPr>
           </w:pPr>
-          <w:hyperlink w:anchor="_Toc236646472" w:history="1">
+          <w:hyperlink w:anchor="_Toc238885172" w:history="1">
             <w:r>
               <w:rPr>
                 <w:rStyle w:val="Hipervnculo"/>
@@ -1292,7 +1303,7 @@
                 <w:noProof/>
                 <w:webHidden/>
               </w:rPr>
-              <w:instrText xml:space="preserve"> PAGEREF _Toc236646472 \h </w:instrText>
+              <w:instrText xml:space="preserve"> PAGEREF _Toc238885172 \h </w:instrText>
             </w:r>
             <w:r>
               <w:rPr>
@@ -1338,7 +1349,7 @@
               <w14:ligatures w14:val="none"/>
             </w:rPr>
           </w:pPr>
-          <w:hyperlink w:anchor="_Toc236646473" w:history="1">
+          <w:hyperlink w:anchor="_Toc238885173" w:history="1">
             <w:r>
               <w:rPr>
                 <w:rStyle w:val="Hipervnculo"/>
@@ -1365,7 +1376,7 @@
                 <w:noProof/>
                 <w:webHidden/>
               </w:rPr>
-              <w:instrText xml:space="preserve"> PAGEREF _Toc236646473 \h </w:instrText>
+              <w:instrText xml:space="preserve"> PAGEREF _Toc238885173 \h </w:instrText>
             </w:r>
             <w:r>
               <w:rPr>
@@ -1411,7 +1422,7 @@
               <w14:ligatures w14:val="none"/>
             </w:rPr>
           </w:pPr>
-          <w:hyperlink w:anchor="_Toc236646474" w:history="1">
+          <w:hyperlink w:anchor="_Toc238885174" w:history="1">
             <w:r>
               <w:rPr>
                 <w:rStyle w:val="Hipervnculo"/>
@@ -1438,7 +1449,7 @@
                 <w:noProof/>
                 <w:webHidden/>
               </w:rPr>
-              <w:instrText xml:space="preserve"> PAGEREF _Toc236646474 \h </w:instrText>
+              <w:instrText xml:space="preserve"> PAGEREF _Toc238885174 \h </w:instrText>
             </w:r>
             <w:r>
               <w:rPr>
@@ -1486,7 +1497,7 @@
       <w:pPr>
         <w:pStyle w:val="Titulosgenerales"/>
       </w:pPr>
-      <w:bookmarkStart w:id="0" w:name="_Toc236646463"/>
+      <w:bookmarkStart w:id="0" w:name="_Toc238885163"/>
       <w:r>
         <w:lastRenderedPageBreak/>
         <w:t>Introducción</w:t>
@@ -1525,7 +1536,7 @@
       <w:pPr>
         <w:pStyle w:val="Ttulo1"/>
       </w:pPr>
-      <w:bookmarkStart w:id="1" w:name="_Toc236646464"/>
+      <w:bookmarkStart w:id="1" w:name="_Toc238885164"/>
       <w:r>
         <w:lastRenderedPageBreak/>
         <w:t>Maquinaria y equipos para la preparación de café</w:t>
@@ -1859,9 +1870,10 @@
         <w:pStyle w:val="Prrafodelista"/>
         <w:numPr>
           <w:ilvl w:val="0"/>
-          <w:numId w:val="22"/>
+          <w:numId w:val="32"/>
         </w:numPr>
       </w:pPr>
+      <w:proofErr w:type="spellStart"/>
       <w:r>
         <w:rPr>
           <w:b/>
@@ -1869,6 +1881,7 @@
         </w:rPr>
         <w:t>Termobloque</w:t>
       </w:r>
+      <w:proofErr w:type="spellEnd"/>
     </w:p>
     <w:p>
       <w:pPr>
@@ -1969,7 +1982,7 @@
         <w:pStyle w:val="Prrafodelista"/>
         <w:numPr>
           <w:ilvl w:val="0"/>
-          <w:numId w:val="6"/>
+          <w:numId w:val="32"/>
         </w:numPr>
         <w:rPr>
           <w:b/>
@@ -2099,7 +2112,7 @@
         <w:pStyle w:val="Prrafodelista"/>
         <w:numPr>
           <w:ilvl w:val="0"/>
-          <w:numId w:val="6"/>
+          <w:numId w:val="32"/>
         </w:numPr>
         <w:rPr>
           <w:b/>
@@ -2210,7 +2223,7 @@
         <w:pStyle w:val="Prrafodelista"/>
         <w:numPr>
           <w:ilvl w:val="0"/>
-          <w:numId w:val="6"/>
+          <w:numId w:val="32"/>
         </w:numPr>
         <w:rPr>
           <w:b/>
@@ -2575,7 +2588,13 @@
               <w:pStyle w:val="TextoTablas"/>
             </w:pPr>
             <w:r>
-              <w:t>Cafeterías de volumen medio (20 80 cafés diarios)</w:t>
+              <w:t xml:space="preserve">Cafeterías de volumen medio (20 </w:t>
+            </w:r>
+            <w:r>
+              <w:t xml:space="preserve">- </w:t>
+            </w:r>
+            <w:r>
+              <w:t>80 cafés diarios)</w:t>
             </w:r>
           </w:p>
         </w:tc>
@@ -2640,7 +2659,31 @@
         <w:t>Nota.</w:t>
       </w:r>
       <w:r>
-        <w:t xml:space="preserve"> Adaptado de Nuova Simonelli (2021) y Rancilio (2020).</w:t>
+        <w:t xml:space="preserve"> Adaptado de </w:t>
+      </w:r>
+      <w:proofErr w:type="spellStart"/>
+      <w:r>
+        <w:t>Nuova</w:t>
+      </w:r>
+      <w:proofErr w:type="spellEnd"/>
+      <w:r>
+        <w:t xml:space="preserve"> </w:t>
+      </w:r>
+      <w:proofErr w:type="spellStart"/>
+      <w:r>
+        <w:t>Simonelli</w:t>
+      </w:r>
+      <w:proofErr w:type="spellEnd"/>
+      <w:r>
+        <w:t xml:space="preserve"> (2021) y </w:t>
+      </w:r>
+      <w:proofErr w:type="spellStart"/>
+      <w:r>
+        <w:t>Rancilio</w:t>
+      </w:r>
+      <w:proofErr w:type="spellEnd"/>
+      <w:r>
+        <w:t xml:space="preserve"> (2020).</w:t>
       </w:r>
     </w:p>
     <w:p>
@@ -2869,8 +2912,17 @@
           <w:b/>
           <w:bCs/>
         </w:rPr>
-        <w:t>Pisón o tamper</w:t>
-      </w:r>
+        <w:t xml:space="preserve">Pisón o </w:t>
+      </w:r>
+      <w:proofErr w:type="spellStart"/>
+      <w:r>
+        <w:rPr>
+          <w:b/>
+          <w:bCs/>
+        </w:rPr>
+        <w:t>tamper</w:t>
+      </w:r>
+      <w:proofErr w:type="spellEnd"/>
       <w:r>
         <w:t>: con base plana de 58 mm de diámetro. Se utiliza para compactar el café molido en la cesta del portafiltro con presión nivelada de 10 - 15 kg. La base debe mantenerse limpia y sin rayones.</w:t>
       </w:r>
@@ -3030,7 +3082,7 @@
       <w:pPr>
         <w:pStyle w:val="Ttulo1"/>
       </w:pPr>
-      <w:bookmarkStart w:id="2" w:name="_Toc236646465"/>
+      <w:bookmarkStart w:id="2" w:name="_Toc238885165"/>
       <w:r>
         <w:lastRenderedPageBreak/>
         <w:t>Mantenimiento básico y rutinas de limpieza</w:t>
@@ -3097,21 +3149,48 @@
           <w:rStyle w:val="Extranjerismo"/>
           <w:lang w:val="es-419" w:eastAsia="es-CO"/>
         </w:rPr>
-        <w:t>Listeria monocytogenes</w:t>
-      </w:r>
+        <w:t xml:space="preserve">Listeria </w:t>
+      </w:r>
+      <w:proofErr w:type="spellStart"/>
+      <w:r>
+        <w:rPr>
+          <w:rStyle w:val="Extranjerismo"/>
+          <w:lang w:val="es-419" w:eastAsia="es-CO"/>
+        </w:rPr>
+        <w:t>monocytogenes</w:t>
+      </w:r>
+      <w:proofErr w:type="spellEnd"/>
       <w:r>
         <w:rPr>
           <w:lang w:val="es-419" w:eastAsia="es-CO"/>
         </w:rPr>
         <w:t xml:space="preserve"> o </w:t>
       </w:r>
+      <w:proofErr w:type="spellStart"/>
       <w:r>
         <w:rPr>
           <w:rStyle w:val="Extranjerismo"/>
           <w:lang w:val="es-419" w:eastAsia="es-CO"/>
         </w:rPr>
-        <w:t>Staphylococcus aureus</w:t>
-      </w:r>
+        <w:t>Staphylococcus</w:t>
+      </w:r>
+      <w:proofErr w:type="spellEnd"/>
+      <w:r>
+        <w:rPr>
+          <w:rStyle w:val="Extranjerismo"/>
+          <w:lang w:val="es-419" w:eastAsia="es-CO"/>
+        </w:rPr>
+        <w:t xml:space="preserve"> </w:t>
+      </w:r>
+      <w:proofErr w:type="spellStart"/>
+      <w:r>
+        <w:rPr>
+          <w:rStyle w:val="Extranjerismo"/>
+          <w:lang w:val="es-419" w:eastAsia="es-CO"/>
+        </w:rPr>
+        <w:t>aureus</w:t>
+      </w:r>
+      <w:proofErr w:type="spellEnd"/>
       <w:r>
         <w:rPr>
           <w:lang w:val="es-419" w:eastAsia="es-CO"/>
@@ -3394,7 +3473,23 @@
           <w:bCs/>
           <w:lang w:val="es-419" w:eastAsia="es-CO"/>
         </w:rPr>
-        <w:t>Paso 1 – Cepillar cesta</w:t>
+        <w:t xml:space="preserve">Paso 1 </w:t>
+      </w:r>
+      <w:r>
+        <w:rPr>
+          <w:b/>
+          <w:bCs/>
+          <w:lang w:val="es-419" w:eastAsia="es-CO"/>
+        </w:rPr>
+        <w:t>-</w:t>
+      </w:r>
+      <w:r>
+        <w:rPr>
+          <w:b/>
+          <w:bCs/>
+          <w:lang w:val="es-419" w:eastAsia="es-CO"/>
+        </w:rPr>
+        <w:t xml:space="preserve"> Cepillar cesta</w:t>
       </w:r>
       <w:r>
         <w:rPr>
@@ -3429,7 +3524,23 @@
           <w:bCs/>
           <w:lang w:val="es-419" w:eastAsia="es-CO"/>
         </w:rPr>
-        <w:t xml:space="preserve">Paso 2 – </w:t>
+        <w:t xml:space="preserve">Paso 2 </w:t>
+      </w:r>
+      <w:r>
+        <w:rPr>
+          <w:b/>
+          <w:bCs/>
+          <w:lang w:val="es-419" w:eastAsia="es-CO"/>
+        </w:rPr>
+        <w:t>-</w:t>
+      </w:r>
+      <w:r>
+        <w:rPr>
+          <w:b/>
+          <w:bCs/>
+          <w:lang w:val="es-419" w:eastAsia="es-CO"/>
+        </w:rPr>
+        <w:t xml:space="preserve"> </w:t>
       </w:r>
       <w:r>
         <w:rPr>
@@ -3480,7 +3591,23 @@
           <w:bCs/>
           <w:lang w:val="es-419" w:eastAsia="es-CO"/>
         </w:rPr>
-        <w:t>Paso 3 – Limpiar lanza de vapor</w:t>
+        <w:t xml:space="preserve">Paso 3 </w:t>
+      </w:r>
+      <w:r>
+        <w:rPr>
+          <w:b/>
+          <w:bCs/>
+          <w:lang w:val="es-419" w:eastAsia="es-CO"/>
+        </w:rPr>
+        <w:t>-</w:t>
+      </w:r>
+      <w:r>
+        <w:rPr>
+          <w:b/>
+          <w:bCs/>
+          <w:lang w:val="es-419" w:eastAsia="es-CO"/>
+        </w:rPr>
+        <w:t xml:space="preserve"> Limpiar lanza de vapor</w:t>
       </w:r>
       <w:r>
         <w:rPr>
@@ -3516,7 +3643,23 @@
           <w:lang w:val="es-419" w:eastAsia="es-CO"/>
         </w:rPr>
         <w:lastRenderedPageBreak/>
-        <w:t>Paso 4 – Desinfectar bandeja</w:t>
+        <w:t xml:space="preserve">Paso 4 </w:t>
+      </w:r>
+      <w:r>
+        <w:rPr>
+          <w:b/>
+          <w:bCs/>
+          <w:lang w:val="es-419" w:eastAsia="es-CO"/>
+        </w:rPr>
+        <w:t>-</w:t>
+      </w:r>
+      <w:r>
+        <w:rPr>
+          <w:b/>
+          <w:bCs/>
+          <w:lang w:val="es-419" w:eastAsia="es-CO"/>
+        </w:rPr>
+        <w:t xml:space="preserve"> Desinfectar bandeja</w:t>
       </w:r>
       <w:r>
         <w:rPr>
@@ -3551,7 +3694,23 @@
           <w:bCs/>
           <w:lang w:val="es-419" w:eastAsia="es-CO"/>
         </w:rPr>
-        <w:t>Paso 5 – Limpiar superficies externas</w:t>
+        <w:t xml:space="preserve">Paso 5 </w:t>
+      </w:r>
+      <w:r>
+        <w:rPr>
+          <w:b/>
+          <w:bCs/>
+          <w:lang w:val="es-419" w:eastAsia="es-CO"/>
+        </w:rPr>
+        <w:t>-</w:t>
+      </w:r>
+      <w:r>
+        <w:rPr>
+          <w:b/>
+          <w:bCs/>
+          <w:lang w:val="es-419" w:eastAsia="es-CO"/>
+        </w:rPr>
+        <w:t xml:space="preserve"> Limpiar superficies externas</w:t>
       </w:r>
       <w:r>
         <w:rPr>
@@ -3768,7 +3927,15 @@
               <w:t>: l</w:t>
             </w:r>
             <w:r>
-              <w:t>a humedad también puede dejar señales muy claras en el café. Una de ellas es el cardenillo, un polvillo amarillento o rojizo que altera la tostión y afecta el sabor de la bebida.</w:t>
+              <w:t xml:space="preserve">a humedad también puede dejar señales muy claras en el café. Una de ellas es el cardenillo, un polvillo amarillento o rojizo que altera la </w:t>
+            </w:r>
+            <w:proofErr w:type="spellStart"/>
+            <w:r>
+              <w:t>tostión</w:t>
+            </w:r>
+            <w:proofErr w:type="spellEnd"/>
+            <w:r>
+              <w:t xml:space="preserve"> y afecta el sabor de la bebida.</w:t>
             </w:r>
           </w:p>
           <w:p>
@@ -3846,7 +4013,6 @@
               <w:t>bservar, oler, tocar y decidir son habilidades que se desarrollan con la práctica. Con la experiencia, un barista aprende a reconocer esos defectos a tiempo y evita que lleguen hasta la taza.</w:t>
             </w:r>
           </w:p>
-          <w:p/>
         </w:tc>
       </w:tr>
     </w:tbl>
@@ -3931,12 +4097,56 @@
         </w:rPr>
         <w:t xml:space="preserve"> 2 g de detergente especial (</w:t>
       </w:r>
-      <w:r>
-        <w:rPr>
-          <w:lang w:val="es-419" w:eastAsia="es-CO"/>
-        </w:rPr>
-        <w:t>Cafiza, Puly Caff, Urnex</w:t>
-      </w:r>
+      <w:proofErr w:type="spellStart"/>
+      <w:r>
+        <w:rPr>
+          <w:lang w:val="es-419" w:eastAsia="es-CO"/>
+        </w:rPr>
+        <w:t>Cafiza</w:t>
+      </w:r>
+      <w:proofErr w:type="spellEnd"/>
+      <w:r>
+        <w:rPr>
+          <w:lang w:val="es-419" w:eastAsia="es-CO"/>
+        </w:rPr>
+        <w:t xml:space="preserve">, </w:t>
+      </w:r>
+      <w:proofErr w:type="spellStart"/>
+      <w:r>
+        <w:rPr>
+          <w:lang w:val="es-419" w:eastAsia="es-CO"/>
+        </w:rPr>
+        <w:t>Puly</w:t>
+      </w:r>
+      <w:proofErr w:type="spellEnd"/>
+      <w:r>
+        <w:rPr>
+          <w:lang w:val="es-419" w:eastAsia="es-CO"/>
+        </w:rPr>
+        <w:t xml:space="preserve"> </w:t>
+      </w:r>
+      <w:proofErr w:type="spellStart"/>
+      <w:r>
+        <w:rPr>
+          <w:lang w:val="es-419" w:eastAsia="es-CO"/>
+        </w:rPr>
+        <w:t>Caff</w:t>
+      </w:r>
+      <w:proofErr w:type="spellEnd"/>
+      <w:r>
+        <w:rPr>
+          <w:lang w:val="es-419" w:eastAsia="es-CO"/>
+        </w:rPr>
+        <w:t xml:space="preserve">, </w:t>
+      </w:r>
+      <w:proofErr w:type="spellStart"/>
+      <w:r>
+        <w:rPr>
+          <w:lang w:val="es-419" w:eastAsia="es-CO"/>
+        </w:rPr>
+        <w:t>Urnex</w:t>
+      </w:r>
+      <w:proofErr w:type="spellEnd"/>
       <w:r>
         <w:rPr>
           <w:lang w:val="es-419" w:eastAsia="es-CO"/>
@@ -3992,14 +4202,28 @@
         <w:rPr>
           <w:lang w:val="es-419" w:eastAsia="es-CO"/>
         </w:rPr>
-        <w:t xml:space="preserve">La limpieza del molino es esencial. Se desconecta el equipo de la corriente. Se retira la tolva y se cepillan las fresas con un cepillo de cerdas duras (nunca usar agua ni productos químicos). Se aspira el polvo de café acumulado. Si el molino tiene sistema </w:t>
+        <w:t>La limpieza del molino es esencial. Se desconecta el equipo de la corriente. Se retira la tolva y se cepillan las fresas con un cepillo de cerdas duras (nunca usar agua ni productos químicos). Se aspira el polvo de café acumulado. Si el molino tiene sistema de purga, se pueden usar pastillas limpiadoras (</w:t>
+      </w:r>
+      <w:proofErr w:type="spellStart"/>
+      <w:r>
+        <w:rPr>
+          <w:lang w:val="es-419" w:eastAsia="es-CO"/>
+        </w:rPr>
+        <w:t>Grindz</w:t>
+      </w:r>
+      <w:proofErr w:type="spellEnd"/>
+      <w:r>
+        <w:rPr>
+          <w:lang w:val="es-419" w:eastAsia="es-CO"/>
+        </w:rPr>
+        <w:t xml:space="preserve">) según las instrucciones del </w:t>
       </w:r>
       <w:r>
         <w:rPr>
           <w:lang w:val="es-419" w:eastAsia="es-CO"/>
         </w:rPr>
         <w:lastRenderedPageBreak/>
-        <w:t xml:space="preserve">de purga, se pueden usar pastillas limpiadoras (Grindz) según las instrucciones del fabricante, pero siempre purgando luego con 50 </w:t>
+        <w:t xml:space="preserve">fabricante, pero siempre purgando luego con 50 </w:t>
       </w:r>
       <w:r>
         <w:rPr>
@@ -4409,8 +4633,6 @@
             <w:r>
               <w:rPr>
                 <w:rStyle w:val="Extranjerismo"/>
-                <w:spacing w:val="0"/>
-                <w:lang w:val="es-419"/>
               </w:rPr>
               <w:t>Backflush</w:t>
             </w:r>
@@ -4767,7 +4989,7 @@
       <w:pPr>
         <w:pStyle w:val="Ttulo1"/>
       </w:pPr>
-      <w:bookmarkStart w:id="4" w:name="_Toc236646466"/>
+      <w:bookmarkStart w:id="4" w:name="_Toc238885166"/>
       <w:r>
         <w:lastRenderedPageBreak/>
         <w:t>Insumos, materias primas y grano de café</w:t>
@@ -4969,13 +5191,31 @@
         </w:rPr>
         <w:t xml:space="preserve">Los defectos más comunes en Colombia son: negro total o parcial (grano de color pardo a negro, causado por fermentación prolongada o falta de agua), vinagre o fermentado (color carmelita oscuro, olor a vinagre, por demora entre cosecha y procesamiento), cardenillo (polvillo amarillo o rojizo, hongo por almacenamiento húmedo), inmaduro (verde, pequeño, por recolección anticipada) y picado por broca (pequeños orificios por ataque del insecto </w:t>
       </w:r>
+      <w:proofErr w:type="spellStart"/>
       <w:r>
         <w:rPr>
           <w:rStyle w:val="Extranjerismo"/>
           <w:lang w:val="es-419" w:eastAsia="es-CO"/>
         </w:rPr>
-        <w:t>Hypothenemus hampei</w:t>
-      </w:r>
+        <w:t>Hypothenemus</w:t>
+      </w:r>
+      <w:proofErr w:type="spellEnd"/>
+      <w:r>
+        <w:rPr>
+          <w:rStyle w:val="Extranjerismo"/>
+          <w:lang w:val="es-419" w:eastAsia="es-CO"/>
+        </w:rPr>
+        <w:t xml:space="preserve"> </w:t>
+      </w:r>
+      <w:proofErr w:type="spellStart"/>
+      <w:r>
+        <w:rPr>
+          <w:rStyle w:val="Extranjerismo"/>
+          <w:lang w:val="es-419" w:eastAsia="es-CO"/>
+        </w:rPr>
+        <w:t>hampei</w:t>
+      </w:r>
+      <w:proofErr w:type="spellEnd"/>
       <w:r>
         <w:rPr>
           <w:lang w:val="es-419" w:eastAsia="es-CO"/>
@@ -5020,7 +5260,21 @@
         <w:rPr>
           <w:lang w:val="es-419" w:eastAsia="es-CO"/>
         </w:rPr>
-        <w:t>: grano de color pardo a negro, encogido, arrugado. Causas: falta de agua durante el desarrollo, fermentación prolongada, cerezas sobremaduras del suelo. Consecuencia en taza: sabor a podrido, fenólico, astringente.</w:t>
+        <w:t xml:space="preserve">: grano de color pardo a negro, encogido, arrugado. Causas: falta de agua durante el desarrollo, fermentación prolongada, cerezas </w:t>
+      </w:r>
+      <w:proofErr w:type="spellStart"/>
+      <w:r>
+        <w:rPr>
+          <w:lang w:val="es-419" w:eastAsia="es-CO"/>
+        </w:rPr>
+        <w:t>sobremaduras</w:t>
+      </w:r>
+      <w:proofErr w:type="spellEnd"/>
+      <w:r>
+        <w:rPr>
+          <w:lang w:val="es-419" w:eastAsia="es-CO"/>
+        </w:rPr>
+        <w:t xml:space="preserve"> del suelo. Consecuencia en taza: sabor a podrido, fenólico, astringente.</w:t>
       </w:r>
     </w:p>
     <w:p>
@@ -5139,13 +5393,31 @@
         </w:rPr>
         <w:t xml:space="preserve">3 por grano), a veces con polvo (excretas). Causas: ataque del insecto </w:t>
       </w:r>
+      <w:proofErr w:type="spellStart"/>
       <w:r>
         <w:rPr>
           <w:rStyle w:val="Extranjerismo"/>
           <w:lang w:val="es-419" w:eastAsia="es-CO"/>
         </w:rPr>
-        <w:t>Hypothenemus hampei</w:t>
-      </w:r>
+        <w:t>Hypothenemus</w:t>
+      </w:r>
+      <w:proofErr w:type="spellEnd"/>
+      <w:r>
+        <w:rPr>
+          <w:rStyle w:val="Extranjerismo"/>
+          <w:lang w:val="es-419" w:eastAsia="es-CO"/>
+        </w:rPr>
+        <w:t xml:space="preserve"> </w:t>
+      </w:r>
+      <w:proofErr w:type="spellStart"/>
+      <w:r>
+        <w:rPr>
+          <w:rStyle w:val="Extranjerismo"/>
+          <w:lang w:val="es-419" w:eastAsia="es-CO"/>
+        </w:rPr>
+        <w:t>hampei</w:t>
+      </w:r>
+      <w:proofErr w:type="spellEnd"/>
       <w:r>
         <w:rPr>
           <w:lang w:val="es-419" w:eastAsia="es-CO"/>
@@ -5164,7 +5436,19 @@
           <w:lang w:val="es-419" w:eastAsia="es-CO"/>
         </w:rPr>
         <w:lastRenderedPageBreak/>
-        <w:t>Lo invitamos a escuchar el siguiente p</w:t>
+        <w:t xml:space="preserve">Lo invitamos a </w:t>
+      </w:r>
+      <w:r>
+        <w:rPr>
+          <w:lang w:val="es-419" w:eastAsia="es-CO"/>
+        </w:rPr>
+        <w:t>revisar</w:t>
+      </w:r>
+      <w:r>
+        <w:rPr>
+          <w:lang w:val="es-419" w:eastAsia="es-CO"/>
+        </w:rPr>
+        <w:t xml:space="preserve"> el siguiente p</w:t>
       </w:r>
       <w:r>
         <w:rPr>
@@ -5393,7 +5677,15 @@
               <w:t>backflush</w:t>
             </w:r>
             <w:r>
-              <w:t>, el lavado de los portafiltros, las canastillas y la bandeja de goteo dejan la máquina lista para comenzar el siguiente día.</w:t>
+              <w:t xml:space="preserve">, el lavado de los </w:t>
+            </w:r>
+            <w:proofErr w:type="spellStart"/>
+            <w:r>
+              <w:t>portafiltros</w:t>
+            </w:r>
+            <w:proofErr w:type="spellEnd"/>
+            <w:r>
+              <w:t>, las canastillas y la bandeja de goteo dejan la máquina lista para comenzar el siguiente día.</w:t>
             </w:r>
           </w:p>
           <w:p>
@@ -5545,7 +5837,6 @@
               <w:t xml:space="preserve"> y uno que pierde todas las cualidades del café.</w:t>
             </w:r>
           </w:p>
-          <w:p/>
         </w:tc>
       </w:tr>
     </w:tbl>
@@ -5603,14 +5894,28 @@
         <w:rPr>
           <w:lang w:val="es-419" w:eastAsia="es-CO"/>
         </w:rPr>
-        <w:t xml:space="preserve">Las alternativas vegetales (leche de avena, soja, almendra, coco) están cada vez más presentes en las cafeterías colombianas. Deben cumplir los mismos requisitos de temperatura y fechas. Es importante revisar las etiquetas para identificar alérgenos (soja, frutos secos) y estabilizantes. La leche de avena es actualmente la más popular por su capacidad de generar microespuma sedosa y su sabor neutro. Cada marca de </w:t>
+        <w:t xml:space="preserve">Las alternativas vegetales (leche de avena, soja, almendra, coco) están cada vez más presentes en las cafeterías colombianas. Deben cumplir los mismos requisitos de temperatura y fechas. Es importante revisar las etiquetas para identificar alérgenos (soja, frutos secos) y estabilizantes. La leche de avena es actualmente la más popular por su capacidad de generar </w:t>
+      </w:r>
+      <w:proofErr w:type="spellStart"/>
+      <w:r>
+        <w:rPr>
+          <w:lang w:val="es-419" w:eastAsia="es-CO"/>
+        </w:rPr>
+        <w:t>microespuma</w:t>
+      </w:r>
+      <w:proofErr w:type="spellEnd"/>
+      <w:r>
+        <w:rPr>
+          <w:lang w:val="es-419" w:eastAsia="es-CO"/>
+        </w:rPr>
+        <w:t xml:space="preserve"> sedosa y su sabor neutro. Cada marca de leche vegetal requiere un ajuste en la técnica de cremado: generalmente, temperaturas </w:t>
       </w:r>
       <w:r>
         <w:rPr>
           <w:lang w:val="es-419" w:eastAsia="es-CO"/>
         </w:rPr>
         <w:lastRenderedPageBreak/>
-        <w:t>leche vegetal requiere un ajuste en la técnica de cremado: generalmente, temperaturas más bajas (55</w:t>
+        <w:t>más bajas (55</w:t>
       </w:r>
       <w:r>
         <w:rPr>
@@ -5744,8 +6049,16 @@
         <w:rPr>
           <w:lang w:val="es-419" w:eastAsia="es-CO"/>
         </w:rPr>
-        <w:t>7,5, dureza (como CaCO</w:t>
-      </w:r>
+        <w:t xml:space="preserve">7,5, dureza (como </w:t>
+      </w:r>
+      <w:proofErr w:type="spellStart"/>
+      <w:r>
+        <w:rPr>
+          <w:lang w:val="es-419" w:eastAsia="es-CO"/>
+        </w:rPr>
+        <w:t>CaCO</w:t>
+      </w:r>
+      <w:proofErr w:type="spellEnd"/>
       <w:r>
         <w:rPr>
           <w:rFonts w:ascii="Calibri" w:hAnsi="Calibri" w:cs="Calibri"/>
@@ -5861,14 +6174,14 @@
         <w:rPr>
           <w:lang w:val="es-419" w:eastAsia="es-CO"/>
         </w:rPr>
-        <w:t xml:space="preserve">En Colombia, la Resolución 5109 de 2005 (modificada por la Resolución 333 de 2011) exige etiquetado de alérgenos en alimentos envasados. En la cafetería, el barista </w:t>
+        <w:t xml:space="preserve">En Colombia, la Resolución 5109 de 2005 (modificada por la Resolución 333 de 2011) exige etiquetado de alérgenos en alimentos envasados. En la cafetería, el barista debe estar atento a los ingredientes con potencial alergénico: leche (lactosa), soja, </w:t>
       </w:r>
       <w:r>
         <w:rPr>
           <w:lang w:val="es-419" w:eastAsia="es-CO"/>
         </w:rPr>
         <w:lastRenderedPageBreak/>
-        <w:t>debe estar atento a los ingredientes con potencial alergénico: leche (lactosa), soja, frutos secos (almendra), gluten (presente en algunos jarabes o espesantes). Se recomienda tener una lista actualizada de los alérgenos presentes en cada insumo, visible para el personal y disponible para los clientes que pregunten.</w:t>
+        <w:t>frutos secos (almendra), gluten (presente en algunos jarabes o espesantes). Se recomienda tener una lista actualizada de los alérgenos presentes en cada insumo, visible para el personal y disponible para los clientes que pregunten.</w:t>
       </w:r>
       <w:r>
         <w:rPr>
@@ -5881,7 +6194,7 @@
       <w:pPr>
         <w:pStyle w:val="Ttulo1"/>
       </w:pPr>
-      <w:bookmarkStart w:id="5" w:name="_Toc236646467"/>
+      <w:bookmarkStart w:id="5" w:name="_Toc238885167"/>
       <w:r>
         <w:lastRenderedPageBreak/>
         <w:t>Higiene y seguridad en la estación de trabajo</w:t>
@@ -6024,7 +6337,7 @@
         <w:pStyle w:val="Prrafodelista"/>
         <w:numPr>
           <w:ilvl w:val="0"/>
-          <w:numId w:val="10"/>
+          <w:numId w:val="30"/>
         </w:numPr>
         <w:rPr>
           <w:b/>
@@ -6064,7 +6377,21 @@
         <w:rPr>
           <w:lang w:val="es-419" w:eastAsia="es-CO"/>
         </w:rPr>
-        <w:t>La técnica de lavado de manos debe seguir estos pasos: mojar con agua potable, aplicar jabón antibacterial, frotar durante al menos 20 segundos (dorso, palmas, entre dedos, uñas), enjuagar con agua corriente, secar con toallas desechables o secador de aire. Nunca usar el delantal para secarse.</w:t>
+        <w:t xml:space="preserve">La técnica de lavado de manos debe seguir estos pasos: mojar con agua potable, aplicar jabón </w:t>
+      </w:r>
+      <w:proofErr w:type="spellStart"/>
+      <w:r>
+        <w:rPr>
+          <w:lang w:val="es-419" w:eastAsia="es-CO"/>
+        </w:rPr>
+        <w:t>antibacterial</w:t>
+      </w:r>
+      <w:proofErr w:type="spellEnd"/>
+      <w:r>
+        <w:rPr>
+          <w:lang w:val="es-419" w:eastAsia="es-CO"/>
+        </w:rPr>
+        <w:t>, frotar durante al menos 20 segundos (dorso, palmas, entre dedos, uñas), enjuagar con agua corriente, secar con toallas desechables o secador de aire. Nunca usar el delantal para secarse.</w:t>
       </w:r>
     </w:p>
     <w:p>
@@ -6085,7 +6412,7 @@
         <w:pStyle w:val="Prrafodelista"/>
         <w:numPr>
           <w:ilvl w:val="0"/>
-          <w:numId w:val="10"/>
+          <w:numId w:val="30"/>
         </w:numPr>
         <w:rPr>
           <w:b/>
@@ -6141,11 +6468,7 @@
     </w:p>
     <w:p>
       <w:pPr>
-        <w:pStyle w:val="Prrafodelista"/>
-        <w:numPr>
-          <w:ilvl w:val="0"/>
-          <w:numId w:val="11"/>
-        </w:numPr>
+        <w:ind w:firstLine="0"/>
         <w:rPr>
           <w:lang w:val="es-419" w:eastAsia="es-CO"/>
         </w:rPr>
@@ -6472,7 +6795,7 @@
         <w:pStyle w:val="Prrafodelista"/>
         <w:numPr>
           <w:ilvl w:val="0"/>
-          <w:numId w:val="10"/>
+          <w:numId w:val="30"/>
         </w:numPr>
         <w:rPr>
           <w:b/>
@@ -6573,7 +6896,7 @@
         <w:rPr>
           <w:lang w:val="es-419" w:eastAsia="es-CO"/>
         </w:rPr>
-        <w:t>; n</w:t>
+        <w:t>. N</w:t>
       </w:r>
       <w:r>
         <w:rPr>
@@ -6639,7 +6962,7 @@
         <w:rPr>
           <w:lang w:val="es-419" w:eastAsia="es-CO"/>
         </w:rPr>
-        <w:t>; n</w:t>
+        <w:t>. N</w:t>
       </w:r>
       <w:r>
         <w:rPr>
@@ -6669,7 +6992,7 @@
         <w:rPr>
           <w:lang w:val="es-419" w:eastAsia="es-CO"/>
         </w:rPr>
-        <w:t>; u</w:t>
+        <w:t>. U</w:t>
       </w:r>
       <w:r>
         <w:rPr>
@@ -6774,7 +7097,7 @@
         <w:pStyle w:val="Prrafodelista"/>
         <w:numPr>
           <w:ilvl w:val="0"/>
-          <w:numId w:val="10"/>
+          <w:numId w:val="30"/>
         </w:numPr>
         <w:rPr>
           <w:b/>
@@ -6943,7 +7266,21 @@
         <w:rPr>
           <w:lang w:val="es-419" w:eastAsia="es-CO"/>
         </w:rPr>
-        <w:t>: restos de ootecas (cápsulas de huevos) y alas desprendidas de cucarachas, localizados en rincones, detrás de máquinas o cerca de desagües. Señalan actividad de cucarachas.</w:t>
+        <w:t xml:space="preserve">: restos de </w:t>
+      </w:r>
+      <w:proofErr w:type="spellStart"/>
+      <w:r>
+        <w:rPr>
+          <w:lang w:val="es-419" w:eastAsia="es-CO"/>
+        </w:rPr>
+        <w:t>ootecas</w:t>
+      </w:r>
+      <w:proofErr w:type="spellEnd"/>
+      <w:r>
+        <w:rPr>
+          <w:lang w:val="es-419" w:eastAsia="es-CO"/>
+        </w:rPr>
+        <w:t xml:space="preserve"> (cápsulas de huevos) y alas desprendidas de cucarachas, localizados en rincones, detrás de máquinas o cerca de desagües. Señalan actividad de cucarachas.</w:t>
       </w:r>
     </w:p>
     <w:p>
@@ -6971,6 +7308,7 @@
         </w:rPr>
         <w:t>: pequeñas moscas (</w:t>
       </w:r>
+      <w:proofErr w:type="spellStart"/>
       <w:r>
         <w:rPr>
           <w:rStyle w:val="Extranjerismo"/>
@@ -6978,6 +7316,7 @@
         </w:rPr>
         <w:t>phoridae</w:t>
       </w:r>
+      <w:proofErr w:type="spellEnd"/>
       <w:r>
         <w:rPr>
           <w:lang w:val="es-419" w:eastAsia="es-CO"/>
@@ -7036,7 +7375,7 @@
       <w:pPr>
         <w:pStyle w:val="Ttulo1"/>
       </w:pPr>
-      <w:bookmarkStart w:id="6" w:name="_Toc236646468"/>
+      <w:bookmarkStart w:id="6" w:name="_Toc238885168"/>
       <w:r>
         <w:lastRenderedPageBreak/>
         <w:t>Protocolo de servicio y etiqueta profesional</w:t>
@@ -7277,6 +7616,7 @@
         </w:rPr>
         <w:t xml:space="preserve"> pero se enfría al contacto con la taza y el ambiente), capuchino y </w:t>
       </w:r>
+      <w:proofErr w:type="spellStart"/>
       <w:r>
         <w:rPr>
           <w:rStyle w:val="Extranjerismo"/>
@@ -7284,6 +7624,7 @@
         </w:rPr>
         <w:t>latte</w:t>
       </w:r>
+      <w:proofErr w:type="spellEnd"/>
       <w:r>
         <w:rPr>
           <w:lang w:val="es-419" w:eastAsia="es-CO"/>
@@ -7314,13 +7655,47 @@
         </w:rPr>
         <w:t xml:space="preserve"> 75 °C, bebidas frías (</w:t>
       </w:r>
+      <w:proofErr w:type="spellStart"/>
       <w:r>
         <w:rPr>
           <w:rStyle w:val="Extranjerismo"/>
           <w:lang w:val="es-419" w:eastAsia="es-CO"/>
         </w:rPr>
-        <w:t>iced latte, frappe</w:t>
-      </w:r>
+        <w:t>iced</w:t>
+      </w:r>
+      <w:proofErr w:type="spellEnd"/>
+      <w:r>
+        <w:rPr>
+          <w:rStyle w:val="Extranjerismo"/>
+          <w:lang w:val="es-419" w:eastAsia="es-CO"/>
+        </w:rPr>
+        <w:t xml:space="preserve"> </w:t>
+      </w:r>
+      <w:proofErr w:type="spellStart"/>
+      <w:r>
+        <w:rPr>
+          <w:rStyle w:val="Extranjerismo"/>
+          <w:lang w:val="es-419" w:eastAsia="es-CO"/>
+        </w:rPr>
+        <w:t>latte</w:t>
+      </w:r>
+      <w:proofErr w:type="spellEnd"/>
+      <w:r>
+        <w:rPr>
+          <w:rStyle w:val="Extranjerismo"/>
+          <w:lang w:val="es-419" w:eastAsia="es-CO"/>
+        </w:rPr>
+        <w:t xml:space="preserve">, </w:t>
+      </w:r>
+      <w:proofErr w:type="spellStart"/>
+      <w:r>
+        <w:rPr>
+          <w:rStyle w:val="Extranjerismo"/>
+          <w:lang w:val="es-419" w:eastAsia="es-CO"/>
+        </w:rPr>
+        <w:t>frappe</w:t>
+      </w:r>
+      <w:proofErr w:type="spellEnd"/>
       <w:r>
         <w:rPr>
           <w:lang w:val="es-419" w:eastAsia="es-CO"/>
@@ -7402,6 +7777,7 @@
         </w:rPr>
         <w:t xml:space="preserve"> 250 ml para </w:t>
       </w:r>
+      <w:proofErr w:type="spellStart"/>
       <w:r>
         <w:rPr>
           <w:rStyle w:val="Extranjerismo"/>
@@ -7409,6 +7785,7 @@
         </w:rPr>
         <w:t>latte</w:t>
       </w:r>
+      <w:proofErr w:type="spellEnd"/>
       <w:r>
         <w:rPr>
           <w:lang w:val="es-419" w:eastAsia="es-CO"/>
@@ -7512,6 +7889,7 @@
         </w:rPr>
         <w:t>Si se sirven dos bebidas simultáneamente, colocar primero la más caliente (americano) y luego la más fría (</w:t>
       </w:r>
+      <w:proofErr w:type="spellStart"/>
       <w:r>
         <w:rPr>
           <w:rStyle w:val="Extranjerismo"/>
@@ -7519,6 +7897,7 @@
         </w:rPr>
         <w:t>latte</w:t>
       </w:r>
+      <w:proofErr w:type="spellEnd"/>
       <w:r>
         <w:rPr>
           <w:lang w:val="es-419" w:eastAsia="es-CO"/>
@@ -7543,13 +7922,31 @@
         </w:rPr>
         <w:t>En el caso de café filtrado (</w:t>
       </w:r>
+      <w:proofErr w:type="spellStart"/>
       <w:r>
         <w:rPr>
           <w:rStyle w:val="Extranjerismo"/>
           <w:lang w:val="es-419" w:eastAsia="es-CO"/>
         </w:rPr>
-        <w:t>pour over</w:t>
-      </w:r>
+        <w:t>pour</w:t>
+      </w:r>
+      <w:proofErr w:type="spellEnd"/>
+      <w:r>
+        <w:rPr>
+          <w:rStyle w:val="Extranjerismo"/>
+          <w:lang w:val="es-419" w:eastAsia="es-CO"/>
+        </w:rPr>
+        <w:t xml:space="preserve"> </w:t>
+      </w:r>
+      <w:proofErr w:type="spellStart"/>
+      <w:r>
+        <w:rPr>
+          <w:rStyle w:val="Extranjerismo"/>
+          <w:lang w:val="es-419" w:eastAsia="es-CO"/>
+        </w:rPr>
+        <w:t>over</w:t>
+      </w:r>
+      <w:proofErr w:type="spellEnd"/>
       <w:r>
         <w:rPr>
           <w:lang w:val="es-419" w:eastAsia="es-CO"/>
@@ -7586,13 +7983,31 @@
         </w:rPr>
         <w:t xml:space="preserve">En cafetería informal o </w:t>
       </w:r>
+      <w:proofErr w:type="spellStart"/>
       <w:r>
         <w:rPr>
           <w:rStyle w:val="Extranjerismo"/>
           <w:lang w:val="es-419" w:eastAsia="es-CO"/>
         </w:rPr>
-        <w:t>take away</w:t>
-      </w:r>
+        <w:t>take</w:t>
+      </w:r>
+      <w:proofErr w:type="spellEnd"/>
+      <w:r>
+        <w:rPr>
+          <w:rStyle w:val="Extranjerismo"/>
+          <w:lang w:val="es-419" w:eastAsia="es-CO"/>
+        </w:rPr>
+        <w:t xml:space="preserve"> </w:t>
+      </w:r>
+      <w:proofErr w:type="spellStart"/>
+      <w:r>
+        <w:rPr>
+          <w:rStyle w:val="Extranjerismo"/>
+          <w:lang w:val="es-419" w:eastAsia="es-CO"/>
+        </w:rPr>
+        <w:t>away</w:t>
+      </w:r>
+      <w:proofErr w:type="spellEnd"/>
       <w:r>
         <w:rPr>
           <w:lang w:val="es-419" w:eastAsia="es-CO"/>
@@ -7647,7 +8062,7 @@
           <w:lang w:val="es-419" w:eastAsia="es-CO"/>
         </w:rPr>
         <w:drawing>
-          <wp:inline distT="0" distB="0" distL="0" distR="0" wp14:anchorId="6E291A79" wp14:editId="4DD98E62">
+          <wp:inline distT="0" distB="0" distL="0" distR="0" wp14:anchorId="6E291A79" wp14:editId="3D7E6050">
             <wp:extent cx="4680000" cy="1231200"/>
             <wp:effectExtent l="0" t="0" r="6350" b="7620"/>
             <wp:docPr id="7" name="Imagen 7" descr="Recomendaciones para el servicio de la bebida al cliente. Cada recomendación aparece dentro de un recuadro de color conectado a un marco rectangular del mismo tono. Los mensajes indican: servir la taza por el lado derecho sin pasarla sobre el plato o los cubiertos del cliente; colocar la taza suavemente sobre la mesa; despedirse cordialmente diciendo “disfrute su café” sin esperar propina de forma invasiva; y, si el cliente solicita un endulzante, ofrecer diferentes opciones y presentarlo en un platillo pequeño, evitando colocarlo directamente sobre la mesa."/>
@@ -7722,7 +8137,7 @@
       <w:pPr>
         <w:pStyle w:val="Ttulo1"/>
       </w:pPr>
-      <w:bookmarkStart w:id="7" w:name="_Toc236646469"/>
+      <w:bookmarkStart w:id="7" w:name="_Toc238885169"/>
       <w:r>
         <w:lastRenderedPageBreak/>
         <w:t>Alistamiento preoperacional y verificación de equipos</w:t>
@@ -7758,48 +8173,24 @@
     <w:p>
       <w:pPr>
         <w:rPr>
-          <w:b/>
-          <w:bCs/>
-          <w:lang w:val="es-419" w:eastAsia="es-CO"/>
-        </w:rPr>
-      </w:pPr>
-      <w:r>
-        <w:rPr>
-          <w:b/>
-          <w:bCs/>
-          <w:lang w:val="es-419" w:eastAsia="es-CO"/>
-        </w:rPr>
-        <w:t>Lista de verificación diaria (</w:t>
-      </w:r>
+          <w:lang w:val="es-419" w:eastAsia="es-CO"/>
+        </w:rPr>
+      </w:pPr>
+      <w:r>
+        <w:rPr>
+          <w:lang w:val="es-419" w:eastAsia="es-CO"/>
+        </w:rPr>
+        <w:t xml:space="preserve">A continuación, explore la siguiente lista de verificación y compruebe que la estación de trabajo cumpla con las condiciones necesarias antes de iniciar la preparación de bebidas. Cada elemento del </w:t>
+      </w:r>
+      <w:proofErr w:type="spellStart"/>
       <w:r>
         <w:rPr>
           <w:rStyle w:val="Extranjerismo"/>
-          <w:b/>
-          <w:bCs/>
-          <w:lang w:val="es-419" w:eastAsia="es-CO"/>
-        </w:rPr>
-        <w:t>checklist)</w:t>
-      </w:r>
-    </w:p>
-    <w:p>
-      <w:pPr>
-        <w:rPr>
-          <w:lang w:val="es-419" w:eastAsia="es-CO"/>
-        </w:rPr>
-      </w:pPr>
-      <w:r>
-        <w:rPr>
-          <w:lang w:val="es-419" w:eastAsia="es-CO"/>
-        </w:rPr>
-        <w:t xml:space="preserve">A continuación, explore la siguiente lista de verificación y compruebe que la estación de trabajo cumpla con las condiciones necesarias antes de iniciar la preparación de bebidas. Cada elemento del </w:t>
-      </w:r>
-      <w:r>
-        <w:rPr>
-          <w:rStyle w:val="Extranjerismo"/>
           <w:lang w:val="es-419" w:eastAsia="es-CO"/>
         </w:rPr>
         <w:t>checklist</w:t>
       </w:r>
+      <w:proofErr w:type="spellEnd"/>
       <w:r>
         <w:rPr>
           <w:lang w:val="es-419" w:eastAsia="es-CO"/>
@@ -7968,7 +8359,6 @@
           <w:bCs/>
           <w:lang w:val="es-419" w:eastAsia="es-CO"/>
         </w:rPr>
-        <w:lastRenderedPageBreak/>
         <w:t>Ajuste según resultado</w:t>
       </w:r>
       <w:r>
@@ -7993,6 +8383,7 @@
         <w:rPr>
           <w:lang w:val="es-419" w:eastAsia="es-CO"/>
         </w:rPr>
+        <w:lastRenderedPageBreak/>
         <w:t xml:space="preserve">Si el tiempo es inferior a 20 s (flujo rápido, crema clara, sabor ácido) → la molienda es demasiado gruesa. Girar el anillo de ajuste 1 </w:t>
       </w:r>
       <w:r>
@@ -8112,15 +8503,61 @@
         <w:rPr>
           <w:lang w:val="es-419" w:eastAsia="es-CO"/>
         </w:rPr>
-        <w:t xml:space="preserve"> 96 °C, medida en la salida del difusor (grupo). Se puede verificar con un termómetro de contacto (menos preciso) o, idealmente, con un termofiltro con termopar (instrumento de calibración profesional). Si la temperatura es baja, se debe ajustar el termostato de la caldera (para máquinas de caldera simple) o revisar el restrictor (para intercambiador de calor). Si es alta, se puede realizar un </w:t>
-      </w:r>
+        <w:t xml:space="preserve"> 96 °C, medida en la salida del difusor (grupo). Se puede verificar con un termómetro de contacto (menos preciso) o, idealmente, con un </w:t>
+      </w:r>
+      <w:proofErr w:type="spellStart"/>
+      <w:r>
+        <w:rPr>
+          <w:lang w:val="es-419" w:eastAsia="es-CO"/>
+        </w:rPr>
+        <w:t>termofiltro</w:t>
+      </w:r>
+      <w:proofErr w:type="spellEnd"/>
+      <w:r>
+        <w:rPr>
+          <w:lang w:val="es-419" w:eastAsia="es-CO"/>
+        </w:rPr>
+        <w:t xml:space="preserve"> con termopar (instrumento de calibración profesional). Si la temperatura es baja, se debe ajustar el termostato de la caldera (para máquinas de caldera simple) o revisar el </w:t>
+      </w:r>
+      <w:proofErr w:type="spellStart"/>
+      <w:r>
+        <w:rPr>
+          <w:lang w:val="es-419" w:eastAsia="es-CO"/>
+        </w:rPr>
+        <w:t>restrictor</w:t>
+      </w:r>
+      <w:proofErr w:type="spellEnd"/>
+      <w:r>
+        <w:rPr>
+          <w:lang w:val="es-419" w:eastAsia="es-CO"/>
+        </w:rPr>
+        <w:t xml:space="preserve"> (para intercambiador de calor). Si es alta, se puede realizar un </w:t>
+      </w:r>
+      <w:proofErr w:type="spellStart"/>
       <w:r>
         <w:rPr>
           <w:rStyle w:val="Extranjerismo"/>
           <w:lang w:val="es-419" w:eastAsia="es-CO"/>
         </w:rPr>
-        <w:t>cooling flush</w:t>
-      </w:r>
+        <w:t>cooling</w:t>
+      </w:r>
+      <w:proofErr w:type="spellEnd"/>
+      <w:r>
+        <w:rPr>
+          <w:rStyle w:val="Extranjerismo"/>
+          <w:lang w:val="es-419" w:eastAsia="es-CO"/>
+        </w:rPr>
+        <w:t xml:space="preserve"> </w:t>
+      </w:r>
+      <w:proofErr w:type="spellStart"/>
+      <w:r>
+        <w:rPr>
+          <w:rStyle w:val="Extranjerismo"/>
+          <w:lang w:val="es-419" w:eastAsia="es-CO"/>
+        </w:rPr>
+        <w:t>flush</w:t>
+      </w:r>
+      <w:proofErr w:type="spellEnd"/>
       <w:r>
         <w:rPr>
           <w:lang w:val="es-419" w:eastAsia="es-CO"/>
@@ -8145,14 +8582,20 @@
           <w:rStyle w:val="Extranjerismo"/>
           <w:lang w:val="es-419" w:eastAsia="es-CO"/>
         </w:rPr>
+        <w:t>backflush</w:t>
+      </w:r>
+      <w:r>
+        <w:rPr>
+          <w:lang w:val="es-419" w:eastAsia="es-CO"/>
+        </w:rPr>
+        <w:t xml:space="preserve">) y leer el manómetro. Si la presión es inferior a 8 bares o superior a </w:t>
+      </w:r>
+      <w:r>
+        <w:rPr>
+          <w:lang w:val="es-419" w:eastAsia="es-CO"/>
+        </w:rPr>
         <w:lastRenderedPageBreak/>
-        <w:t>backflush</w:t>
-      </w:r>
-      <w:r>
-        <w:rPr>
-          <w:lang w:val="es-419" w:eastAsia="es-CO"/>
-        </w:rPr>
-        <w:t>) y leer el manómetro. Si la presión es inferior a 8 bares o superior a 10 bares, contactar al servicio técnico. Nunca se debe ajustar la presión sin conocimientos técnicos, porque puede afectar la seguridad de la máquina.</w:t>
+        <w:t>10 bares, contactar al servicio técnico. Nunca se debe ajustar la presión sin conocimientos técnicos, porque puede afectar la seguridad de la máquina.</w:t>
       </w:r>
     </w:p>
     <w:p>
@@ -8284,6 +8727,7 @@
         </w:rPr>
         <w:t xml:space="preserve">Tener disponibles jarabes, saborizantes y </w:t>
       </w:r>
+      <w:proofErr w:type="spellStart"/>
       <w:r>
         <w:rPr>
           <w:rStyle w:val="Extranjerismo"/>
@@ -8291,6 +8735,7 @@
         </w:rPr>
         <w:t>toppings</w:t>
       </w:r>
+      <w:proofErr w:type="spellEnd"/>
       <w:r>
         <w:rPr>
           <w:lang w:val="es-419" w:eastAsia="es-CO"/>
@@ -8353,7 +8798,7 @@
       <w:pPr>
         <w:pStyle w:val="Ttulo1"/>
       </w:pPr>
-      <w:bookmarkStart w:id="8" w:name="_Toc236646470"/>
+      <w:bookmarkStart w:id="8" w:name="_Toc238885170"/>
       <w:r>
         <w:lastRenderedPageBreak/>
         <w:t xml:space="preserve">Procedimientos Operativos Estandarizados de Saneamiento </w:t>
@@ -9115,7 +9560,13 @@
               <w:pStyle w:val="TextoTablas"/>
             </w:pPr>
             <w:r>
-              <w:t>Ambiente (15 20 °C)</w:t>
+              <w:t>Ambiente (15</w:t>
+            </w:r>
+            <w:r>
+              <w:t xml:space="preserve"> -</w:t>
+            </w:r>
+            <w:r>
+              <w:t xml:space="preserve"> 20 °C)</w:t>
             </w:r>
           </w:p>
         </w:tc>
@@ -9539,7 +9990,7 @@
           <w:u w:val="single"/>
         </w:rPr>
       </w:pPr>
-      <w:bookmarkStart w:id="9" w:name="_Toc236646471"/>
+      <w:bookmarkStart w:id="9" w:name="_Toc238885171"/>
       <w:r>
         <w:lastRenderedPageBreak/>
         <w:t>Síntesis</w:t>
@@ -9650,6 +10101,7 @@
     </w:p>
     <w:p>
       <w:pPr>
+        <w:ind w:firstLine="0"/>
         <w:jc w:val="center"/>
         <w:rPr>
           <w:noProof/>
@@ -9662,9 +10114,9 @@
           <w:lang w:eastAsia="es-CO"/>
         </w:rPr>
         <w:drawing>
-          <wp:inline distT="0" distB="0" distL="0" distR="0" wp14:anchorId="6C49B330" wp14:editId="1051DE7C">
-            <wp:extent cx="5620219" cy="1476068"/>
-            <wp:effectExtent l="0" t="0" r="0" b="0"/>
+          <wp:inline distT="0" distB="0" distL="0" distR="0" wp14:anchorId="6C49B330" wp14:editId="350151C3">
+            <wp:extent cx="6503426" cy="1708030"/>
+            <wp:effectExtent l="0" t="0" r="0" b="6985"/>
             <wp:docPr id="829111319" name="Gráfico 9" descr="Síntesis del componente &quot;Alistamiento, mantenimiento y servicio del café&quot;, organizado en siete ejes temáticos: maquinaria y equipos para la preparación del café; mantenimiento básico y rutinas de limpieza; insumos, materias primas y grano de café; higiene y seguridad en la estación de trabajo; protocolo de servicio y etiqueta profesional; alistamiento preoperacional y verificación de equipos; y procedimientos operativos estandarizados (POES). Cada eje incluye conceptos y actividades relacionadas con el funcionamiento, limpieza, manejo de insumos, seguridad, atención al cliente, verificación de equipos y estandarización de procesos para garantizar la calidad e inocuidad en el servicio de cafetería."/>
             <wp:cNvGraphicFramePr>
               <a:graphicFrameLocks xmlns:a="http://schemas.openxmlformats.org/drawingml/2006/main" noChangeAspect="1"/>
@@ -9691,7 +10143,7 @@
                   <pic:spPr>
                     <a:xfrm>
                       <a:off x="0" y="0"/>
-                      <a:ext cx="5664431" cy="1487680"/>
+                      <a:ext cx="6581383" cy="1728504"/>
                     </a:xfrm>
                     <a:prstGeom prst="rect">
                       <a:avLst/>
@@ -9725,7 +10177,7 @@
       <w:pPr>
         <w:pStyle w:val="Titulosgenerales"/>
       </w:pPr>
-      <w:bookmarkStart w:id="10" w:name="_Toc236646472"/>
+      <w:bookmarkStart w:id="10" w:name="_Toc238885172"/>
       <w:r>
         <w:lastRenderedPageBreak/>
         <w:t>Glosario</w:t>
@@ -9773,12 +10225,34 @@
       <w:r>
         <w:t>: insecto (</w:t>
       </w:r>
+      <w:proofErr w:type="spellStart"/>
       <w:r>
         <w:rPr>
           <w:rStyle w:val="Extranjerismo"/>
         </w:rPr>
-        <w:t>hypothenemus hampei</w:t>
-      </w:r>
+        <w:t>H</w:t>
+      </w:r>
+      <w:r>
+        <w:rPr>
+          <w:rStyle w:val="Extranjerismo"/>
+        </w:rPr>
+        <w:t>ypothenemus</w:t>
+      </w:r>
+      <w:proofErr w:type="spellEnd"/>
+      <w:r>
+        <w:rPr>
+          <w:rStyle w:val="Extranjerismo"/>
+        </w:rPr>
+        <w:t xml:space="preserve"> </w:t>
+      </w:r>
+      <w:proofErr w:type="spellStart"/>
+      <w:r>
+        <w:rPr>
+          <w:rStyle w:val="Extranjerismo"/>
+        </w:rPr>
+        <w:t>hampei</w:t>
+      </w:r>
+      <w:proofErr w:type="spellEnd"/>
       <w:r>
         <w:t>) que perfora los granos de café en el cultivo, generando defectos físicos y sensoriales.</w:t>
       </w:r>
@@ -9967,25 +10441,25 @@
         <w:t>principio “</w:t>
       </w:r>
       <w:r>
-        <w:t>P</w:t>
+        <w:t>p</w:t>
       </w:r>
       <w:r>
         <w:t xml:space="preserve">rimero en </w:t>
       </w:r>
       <w:r>
-        <w:t>E</w:t>
+        <w:t>e</w:t>
       </w:r>
       <w:r>
         <w:t xml:space="preserve">ntrar, </w:t>
       </w:r>
       <w:r>
-        <w:t>P</w:t>
+        <w:t>p</w:t>
       </w:r>
       <w:r>
         <w:t xml:space="preserve">rimero en </w:t>
       </w:r>
       <w:r>
-        <w:t>S</w:t>
+        <w:t>s</w:t>
       </w:r>
       <w:r>
         <w:t>alir” para la rotación de inventarios, aplicable a café y leche.</w:t>
@@ -10068,7 +10542,7 @@
       <w:pPr>
         <w:pStyle w:val="Titulosgenerales"/>
       </w:pPr>
-      <w:bookmarkStart w:id="11" w:name="_Toc236646473"/>
+      <w:bookmarkStart w:id="11" w:name="_Toc238885173"/>
       <w:r>
         <w:lastRenderedPageBreak/>
         <w:t>Referencias bibliográficas</w:t>
@@ -10200,8 +10674,29 @@
       </w:r>
     </w:p>
     <w:p>
-      <w:r>
-        <w:t xml:space="preserve">Nuova Simonelli / La Marzocco. (2021). Manual de mantenimiento de máquinas de </w:t>
+      <w:proofErr w:type="spellStart"/>
+      <w:r>
+        <w:t>Nuova</w:t>
+      </w:r>
+      <w:proofErr w:type="spellEnd"/>
+      <w:r>
+        <w:t xml:space="preserve"> </w:t>
+      </w:r>
+      <w:proofErr w:type="spellStart"/>
+      <w:r>
+        <w:t>Simonelli</w:t>
+      </w:r>
+      <w:proofErr w:type="spellEnd"/>
+      <w:r>
+        <w:t xml:space="preserve"> / La </w:t>
+      </w:r>
+      <w:proofErr w:type="spellStart"/>
+      <w:r>
+        <w:t>Marzocco</w:t>
+      </w:r>
+      <w:proofErr w:type="spellEnd"/>
+      <w:r>
+        <w:t xml:space="preserve">. (2021). Manual de mantenimiento de máquinas de </w:t>
       </w:r>
       <w:r>
         <w:rPr>
@@ -10214,8 +10709,13 @@
       </w:r>
     </w:p>
     <w:p>
-      <w:r>
-        <w:t xml:space="preserve">Rancilio. (2020). Manual de servicio técnico – Máquinas de </w:t>
+      <w:proofErr w:type="spellStart"/>
+      <w:r>
+        <w:t>Rancilio</w:t>
+      </w:r>
+      <w:proofErr w:type="spellEnd"/>
+      <w:r>
+        <w:t xml:space="preserve">. (2020). Manual de servicio técnico – Máquinas de </w:t>
       </w:r>
       <w:r>
         <w:rPr>
@@ -10251,7 +10751,23 @@
     </w:p>
     <w:p>
       <w:r>
-        <w:t xml:space="preserve">Specialty Coffee Association. (2022). SCA </w:t>
+        <w:t xml:space="preserve">Specialty </w:t>
+      </w:r>
+      <w:proofErr w:type="spellStart"/>
+      <w:r>
+        <w:t>Coffee</w:t>
+      </w:r>
+      <w:proofErr w:type="spellEnd"/>
+      <w:r>
+        <w:t xml:space="preserve"> </w:t>
+      </w:r>
+      <w:proofErr w:type="spellStart"/>
+      <w:r>
+        <w:t>Association</w:t>
+      </w:r>
+      <w:proofErr w:type="spellEnd"/>
+      <w:r>
+        <w:t xml:space="preserve">. (2022). SCA </w:t>
       </w:r>
       <w:r>
         <w:rPr>
@@ -10278,7 +10794,7 @@
       <w:pPr>
         <w:pStyle w:val="Titulosgenerales"/>
       </w:pPr>
-      <w:bookmarkStart w:id="12" w:name="_Toc236646474"/>
+      <w:bookmarkStart w:id="12" w:name="_Toc238885174"/>
       <w:r>
         <w:lastRenderedPageBreak/>
         <w:t>Créditos</w:t>
@@ -10470,7 +10986,19 @@
               <w:rPr>
                 <w:lang w:val="es-CO"/>
               </w:rPr>
-              <w:t>Responsable de línea de producción</w:t>
+              <w:t xml:space="preserve">Responsable de </w:t>
+            </w:r>
+            <w:r>
+              <w:rPr>
+                <w:lang w:val="es-CO"/>
+              </w:rPr>
+              <w:t xml:space="preserve">la </w:t>
+            </w:r>
+            <w:r>
+              <w:rPr>
+                <w:lang w:val="es-CO"/>
+              </w:rPr>
+              <w:t>línea de producción</w:t>
             </w:r>
           </w:p>
         </w:tc>
@@ -10489,7 +11017,19 @@
               <w:rPr>
                 <w:lang w:val="es-CO"/>
               </w:rPr>
-              <w:t xml:space="preserve">Centro de Comercio y Servicios – Regional Atlántico  </w:t>
+              <w:t xml:space="preserve">Centro de Comercio y Servicios </w:t>
+            </w:r>
+            <w:r>
+              <w:rPr>
+                <w:lang w:val="es-CO"/>
+              </w:rPr>
+              <w:t>-</w:t>
+            </w:r>
+            <w:r>
+              <w:rPr>
+                <w:lang w:val="es-CO"/>
+              </w:rPr>
+              <w:t xml:space="preserve"> Regional Atlántico  </w:t>
             </w:r>
           </w:p>
         </w:tc>
@@ -10569,7 +11109,19 @@
               <w:rPr>
                 <w:lang w:val="es-CO"/>
               </w:rPr>
-              <w:t>Centro de Comercio y Servicios – Regional Atlántico</w:t>
+              <w:t xml:space="preserve">Centro de Comercio y Servicios </w:t>
+            </w:r>
+            <w:r>
+              <w:rPr>
+                <w:lang w:val="es-CO"/>
+              </w:rPr>
+              <w:t>-</w:t>
+            </w:r>
+            <w:r>
+              <w:rPr>
+                <w:lang w:val="es-CO"/>
+              </w:rPr>
+              <w:t xml:space="preserve"> Regional Atlántico</w:t>
             </w:r>
           </w:p>
         </w:tc>
@@ -10628,7 +11180,19 @@
               <w:rPr>
                 <w:lang w:val="es-CO"/>
               </w:rPr>
-              <w:t>Centro de Comercio y Servicios – Regional Atlántico</w:t>
+              <w:t xml:space="preserve">Centro de Comercio y Servicios </w:t>
+            </w:r>
+            <w:r>
+              <w:rPr>
+                <w:lang w:val="es-CO"/>
+              </w:rPr>
+              <w:t>-</w:t>
+            </w:r>
+            <w:r>
+              <w:rPr>
+                <w:lang w:val="es-CO"/>
+              </w:rPr>
+              <w:t xml:space="preserve"> Regional Atlántico</w:t>
             </w:r>
           </w:p>
         </w:tc>
@@ -10702,7 +11266,19 @@
               <w:rPr>
                 <w:lang w:val="es-CO"/>
               </w:rPr>
-              <w:t>Centro de Comercio y Servicios – Regional Atlántico</w:t>
+              <w:t xml:space="preserve">Centro de Comercio y Servicios </w:t>
+            </w:r>
+            <w:r>
+              <w:rPr>
+                <w:lang w:val="es-CO"/>
+              </w:rPr>
+              <w:t>-</w:t>
+            </w:r>
+            <w:r>
+              <w:rPr>
+                <w:lang w:val="es-CO"/>
+              </w:rPr>
+              <w:t xml:space="preserve"> Regional Atlántico</w:t>
             </w:r>
           </w:p>
         </w:tc>
@@ -10749,8 +11325,17 @@
                 <w:rStyle w:val="Extranjerismo"/>
                 <w:lang w:val="es-CO"/>
               </w:rPr>
-              <w:t>full stack</w:t>
-            </w:r>
+              <w:t xml:space="preserve">full </w:t>
+            </w:r>
+            <w:proofErr w:type="spellStart"/>
+            <w:r>
+              <w:rPr>
+                <w:rStyle w:val="Extranjerismo"/>
+                <w:lang w:val="es-CO"/>
+              </w:rPr>
+              <w:t>stack</w:t>
+            </w:r>
+            <w:proofErr w:type="spellEnd"/>
           </w:p>
         </w:tc>
         <w:tc>
@@ -10768,7 +11353,19 @@
               <w:rPr>
                 <w:lang w:val="es-CO"/>
               </w:rPr>
-              <w:t>Centro de Comercio y Servicios – Regional Atlántico</w:t>
+              <w:t xml:space="preserve">Centro de Comercio y Servicios </w:t>
+            </w:r>
+            <w:r>
+              <w:rPr>
+                <w:lang w:val="es-CO"/>
+              </w:rPr>
+              <w:t>-</w:t>
+            </w:r>
+            <w:r>
+              <w:rPr>
+                <w:lang w:val="es-CO"/>
+              </w:rPr>
+              <w:t>Regional Atlántico</w:t>
             </w:r>
           </w:p>
         </w:tc>
@@ -10824,7 +11421,19 @@
               <w:rPr>
                 <w:lang w:val="es-CO"/>
               </w:rPr>
-              <w:t>Centro de Comercio y Servicios – Regional Atlántico</w:t>
+              <w:t xml:space="preserve">Centro de Comercio y Servicios </w:t>
+            </w:r>
+            <w:r>
+              <w:rPr>
+                <w:lang w:val="es-CO"/>
+              </w:rPr>
+              <w:t>-</w:t>
+            </w:r>
+            <w:r>
+              <w:rPr>
+                <w:lang w:val="es-CO"/>
+              </w:rPr>
+              <w:t xml:space="preserve"> Regional Atlántico</w:t>
             </w:r>
           </w:p>
         </w:tc>
@@ -10877,7 +11486,19 @@
               <w:rPr>
                 <w:lang w:val="es-CO"/>
               </w:rPr>
-              <w:t>Centro de Comercio y Servicios – Regional Atlántico</w:t>
+              <w:t xml:space="preserve">Centro de Comercio y Servicios </w:t>
+            </w:r>
+            <w:r>
+              <w:rPr>
+                <w:lang w:val="es-CO"/>
+              </w:rPr>
+              <w:t>-</w:t>
+            </w:r>
+            <w:r>
+              <w:rPr>
+                <w:lang w:val="es-CO"/>
+              </w:rPr>
+              <w:t xml:space="preserve"> Regional Atlántico</w:t>
             </w:r>
           </w:p>
         </w:tc>
@@ -10945,7 +11566,19 @@
               <w:rPr>
                 <w:lang w:val="es-CO"/>
               </w:rPr>
-              <w:t>Centro de Comercio y Servicios – Regional Atlántico</w:t>
+              <w:t xml:space="preserve">Centro de Comercio y Servicios </w:t>
+            </w:r>
+            <w:r>
+              <w:rPr>
+                <w:lang w:val="es-CO"/>
+              </w:rPr>
+              <w:t>-</w:t>
+            </w:r>
+            <w:r>
+              <w:rPr>
+                <w:lang w:val="es-CO"/>
+              </w:rPr>
+              <w:t xml:space="preserve"> Regional Atlántico</w:t>
             </w:r>
           </w:p>
         </w:tc>
@@ -11016,7 +11649,19 @@
               <w:rPr>
                 <w:lang w:val="es-CO"/>
               </w:rPr>
-              <w:t>Centro de Comercio y Servicios – Regional Atlántico</w:t>
+              <w:t xml:space="preserve">Centro de Comercio y Servicios </w:t>
+            </w:r>
+            <w:r>
+              <w:rPr>
+                <w:lang w:val="es-CO"/>
+              </w:rPr>
+              <w:t>-</w:t>
+            </w:r>
+            <w:r>
+              <w:rPr>
+                <w:lang w:val="es-CO"/>
+              </w:rPr>
+              <w:t xml:space="preserve"> Regional Atlántico</w:t>
             </w:r>
           </w:p>
         </w:tc>
@@ -11102,7 +11747,19 @@
               <w:rPr>
                 <w:lang w:val="es-CO"/>
               </w:rPr>
-              <w:t>Centro de Comercio y Servicios – Regional Atlántico</w:t>
+              <w:t xml:space="preserve">Centro de Comercio y Servicios </w:t>
+            </w:r>
+            <w:r>
+              <w:rPr>
+                <w:lang w:val="es-CO"/>
+              </w:rPr>
+              <w:t>-</w:t>
+            </w:r>
+            <w:r>
+              <w:rPr>
+                <w:lang w:val="es-CO"/>
+              </w:rPr>
+              <w:t xml:space="preserve"> Regional Atlántico</w:t>
             </w:r>
           </w:p>
         </w:tc>
@@ -11162,7 +11819,19 @@
               <w:rPr>
                 <w:lang w:val="es-CO"/>
               </w:rPr>
-              <w:t>Centro de Comercio y Servicios – Regional Atlántico</w:t>
+              <w:t xml:space="preserve">Centro de Comercio y Servicios </w:t>
+            </w:r>
+            <w:r>
+              <w:rPr>
+                <w:lang w:val="es-CO"/>
+              </w:rPr>
+              <w:t>-</w:t>
+            </w:r>
+            <w:r>
+              <w:rPr>
+                <w:lang w:val="es-CO"/>
+              </w:rPr>
+              <w:t xml:space="preserve"> Regional Atlántico</w:t>
             </w:r>
           </w:p>
         </w:tc>
@@ -11627,6 +12296,119 @@
     </w:lvl>
   </w:abstractNum>
   <w:abstractNum w:abstractNumId="3" w15:restartNumberingAfterBreak="0">
+    <w:nsid w:val="087356CA"/>
+    <w:multiLevelType w:val="hybridMultilevel"/>
+    <w:tmpl w:val="86783AC8"/>
+    <w:lvl w:ilvl="0" w:tplc="240A0001">
+      <w:start w:val="1"/>
+      <w:numFmt w:val="bullet"/>
+      <w:lvlText w:val=""/>
+      <w:lvlJc w:val="left"/>
+      <w:pPr>
+        <w:ind w:left="720" w:hanging="360"/>
+      </w:pPr>
+      <w:rPr>
+        <w:rFonts w:ascii="Symbol" w:hAnsi="Symbol" w:hint="default"/>
+      </w:rPr>
+    </w:lvl>
+    <w:lvl w:ilvl="1" w:tplc="240A0003" w:tentative="1">
+      <w:start w:val="1"/>
+      <w:numFmt w:val="bullet"/>
+      <w:lvlText w:val="o"/>
+      <w:lvlJc w:val="left"/>
+      <w:pPr>
+        <w:ind w:left="1440" w:hanging="360"/>
+      </w:pPr>
+      <w:rPr>
+        <w:rFonts w:ascii="Courier New" w:hAnsi="Courier New" w:cs="Courier New" w:hint="default"/>
+      </w:rPr>
+    </w:lvl>
+    <w:lvl w:ilvl="2" w:tplc="240A0005" w:tentative="1">
+      <w:start w:val="1"/>
+      <w:numFmt w:val="bullet"/>
+      <w:lvlText w:val=""/>
+      <w:lvlJc w:val="left"/>
+      <w:pPr>
+        <w:ind w:left="2160" w:hanging="360"/>
+      </w:pPr>
+      <w:rPr>
+        <w:rFonts w:ascii="Wingdings" w:hAnsi="Wingdings" w:hint="default"/>
+      </w:rPr>
+    </w:lvl>
+    <w:lvl w:ilvl="3" w:tplc="240A0001" w:tentative="1">
+      <w:start w:val="1"/>
+      <w:numFmt w:val="bullet"/>
+      <w:lvlText w:val=""/>
+      <w:lvlJc w:val="left"/>
+      <w:pPr>
+        <w:ind w:left="2880" w:hanging="360"/>
+      </w:pPr>
+      <w:rPr>
+        <w:rFonts w:ascii="Symbol" w:hAnsi="Symbol" w:hint="default"/>
+      </w:rPr>
+    </w:lvl>
+    <w:lvl w:ilvl="4" w:tplc="240A0003" w:tentative="1">
+      <w:start w:val="1"/>
+      <w:numFmt w:val="bullet"/>
+      <w:lvlText w:val="o"/>
+      <w:lvlJc w:val="left"/>
+      <w:pPr>
+        <w:ind w:left="3600" w:hanging="360"/>
+      </w:pPr>
+      <w:rPr>
+        <w:rFonts w:ascii="Courier New" w:hAnsi="Courier New" w:cs="Courier New" w:hint="default"/>
+      </w:rPr>
+    </w:lvl>
+    <w:lvl w:ilvl="5" w:tplc="240A0005" w:tentative="1">
+      <w:start w:val="1"/>
+      <w:numFmt w:val="bullet"/>
+      <w:lvlText w:val=""/>
+      <w:lvlJc w:val="left"/>
+      <w:pPr>
+        <w:ind w:left="4320" w:hanging="360"/>
+      </w:pPr>
+      <w:rPr>
+        <w:rFonts w:ascii="Wingdings" w:hAnsi="Wingdings" w:hint="default"/>
+      </w:rPr>
+    </w:lvl>
+    <w:lvl w:ilvl="6" w:tplc="240A0001" w:tentative="1">
+      <w:start w:val="1"/>
+      <w:numFmt w:val="bullet"/>
+      <w:lvlText w:val=""/>
+      <w:lvlJc w:val="left"/>
+      <w:pPr>
+        <w:ind w:left="5040" w:hanging="360"/>
+      </w:pPr>
+      <w:rPr>
+        <w:rFonts w:ascii="Symbol" w:hAnsi="Symbol" w:hint="default"/>
+      </w:rPr>
+    </w:lvl>
+    <w:lvl w:ilvl="7" w:tplc="240A0003" w:tentative="1">
+      <w:start w:val="1"/>
+      <w:numFmt w:val="bullet"/>
+      <w:lvlText w:val="o"/>
+      <w:lvlJc w:val="left"/>
+      <w:pPr>
+        <w:ind w:left="5760" w:hanging="360"/>
+      </w:pPr>
+      <w:rPr>
+        <w:rFonts w:ascii="Courier New" w:hAnsi="Courier New" w:cs="Courier New" w:hint="default"/>
+      </w:rPr>
+    </w:lvl>
+    <w:lvl w:ilvl="8" w:tplc="240A0005" w:tentative="1">
+      <w:start w:val="1"/>
+      <w:numFmt w:val="bullet"/>
+      <w:lvlText w:val=""/>
+      <w:lvlJc w:val="left"/>
+      <w:pPr>
+        <w:ind w:left="6480" w:hanging="360"/>
+      </w:pPr>
+      <w:rPr>
+        <w:rFonts w:ascii="Wingdings" w:hAnsi="Wingdings" w:hint="default"/>
+      </w:rPr>
+    </w:lvl>
+  </w:abstractNum>
+  <w:abstractNum w:abstractNumId="4" w15:restartNumberingAfterBreak="0">
     <w:nsid w:val="09E1272A"/>
     <w:multiLevelType w:val="hybridMultilevel"/>
     <w:tmpl w:val="B60EB5F6"/>
@@ -11739,7 +12521,7 @@
       </w:rPr>
     </w:lvl>
   </w:abstractNum>
-  <w:abstractNum w:abstractNumId="4" w15:restartNumberingAfterBreak="0">
+  <w:abstractNum w:abstractNumId="5" w15:restartNumberingAfterBreak="0">
     <w:nsid w:val="14926481"/>
     <w:multiLevelType w:val="hybridMultilevel"/>
     <w:tmpl w:val="357056A0"/>
@@ -11852,7 +12634,7 @@
       </w:rPr>
     </w:lvl>
   </w:abstractNum>
-  <w:abstractNum w:abstractNumId="5" w15:restartNumberingAfterBreak="0">
+  <w:abstractNum w:abstractNumId="6" w15:restartNumberingAfterBreak="0">
     <w:nsid w:val="1C0F1607"/>
     <w:multiLevelType w:val="hybridMultilevel"/>
     <w:tmpl w:val="7D7EB2B8"/>
@@ -11965,7 +12747,7 @@
       </w:rPr>
     </w:lvl>
   </w:abstractNum>
-  <w:abstractNum w:abstractNumId="6" w15:restartNumberingAfterBreak="0">
+  <w:abstractNum w:abstractNumId="7" w15:restartNumberingAfterBreak="0">
     <w:nsid w:val="1EB5355D"/>
     <w:multiLevelType w:val="hybridMultilevel"/>
     <w:tmpl w:val="CF940F10"/>
@@ -12078,7 +12860,7 @@
       </w:rPr>
     </w:lvl>
   </w:abstractNum>
-  <w:abstractNum w:abstractNumId="7" w15:restartNumberingAfterBreak="0">
+  <w:abstractNum w:abstractNumId="8" w15:restartNumberingAfterBreak="0">
     <w:nsid w:val="215E5328"/>
     <w:multiLevelType w:val="hybridMultilevel"/>
     <w:tmpl w:val="D5522A00"/>
@@ -12191,7 +12973,7 @@
       </w:rPr>
     </w:lvl>
   </w:abstractNum>
-  <w:abstractNum w:abstractNumId="8" w15:restartNumberingAfterBreak="0">
+  <w:abstractNum w:abstractNumId="9" w15:restartNumberingAfterBreak="0">
     <w:nsid w:val="21B00551"/>
     <w:multiLevelType w:val="hybridMultilevel"/>
     <w:tmpl w:val="BCC8EBEE"/>
@@ -12277,7 +13059,7 @@
       </w:pPr>
     </w:lvl>
   </w:abstractNum>
-  <w:abstractNum w:abstractNumId="9" w15:restartNumberingAfterBreak="0">
+  <w:abstractNum w:abstractNumId="10" w15:restartNumberingAfterBreak="0">
     <w:nsid w:val="22F5382A"/>
     <w:multiLevelType w:val="hybridMultilevel"/>
     <w:tmpl w:val="EF064846"/>
@@ -12390,7 +13172,7 @@
       </w:rPr>
     </w:lvl>
   </w:abstractNum>
-  <w:abstractNum w:abstractNumId="10" w15:restartNumberingAfterBreak="0">
+  <w:abstractNum w:abstractNumId="11" w15:restartNumberingAfterBreak="0">
     <w:nsid w:val="27412B07"/>
     <w:multiLevelType w:val="hybridMultilevel"/>
     <w:tmpl w:val="9FDADF5E"/>
@@ -12481,7 +13263,7 @@
       </w:pPr>
     </w:lvl>
   </w:abstractNum>
-  <w:abstractNum w:abstractNumId="11" w15:restartNumberingAfterBreak="0">
+  <w:abstractNum w:abstractNumId="12" w15:restartNumberingAfterBreak="0">
     <w:nsid w:val="2C492353"/>
     <w:multiLevelType w:val="hybridMultilevel"/>
     <w:tmpl w:val="E1D8B662"/>
@@ -12594,7 +13376,93 @@
       </w:rPr>
     </w:lvl>
   </w:abstractNum>
-  <w:abstractNum w:abstractNumId="12" w15:restartNumberingAfterBreak="0">
+  <w:abstractNum w:abstractNumId="13" w15:restartNumberingAfterBreak="0">
+    <w:nsid w:val="33C8461C"/>
+    <w:multiLevelType w:val="hybridMultilevel"/>
+    <w:tmpl w:val="F2600254"/>
+    <w:lvl w:ilvl="0" w:tplc="240A0017">
+      <w:start w:val="1"/>
+      <w:numFmt w:val="lowerLetter"/>
+      <w:lvlText w:val="%1)"/>
+      <w:lvlJc w:val="left"/>
+      <w:pPr>
+        <w:ind w:left="720" w:hanging="360"/>
+      </w:pPr>
+    </w:lvl>
+    <w:lvl w:ilvl="1" w:tplc="240A0019" w:tentative="1">
+      <w:start w:val="1"/>
+      <w:numFmt w:val="lowerLetter"/>
+      <w:lvlText w:val="%2."/>
+      <w:lvlJc w:val="left"/>
+      <w:pPr>
+        <w:ind w:left="1440" w:hanging="360"/>
+      </w:pPr>
+    </w:lvl>
+    <w:lvl w:ilvl="2" w:tplc="240A001B" w:tentative="1">
+      <w:start w:val="1"/>
+      <w:numFmt w:val="lowerRoman"/>
+      <w:lvlText w:val="%3."/>
+      <w:lvlJc w:val="right"/>
+      <w:pPr>
+        <w:ind w:left="2160" w:hanging="180"/>
+      </w:pPr>
+    </w:lvl>
+    <w:lvl w:ilvl="3" w:tplc="240A000F" w:tentative="1">
+      <w:start w:val="1"/>
+      <w:numFmt w:val="decimal"/>
+      <w:lvlText w:val="%4."/>
+      <w:lvlJc w:val="left"/>
+      <w:pPr>
+        <w:ind w:left="2880" w:hanging="360"/>
+      </w:pPr>
+    </w:lvl>
+    <w:lvl w:ilvl="4" w:tplc="240A0019" w:tentative="1">
+      <w:start w:val="1"/>
+      <w:numFmt w:val="lowerLetter"/>
+      <w:lvlText w:val="%5."/>
+      <w:lvlJc w:val="left"/>
+      <w:pPr>
+        <w:ind w:left="3600" w:hanging="360"/>
+      </w:pPr>
+    </w:lvl>
+    <w:lvl w:ilvl="5" w:tplc="240A001B" w:tentative="1">
+      <w:start w:val="1"/>
+      <w:numFmt w:val="lowerRoman"/>
+      <w:lvlText w:val="%6."/>
+      <w:lvlJc w:val="right"/>
+      <w:pPr>
+        <w:ind w:left="4320" w:hanging="180"/>
+      </w:pPr>
+    </w:lvl>
+    <w:lvl w:ilvl="6" w:tplc="240A000F" w:tentative="1">
+      <w:start w:val="1"/>
+      <w:numFmt w:val="decimal"/>
+      <w:lvlText w:val="%7."/>
+      <w:lvlJc w:val="left"/>
+      <w:pPr>
+        <w:ind w:left="5040" w:hanging="360"/>
+      </w:pPr>
+    </w:lvl>
+    <w:lvl w:ilvl="7" w:tplc="240A0019" w:tentative="1">
+      <w:start w:val="1"/>
+      <w:numFmt w:val="lowerLetter"/>
+      <w:lvlText w:val="%8."/>
+      <w:lvlJc w:val="left"/>
+      <w:pPr>
+        <w:ind w:left="5760" w:hanging="360"/>
+      </w:pPr>
+    </w:lvl>
+    <w:lvl w:ilvl="8" w:tplc="240A001B" w:tentative="1">
+      <w:start w:val="1"/>
+      <w:numFmt w:val="lowerRoman"/>
+      <w:lvlText w:val="%9."/>
+      <w:lvlJc w:val="right"/>
+      <w:pPr>
+        <w:ind w:left="6480" w:hanging="180"/>
+      </w:pPr>
+    </w:lvl>
+  </w:abstractNum>
+  <w:abstractNum w:abstractNumId="14" w15:restartNumberingAfterBreak="0">
     <w:nsid w:val="368E176E"/>
     <w:multiLevelType w:val="hybridMultilevel"/>
     <w:tmpl w:val="BDF054FE"/>
@@ -12688,7 +13556,7 @@
       </w:pPr>
     </w:lvl>
   </w:abstractNum>
-  <w:abstractNum w:abstractNumId="13" w15:restartNumberingAfterBreak="0">
+  <w:abstractNum w:abstractNumId="15" w15:restartNumberingAfterBreak="0">
     <w:nsid w:val="3DDF6562"/>
     <w:multiLevelType w:val="multilevel"/>
     <w:tmpl w:val="6C7AF928"/>
@@ -12809,7 +13677,7 @@
       </w:rPr>
     </w:lvl>
   </w:abstractNum>
-  <w:abstractNum w:abstractNumId="14" w15:restartNumberingAfterBreak="0">
+  <w:abstractNum w:abstractNumId="16" w15:restartNumberingAfterBreak="0">
     <w:nsid w:val="457B4E3C"/>
     <w:multiLevelType w:val="hybridMultilevel"/>
     <w:tmpl w:val="09903CCE"/>
@@ -12898,7 +13766,7 @@
       </w:pPr>
     </w:lvl>
   </w:abstractNum>
-  <w:abstractNum w:abstractNumId="15" w15:restartNumberingAfterBreak="0">
+  <w:abstractNum w:abstractNumId="17" w15:restartNumberingAfterBreak="0">
     <w:nsid w:val="4BB23C6E"/>
     <w:multiLevelType w:val="hybridMultilevel"/>
     <w:tmpl w:val="0F081A10"/>
@@ -13011,7 +13879,7 @@
       </w:rPr>
     </w:lvl>
   </w:abstractNum>
-  <w:abstractNum w:abstractNumId="16" w15:restartNumberingAfterBreak="0">
+  <w:abstractNum w:abstractNumId="18" w15:restartNumberingAfterBreak="0">
     <w:nsid w:val="4EBE1EF6"/>
     <w:multiLevelType w:val="hybridMultilevel"/>
     <w:tmpl w:val="AF3C2E24"/>
@@ -13102,7 +13970,7 @@
       </w:pPr>
     </w:lvl>
   </w:abstractNum>
-  <w:abstractNum w:abstractNumId="17" w15:restartNumberingAfterBreak="0">
+  <w:abstractNum w:abstractNumId="19" w15:restartNumberingAfterBreak="0">
     <w:nsid w:val="51CC4C39"/>
     <w:multiLevelType w:val="hybridMultilevel"/>
     <w:tmpl w:val="D5C8DEDC"/>
@@ -13215,7 +14083,7 @@
       </w:rPr>
     </w:lvl>
   </w:abstractNum>
-  <w:abstractNum w:abstractNumId="18" w15:restartNumberingAfterBreak="0">
+  <w:abstractNum w:abstractNumId="20" w15:restartNumberingAfterBreak="0">
     <w:nsid w:val="5318182E"/>
     <w:multiLevelType w:val="hybridMultilevel"/>
     <w:tmpl w:val="A094B4BA"/>
@@ -13328,7 +14196,7 @@
       </w:rPr>
     </w:lvl>
   </w:abstractNum>
-  <w:abstractNum w:abstractNumId="19" w15:restartNumberingAfterBreak="0">
+  <w:abstractNum w:abstractNumId="21" w15:restartNumberingAfterBreak="0">
     <w:nsid w:val="54074DA1"/>
     <w:multiLevelType w:val="hybridMultilevel"/>
     <w:tmpl w:val="9ACE7BB2"/>
@@ -13441,7 +14309,7 @@
       </w:rPr>
     </w:lvl>
   </w:abstractNum>
-  <w:abstractNum w:abstractNumId="20" w15:restartNumberingAfterBreak="0">
+  <w:abstractNum w:abstractNumId="22" w15:restartNumberingAfterBreak="0">
     <w:nsid w:val="540E6060"/>
     <w:multiLevelType w:val="hybridMultilevel"/>
     <w:tmpl w:val="F63277BA"/>
@@ -13554,7 +14422,93 @@
       </w:rPr>
     </w:lvl>
   </w:abstractNum>
-  <w:abstractNum w:abstractNumId="21" w15:restartNumberingAfterBreak="0">
+  <w:abstractNum w:abstractNumId="23" w15:restartNumberingAfterBreak="0">
+    <w:nsid w:val="56582AA8"/>
+    <w:multiLevelType w:val="hybridMultilevel"/>
+    <w:tmpl w:val="616CEF50"/>
+    <w:lvl w:ilvl="0" w:tplc="240A0017">
+      <w:start w:val="1"/>
+      <w:numFmt w:val="lowerLetter"/>
+      <w:lvlText w:val="%1)"/>
+      <w:lvlJc w:val="left"/>
+      <w:pPr>
+        <w:ind w:left="720" w:hanging="360"/>
+      </w:pPr>
+    </w:lvl>
+    <w:lvl w:ilvl="1" w:tplc="240A0019" w:tentative="1">
+      <w:start w:val="1"/>
+      <w:numFmt w:val="lowerLetter"/>
+      <w:lvlText w:val="%2."/>
+      <w:lvlJc w:val="left"/>
+      <w:pPr>
+        <w:ind w:left="1440" w:hanging="360"/>
+      </w:pPr>
+    </w:lvl>
+    <w:lvl w:ilvl="2" w:tplc="240A001B" w:tentative="1">
+      <w:start w:val="1"/>
+      <w:numFmt w:val="lowerRoman"/>
+      <w:lvlText w:val="%3."/>
+      <w:lvlJc w:val="right"/>
+      <w:pPr>
+        <w:ind w:left="2160" w:hanging="180"/>
+      </w:pPr>
+    </w:lvl>
+    <w:lvl w:ilvl="3" w:tplc="240A000F" w:tentative="1">
+      <w:start w:val="1"/>
+      <w:numFmt w:val="decimal"/>
+      <w:lvlText w:val="%4."/>
+      <w:lvlJc w:val="left"/>
+      <w:pPr>
+        <w:ind w:left="2880" w:hanging="360"/>
+      </w:pPr>
+    </w:lvl>
+    <w:lvl w:ilvl="4" w:tplc="240A0019" w:tentative="1">
+      <w:start w:val="1"/>
+      <w:numFmt w:val="lowerLetter"/>
+      <w:lvlText w:val="%5."/>
+      <w:lvlJc w:val="left"/>
+      <w:pPr>
+        <w:ind w:left="3600" w:hanging="360"/>
+      </w:pPr>
+    </w:lvl>
+    <w:lvl w:ilvl="5" w:tplc="240A001B" w:tentative="1">
+      <w:start w:val="1"/>
+      <w:numFmt w:val="lowerRoman"/>
+      <w:lvlText w:val="%6."/>
+      <w:lvlJc w:val="right"/>
+      <w:pPr>
+        <w:ind w:left="4320" w:hanging="180"/>
+      </w:pPr>
+    </w:lvl>
+    <w:lvl w:ilvl="6" w:tplc="240A000F" w:tentative="1">
+      <w:start w:val="1"/>
+      <w:numFmt w:val="decimal"/>
+      <w:lvlText w:val="%7."/>
+      <w:lvlJc w:val="left"/>
+      <w:pPr>
+        <w:ind w:left="5040" w:hanging="360"/>
+      </w:pPr>
+    </w:lvl>
+    <w:lvl w:ilvl="7" w:tplc="240A0019" w:tentative="1">
+      <w:start w:val="1"/>
+      <w:numFmt w:val="lowerLetter"/>
+      <w:lvlText w:val="%8."/>
+      <w:lvlJc w:val="left"/>
+      <w:pPr>
+        <w:ind w:left="5760" w:hanging="360"/>
+      </w:pPr>
+    </w:lvl>
+    <w:lvl w:ilvl="8" w:tplc="240A001B" w:tentative="1">
+      <w:start w:val="1"/>
+      <w:numFmt w:val="lowerRoman"/>
+      <w:lvlText w:val="%9."/>
+      <w:lvlJc w:val="right"/>
+      <w:pPr>
+        <w:ind w:left="6480" w:hanging="180"/>
+      </w:pPr>
+    </w:lvl>
+  </w:abstractNum>
+  <w:abstractNum w:abstractNumId="24" w15:restartNumberingAfterBreak="0">
     <w:nsid w:val="5DD44D5C"/>
     <w:multiLevelType w:val="hybridMultilevel"/>
     <w:tmpl w:val="0962345C"/>
@@ -13667,7 +14621,7 @@
       </w:rPr>
     </w:lvl>
   </w:abstractNum>
-  <w:abstractNum w:abstractNumId="22" w15:restartNumberingAfterBreak="0">
+  <w:abstractNum w:abstractNumId="25" w15:restartNumberingAfterBreak="0">
     <w:nsid w:val="6B363B39"/>
     <w:multiLevelType w:val="hybridMultilevel"/>
     <w:tmpl w:val="50F8BA00"/>
@@ -13780,7 +14734,7 @@
       </w:rPr>
     </w:lvl>
   </w:abstractNum>
-  <w:abstractNum w:abstractNumId="23" w15:restartNumberingAfterBreak="0">
+  <w:abstractNum w:abstractNumId="26" w15:restartNumberingAfterBreak="0">
     <w:nsid w:val="6B6A1EF2"/>
     <w:multiLevelType w:val="hybridMultilevel"/>
     <w:tmpl w:val="E2EE863A"/>
@@ -13893,7 +14847,7 @@
       </w:rPr>
     </w:lvl>
   </w:abstractNum>
-  <w:abstractNum w:abstractNumId="24" w15:restartNumberingAfterBreak="0">
+  <w:abstractNum w:abstractNumId="27" w15:restartNumberingAfterBreak="0">
     <w:nsid w:val="6CE4298F"/>
     <w:multiLevelType w:val="hybridMultilevel"/>
     <w:tmpl w:val="3AD6A24E"/>
@@ -14006,7 +14960,7 @@
       </w:rPr>
     </w:lvl>
   </w:abstractNum>
-  <w:abstractNum w:abstractNumId="25" w15:restartNumberingAfterBreak="0">
+  <w:abstractNum w:abstractNumId="28" w15:restartNumberingAfterBreak="0">
     <w:nsid w:val="6E323FAA"/>
     <w:multiLevelType w:val="hybridMultilevel"/>
     <w:tmpl w:val="94146C36"/>
@@ -14121,7 +15075,7 @@
       </w:rPr>
     </w:lvl>
   </w:abstractNum>
-  <w:abstractNum w:abstractNumId="26" w15:restartNumberingAfterBreak="0">
+  <w:abstractNum w:abstractNumId="29" w15:restartNumberingAfterBreak="0">
     <w:nsid w:val="70EB42DE"/>
     <w:multiLevelType w:val="hybridMultilevel"/>
     <w:tmpl w:val="20965EE0"/>
@@ -14234,7 +15188,7 @@
       </w:rPr>
     </w:lvl>
   </w:abstractNum>
-  <w:abstractNum w:abstractNumId="27" w15:restartNumberingAfterBreak="0">
+  <w:abstractNum w:abstractNumId="30" w15:restartNumberingAfterBreak="0">
     <w:nsid w:val="71B624F1"/>
     <w:multiLevelType w:val="hybridMultilevel"/>
     <w:tmpl w:val="B95466D6"/>
@@ -14324,7 +15278,7 @@
       </w:pPr>
     </w:lvl>
   </w:abstractNum>
-  <w:abstractNum w:abstractNumId="28" w15:restartNumberingAfterBreak="0">
+  <w:abstractNum w:abstractNumId="31" w15:restartNumberingAfterBreak="0">
     <w:nsid w:val="73E90A48"/>
     <w:multiLevelType w:val="hybridMultilevel"/>
     <w:tmpl w:val="BC244D52"/>
@@ -14441,88 +15395,97 @@
     <w:abstractNumId w:val="0"/>
   </w:num>
   <w:num w:numId="2">
-    <w:abstractNumId w:val="10"/>
+    <w:abstractNumId w:val="11"/>
   </w:num>
   <w:num w:numId="3">
+    <w:abstractNumId w:val="18"/>
+  </w:num>
+  <w:num w:numId="4">
+    <w:abstractNumId w:val="14"/>
+  </w:num>
+  <w:num w:numId="5">
+    <w:abstractNumId w:val="15"/>
+  </w:num>
+  <w:num w:numId="6">
     <w:abstractNumId w:val="16"/>
   </w:num>
-  <w:num w:numId="4">
+  <w:num w:numId="7">
+    <w:abstractNumId w:val="31"/>
+  </w:num>
+  <w:num w:numId="8">
+    <w:abstractNumId w:val="19"/>
+  </w:num>
+  <w:num w:numId="9">
     <w:abstractNumId w:val="12"/>
   </w:num>
-  <w:num w:numId="5">
-    <w:abstractNumId w:val="13"/>
+  <w:num w:numId="10">
+    <w:abstractNumId w:val="9"/>
   </w:num>
-  <w:num w:numId="6">
-    <w:abstractNumId w:val="14"/>
-  </w:num>
-  <w:num w:numId="7">
+  <w:num w:numId="11">
     <w:abstractNumId w:val="28"/>
   </w:num>
-  <w:num w:numId="8">
+  <w:num w:numId="12">
+    <w:abstractNumId w:val="26"/>
+  </w:num>
+  <w:num w:numId="13">
+    <w:abstractNumId w:val="8"/>
+  </w:num>
+  <w:num w:numId="14">
     <w:abstractNumId w:val="17"/>
   </w:num>
-  <w:num w:numId="9">
-    <w:abstractNumId w:val="11"/>
+  <w:num w:numId="15">
+    <w:abstractNumId w:val="30"/>
   </w:num>
-  <w:num w:numId="10">
-    <w:abstractNumId w:val="8"/>
+  <w:num w:numId="16">
+    <w:abstractNumId w:val="27"/>
   </w:num>
-  <w:num w:numId="11">
-    <w:abstractNumId w:val="25"/>
+  <w:num w:numId="17">
+    <w:abstractNumId w:val="21"/>
   </w:num>
-  <w:num w:numId="12">
-    <w:abstractNumId w:val="23"/>
+  <w:num w:numId="18">
+    <w:abstractNumId w:val="24"/>
   </w:num>
-  <w:num w:numId="13">
+  <w:num w:numId="19">
+    <w:abstractNumId w:val="22"/>
+  </w:num>
+  <w:num w:numId="20">
     <w:abstractNumId w:val="7"/>
   </w:num>
-  <w:num w:numId="14">
-    <w:abstractNumId w:val="15"/>
-  </w:num>
-  <w:num w:numId="15">
-    <w:abstractNumId w:val="27"/>
-  </w:num>
-  <w:num w:numId="16">
-    <w:abstractNumId w:val="24"/>
-  </w:num>
-  <w:num w:numId="17">
-    <w:abstractNumId w:val="19"/>
-  </w:num>
-  <w:num w:numId="18">
-    <w:abstractNumId w:val="21"/>
-  </w:num>
-  <w:num w:numId="19">
+  <w:num w:numId="21">
     <w:abstractNumId w:val="20"/>
   </w:num>
-  <w:num w:numId="20">
+  <w:num w:numId="22">
     <w:abstractNumId w:val="6"/>
   </w:num>
-  <w:num w:numId="21">
-    <w:abstractNumId w:val="18"/>
-  </w:num>
-  <w:num w:numId="22">
-    <w:abstractNumId w:val="5"/>
-  </w:num>
   <w:num w:numId="23">
-    <w:abstractNumId w:val="3"/>
+    <w:abstractNumId w:val="4"/>
   </w:num>
   <w:num w:numId="24">
-    <w:abstractNumId w:val="4"/>
+    <w:abstractNumId w:val="5"/>
   </w:num>
   <w:num w:numId="25">
     <w:abstractNumId w:val="2"/>
   </w:num>
   <w:num w:numId="26">
-    <w:abstractNumId w:val="9"/>
+    <w:abstractNumId w:val="10"/>
   </w:num>
   <w:num w:numId="27">
-    <w:abstractNumId w:val="26"/>
+    <w:abstractNumId w:val="29"/>
   </w:num>
   <w:num w:numId="28">
-    <w:abstractNumId w:val="22"/>
+    <w:abstractNumId w:val="25"/>
   </w:num>
   <w:num w:numId="29">
     <w:abstractNumId w:val="1"/>
+  </w:num>
+  <w:num w:numId="30">
+    <w:abstractNumId w:val="13"/>
+  </w:num>
+  <w:num w:numId="31">
+    <w:abstractNumId w:val="23"/>
+  </w:num>
+  <w:num w:numId="32">
+    <w:abstractNumId w:val="3"/>
   </w:num>
   <w:numIdMacAtCleanup w:val="28"/>
 </w:numbering>
@@ -16270,6 +17233,26 @@
 </file>
 
 <file path=customXml/item1.xml><?xml version="1.0" encoding="utf-8"?>
+<?mso-contentType ?>
+<FormTemplates xmlns="http://schemas.microsoft.com/sharepoint/v3/contenttype/forms">
+  <Display>DocumentLibraryForm</Display>
+  <Edit>DocumentLibraryForm</Edit>
+  <New>DocumentLibraryForm</New>
+</FormTemplates>
+</file>
+
+<file path=customXml/item2.xml><?xml version="1.0" encoding="utf-8"?>
+<p:properties xmlns:p="http://schemas.microsoft.com/office/2006/metadata/properties" xmlns:xsi="http://www.w3.org/2001/XMLSchema-instance" xmlns:pc="http://schemas.microsoft.com/office/infopath/2007/PartnerControls">
+  <documentManagement>
+    <TaxCatchAll xmlns="67a0edcd-0de5-43ed-8c27-e32f38a00c91" xsi:nil="true"/>
+    <lcf76f155ced4ddcb4097134ff3c332f xmlns="42760c81-fd8e-4d59-8953-7cdb9f38b14f">
+      <Terms xmlns="http://schemas.microsoft.com/office/infopath/2007/PartnerControls"/>
+    </lcf76f155ced4ddcb4097134ff3c332f>
+  </documentManagement>
+</p:properties>
+</file>
+
+<file path=customXml/item3.xml><?xml version="1.0" encoding="utf-8"?>
 <ct:contentTypeSchema xmlns:ct="http://schemas.microsoft.com/office/2006/metadata/contentType" xmlns:ma="http://schemas.microsoft.com/office/2006/metadata/properties/metaAttributes" ct:_="" ma:_="" ma:contentTypeName="Documento" ma:contentTypeID="0x01010005252A1EF3BD024F856B47B579AB5244" ma:contentTypeVersion="12" ma:contentTypeDescription="Crear nuevo documento." ma:contentTypeScope="" ma:versionID="32d0e18b85ac20c34eab62df21c0cf58">
   <xsd:schema xmlns:xsd="http://www.w3.org/2001/XMLSchema" xmlns:xs="http://www.w3.org/2001/XMLSchema" xmlns:p="http://schemas.microsoft.com/office/2006/metadata/properties" xmlns:ns2="42760c81-fd8e-4d59-8953-7cdb9f38b14f" xmlns:ns3="67a0edcd-0de5-43ed-8c27-e32f38a00c91" targetNamespace="http://schemas.microsoft.com/office/2006/metadata/properties" ma:root="true" ma:fieldsID="cc2c149e99f10870fd5bc3964e5386d3" ns2:_="" ns3:_="">
     <xsd:import namespace="42760c81-fd8e-4d59-8953-7cdb9f38b14f"/>
@@ -16470,31 +17453,30 @@
 </ct:contentTypeSchema>
 </file>
 
-<file path=customXml/item2.xml><?xml version="1.0" encoding="utf-8"?>
-<p:properties xmlns:p="http://schemas.microsoft.com/office/2006/metadata/properties" xmlns:xsi="http://www.w3.org/2001/XMLSchema-instance" xmlns:pc="http://schemas.microsoft.com/office/infopath/2007/PartnerControls">
-  <documentManagement>
-    <TaxCatchAll xmlns="67a0edcd-0de5-43ed-8c27-e32f38a00c91" xsi:nil="true"/>
-    <lcf76f155ced4ddcb4097134ff3c332f xmlns="42760c81-fd8e-4d59-8953-7cdb9f38b14f">
-      <Terms xmlns="http://schemas.microsoft.com/office/infopath/2007/PartnerControls"/>
-    </lcf76f155ced4ddcb4097134ff3c332f>
-  </documentManagement>
-</p:properties>
-</file>
-
-<file path=customXml/item3.xml><?xml version="1.0" encoding="utf-8"?>
-<?mso-contentType ?>
-<FormTemplates xmlns="http://schemas.microsoft.com/sharepoint/v3/contenttype/forms">
-  <Display>DocumentLibraryForm</Display>
-  <Edit>DocumentLibraryForm</Edit>
-  <New>DocumentLibraryForm</New>
-</FormTemplates>
-</file>
-
 <file path=customXml/item4.xml><?xml version="1.0" encoding="utf-8"?>
 <b:Sources xmlns:b="http://schemas.openxmlformats.org/officeDocument/2006/bibliography" xmlns="http://schemas.openxmlformats.org/officeDocument/2006/bibliography" SelectedStyle="\APASixthEditionOfficeOnline.xsl" StyleName="APA" Version="6"/>
 </file>
 
 <file path=customXml/itemProps1.xml><?xml version="1.0" encoding="utf-8"?>
+<ds:datastoreItem xmlns:ds="http://schemas.openxmlformats.org/officeDocument/2006/customXml" ds:itemID="{10663269-2064-4804-8290-36D4A57F5557}">
+  <ds:schemaRefs>
+    <ds:schemaRef ds:uri="http://schemas.microsoft.com/sharepoint/v3/contenttype/forms"/>
+  </ds:schemaRefs>
+</ds:datastoreItem>
+</file>
+
+<file path=customXml/itemProps2.xml><?xml version="1.0" encoding="utf-8"?>
+<ds:datastoreItem xmlns:ds="http://schemas.openxmlformats.org/officeDocument/2006/customXml" ds:itemID="{1279454D-02BE-4A9C-A117-DCD1573E2608}">
+  <ds:schemaRefs>
+    <ds:schemaRef ds:uri="http://schemas.microsoft.com/office/2006/metadata/properties"/>
+    <ds:schemaRef ds:uri="http://schemas.microsoft.com/office/infopath/2007/PartnerControls"/>
+    <ds:schemaRef ds:uri="67a0edcd-0de5-43ed-8c27-e32f38a00c91"/>
+    <ds:schemaRef ds:uri="42760c81-fd8e-4d59-8953-7cdb9f38b14f"/>
+  </ds:schemaRefs>
+</ds:datastoreItem>
+</file>
+
+<file path=customXml/itemProps3.xml><?xml version="1.0" encoding="utf-8"?>
 <ds:datastoreItem xmlns:ds="http://schemas.openxmlformats.org/officeDocument/2006/customXml" ds:itemID="{20FD2D4A-2CF9-445D-BD46-4A18692AEF33}">
   <ds:schemaRefs>
     <ds:schemaRef ds:uri="http://schemas.microsoft.com/office/2006/metadata/contentType"/>
@@ -16513,25 +17495,6 @@
 </ds:datastoreItem>
 </file>
 
-<file path=customXml/itemProps2.xml><?xml version="1.0" encoding="utf-8"?>
-<ds:datastoreItem xmlns:ds="http://schemas.openxmlformats.org/officeDocument/2006/customXml" ds:itemID="{1279454D-02BE-4A9C-A117-DCD1573E2608}">
-  <ds:schemaRefs>
-    <ds:schemaRef ds:uri="http://schemas.microsoft.com/office/2006/metadata/properties"/>
-    <ds:schemaRef ds:uri="http://schemas.microsoft.com/office/infopath/2007/PartnerControls"/>
-    <ds:schemaRef ds:uri="67a0edcd-0de5-43ed-8c27-e32f38a00c91"/>
-    <ds:schemaRef ds:uri="42760c81-fd8e-4d59-8953-7cdb9f38b14f"/>
-  </ds:schemaRefs>
-</ds:datastoreItem>
-</file>
-
-<file path=customXml/itemProps3.xml><?xml version="1.0" encoding="utf-8"?>
-<ds:datastoreItem xmlns:ds="http://schemas.openxmlformats.org/officeDocument/2006/customXml" ds:itemID="{10663269-2064-4804-8290-36D4A57F5557}">
-  <ds:schemaRefs>
-    <ds:schemaRef ds:uri="http://schemas.microsoft.com/sharepoint/v3/contenttype/forms"/>
-  </ds:schemaRefs>
-</ds:datastoreItem>
-</file>
-
 <file path=customXml/itemProps4.xml><?xml version="1.0" encoding="utf-8"?>
 <ds:datastoreItem xmlns:ds="http://schemas.openxmlformats.org/officeDocument/2006/customXml" ds:itemID="{EAE431FD-7059-4C09-804B-C9D69EB7B213}">
   <ds:schemaRefs>

--- a/fuentes/63560006_CF02_DU.docx
+++ b/fuentes/63560006_CF02_DU.docx
@@ -1,6 +1,6 @@
 
 <file path=word/document.xml><?xml version="1.0" encoding="utf-8"?>
-<w:document xmlns:wpc="http://schemas.microsoft.com/office/word/2010/wordprocessingCanvas" xmlns:cx="http://schemas.microsoft.com/office/drawing/2014/chartex" xmlns:cx1="http://schemas.microsoft.com/office/drawing/2015/9/8/chartex" xmlns:cx2="http://schemas.microsoft.com/office/drawing/2015/10/21/chartex" xmlns:cx3="http://schemas.microsoft.com/office/drawing/2016/5/9/chartex" xmlns:cx4="http://schemas.microsoft.com/office/drawing/2016/5/10/chartex" xmlns:cx5="http://schemas.microsoft.com/office/drawing/2016/5/11/chartex" xmlns:cx6="http://schemas.microsoft.com/office/drawing/2016/5/12/chartex" xmlns:cx7="http://schemas.microsoft.com/office/drawing/2016/5/13/chartex" xmlns:cx8="http://schemas.microsoft.com/office/drawing/2016/5/14/chartex" xmlns:mc="http://schemas.openxmlformats.org/markup-compatibility/2006" xmlns:aink="http://schemas.microsoft.com/office/drawing/2016/ink" xmlns:am3d="http://schemas.microsoft.com/office/drawing/2017/model3d" xmlns:o="urn:schemas-microsoft-com:office:office" xmlns:r="http://schemas.openxmlformats.org/officeDocument/2006/relationships" xmlns:m="http://schemas.openxmlformats.org/officeDocument/2006/math" xmlns:v="urn:schemas-microsoft-com:vml" xmlns:wp14="http://schemas.microsoft.com/office/word/2010/wordprocessingDrawing" xmlns:wp="http://schemas.openxmlformats.org/drawingml/2006/wordprocessingDrawing" xmlns:w10="urn:schemas-microsoft-com:office:word" xmlns:w="http://schemas.openxmlformats.org/wordprocessingml/2006/main" xmlns:w14="http://schemas.microsoft.com/office/word/2010/wordml" xmlns:w15="http://schemas.microsoft.com/office/word/2012/wordml" xmlns:w16cex="http://schemas.microsoft.com/office/word/2018/wordml/cex" xmlns:w16cid="http://schemas.microsoft.com/office/word/2016/wordml/cid" xmlns:w16="http://schemas.microsoft.com/office/word/2018/wordml" xmlns:w16sdtdh="http://schemas.microsoft.com/office/word/2020/wordml/sdtdatahash" xmlns:w16se="http://schemas.microsoft.com/office/word/2015/wordml/symex" xmlns:wpg="http://schemas.microsoft.com/office/word/2010/wordprocessingGroup" xmlns:wpi="http://schemas.microsoft.com/office/word/2010/wordprocessingInk" xmlns:wne="http://schemas.microsoft.com/office/word/2006/wordml" xmlns:wps="http://schemas.microsoft.com/office/word/2010/wordprocessingShape" mc:Ignorable="w14 w15 w16se w16cid w16 w16cex w16sdtdh wp14">
+<w:document xmlns:wpc="http://schemas.microsoft.com/office/word/2010/wordprocessingCanvas" xmlns:cx="http://schemas.microsoft.com/office/drawing/2014/chartex" xmlns:cx1="http://schemas.microsoft.com/office/drawing/2015/9/8/chartex" xmlns:cx2="http://schemas.microsoft.com/office/drawing/2015/10/21/chartex" xmlns:cx3="http://schemas.microsoft.com/office/drawing/2016/5/9/chartex" xmlns:cx4="http://schemas.microsoft.com/office/drawing/2016/5/10/chartex" xmlns:cx5="http://schemas.microsoft.com/office/drawing/2016/5/11/chartex" xmlns:cx6="http://schemas.microsoft.com/office/drawing/2016/5/12/chartex" xmlns:cx7="http://schemas.microsoft.com/office/drawing/2016/5/13/chartex" xmlns:cx8="http://schemas.microsoft.com/office/drawing/2016/5/14/chartex" xmlns:mc="http://schemas.openxmlformats.org/markup-compatibility/2006" xmlns:aink="http://schemas.microsoft.com/office/drawing/2016/ink" xmlns:am3d="http://schemas.microsoft.com/office/drawing/2017/model3d" xmlns:o="urn:schemas-microsoft-com:office:office" xmlns:oel="http://schemas.microsoft.com/office/2019/extlst" xmlns:r="http://schemas.openxmlformats.org/officeDocument/2006/relationships" xmlns:m="http://schemas.openxmlformats.org/officeDocument/2006/math" xmlns:v="urn:schemas-microsoft-com:vml" xmlns:wp14="http://schemas.microsoft.com/office/word/2010/wordprocessingDrawing" xmlns:wp="http://schemas.openxmlformats.org/drawingml/2006/wordprocessingDrawing" xmlns:w10="urn:schemas-microsoft-com:office:word" xmlns:w="http://schemas.openxmlformats.org/wordprocessingml/2006/main" xmlns:w14="http://schemas.microsoft.com/office/word/2010/wordml" xmlns:w15="http://schemas.microsoft.com/office/word/2012/wordml" xmlns:w16cex="http://schemas.microsoft.com/office/word/2018/wordml/cex" xmlns:w16cid="http://schemas.microsoft.com/office/word/2016/wordml/cid" xmlns:w16="http://schemas.microsoft.com/office/word/2018/wordml" xmlns:w16du="http://schemas.microsoft.com/office/word/2023/wordml/word16du" xmlns:w16sdtdh="http://schemas.microsoft.com/office/word/2020/wordml/sdtdatahash" xmlns:w16sdtfl="http://schemas.microsoft.com/office/word/2024/wordml/sdtformatlock" xmlns:w16se="http://schemas.microsoft.com/office/word/2015/wordml/symex" xmlns:wpg="http://schemas.microsoft.com/office/word/2010/wordprocessingGroup" xmlns:wpi="http://schemas.microsoft.com/office/word/2010/wordprocessingInk" xmlns:wne="http://schemas.microsoft.com/office/word/2006/wordml" xmlns:wps="http://schemas.microsoft.com/office/word/2010/wordprocessingShape" mc:Ignorable="w14 w15 w16se w16cid w16 w16cex w16sdtdh w16sdtfl w16du wp14">
   <w:body>
     <w:p>
       <w:pPr>
@@ -205,7 +205,7 @@
               </wp:anchor>
             </w:drawing>
           </mc:Choice>
-          <mc:Fallback xmlns:w16sdtfl="http://schemas.microsoft.com/office/word/2024/wordml/sdtformatlock" xmlns:w16du="http://schemas.microsoft.com/office/word/2023/wordml/word16du" xmlns:w16cei="http://schemas.microsoft.com/office/word/2026/wordml/cei" xmlns:oel="http://schemas.microsoft.com/office/2019/extlst">
+          <mc:Fallback xmlns:w16cei="http://schemas.microsoft.com/office/word/2026/wordml/cei">
             <w:pict>
               <v:rect w14:anchorId="4C256C62" id="Rectángulo 3" o:spid="_x0000_s1026" alt="&quot;&quot;" style="position:absolute;margin-left:-55.95pt;margin-top:26.4pt;width:613.85pt;height:164.25pt;z-index:-251655168;visibility:visible;mso-wrap-style:square;mso-height-percent:0;mso-wrap-distance-left:9pt;mso-wrap-distance-top:0;mso-wrap-distance-right:9pt;mso-wrap-distance-bottom:0;mso-position-horizontal:absolute;mso-position-horizontal-relative:text;mso-position-vertical:absolute;mso-position-vertical-relative:text;mso-height-percent:0;mso-height-relative:margin;v-text-anchor:middle" o:gfxdata="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" fillcolor="#00314d" stroked="f" strokeweight="1pt"/>
             </w:pict>
@@ -318,7 +318,7 @@
                 <v:stroke joinstyle="miter"/>
                 <v:path gradientshapeok="t" o:connecttype="rect"/>
               </v:shapetype>
-              <v:shape id="Cuadro de texto 2" o:spid="_x0000_s1026" type="#_x0000_t202" alt="&quot;&quot;" style="position:absolute;left:0;text-align:left;margin-left:-25.2pt;margin-top:21.9pt;width:549pt;height:102.95pt;z-index:251663360;visibility:visible;mso-wrap-style:square;mso-width-percent:0;mso-height-percent:0;mso-wrap-distance-left:9pt;mso-wrap-distance-top:3.6pt;mso-wrap-distance-right:9pt;mso-wrap-distance-bottom:3.6pt;mso-position-horizontal:absolute;mso-position-horizontal-relative:margin;mso-position-vertical:absolute;mso-position-vertical-relative:text;mso-width-percent:0;mso-height-percent:0;mso-width-relative:margin;mso-height-relative:margin;v-text-anchor:top" o:gfxdata="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" filled="f" stroked="f">
+              <v:shape id="Cuadro de texto 2" o:spid="_x0000_s1026" type="#_x0000_t202" alt="&quot;&quot;" style="position:absolute;left:0;text-align:left;margin-left:-25.2pt;margin-top:21.9pt;width:549pt;height:102.95pt;z-index:251663360;visibility:visible;mso-wrap-style:square;mso-width-percent:0;mso-height-percent:0;mso-wrap-distance-left:9pt;mso-wrap-distance-top:3.6pt;mso-wrap-distance-right:9pt;mso-wrap-distance-bottom:3.6pt;mso-position-horizontal:absolute;mso-position-horizontal-relative:margin;mso-position-vertical:absolute;mso-position-vertical-relative:text;mso-width-percent:0;mso-height-percent:0;mso-width-relative:margin;mso-height-relative:margin;v-text-anchor:top" o:gfxdata="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" filled="f" stroked="f">
                 <v:textbox>
                   <w:txbxContent>
                     <w:p>
@@ -582,7 +582,6 @@
           <w:docPartUnique/>
         </w:docPartObj>
       </w:sdtPr>
-      <w:sdtEndPr/>
       <w:sdtContent>
         <w:p>
           <w:pPr>
@@ -2667,23 +2666,7 @@
       </w:r>
       <w:proofErr w:type="spellEnd"/>
       <w:r>
-        <w:t xml:space="preserve"> </w:t>
-      </w:r>
-      <w:proofErr w:type="spellStart"/>
-      <w:r>
-        <w:t>Simonelli</w:t>
-      </w:r>
-      <w:proofErr w:type="spellEnd"/>
-      <w:r>
-        <w:t xml:space="preserve"> (2021) y </w:t>
-      </w:r>
-      <w:proofErr w:type="spellStart"/>
-      <w:r>
-        <w:t>Rancilio</w:t>
-      </w:r>
-      <w:proofErr w:type="spellEnd"/>
-      <w:r>
-        <w:t xml:space="preserve"> (2020).</w:t>
+        <w:t xml:space="preserve"> Simonelli (2021) y Rancilio (2020).</w:t>
       </w:r>
     </w:p>
     <w:p>
@@ -3149,48 +3132,21 @@
           <w:rStyle w:val="Extranjerismo"/>
           <w:lang w:val="es-419" w:eastAsia="es-CO"/>
         </w:rPr>
-        <w:t xml:space="preserve">Listeria </w:t>
-      </w:r>
-      <w:proofErr w:type="spellStart"/>
+        <w:t>Listeria monocytogenes</w:t>
+      </w:r>
+      <w:r>
+        <w:rPr>
+          <w:lang w:val="es-419" w:eastAsia="es-CO"/>
+        </w:rPr>
+        <w:t xml:space="preserve"> o </w:t>
+      </w:r>
       <w:r>
         <w:rPr>
           <w:rStyle w:val="Extranjerismo"/>
           <w:lang w:val="es-419" w:eastAsia="es-CO"/>
         </w:rPr>
-        <w:t>monocytogenes</w:t>
-      </w:r>
-      <w:proofErr w:type="spellEnd"/>
-      <w:r>
-        <w:rPr>
-          <w:lang w:val="es-419" w:eastAsia="es-CO"/>
-        </w:rPr>
-        <w:t xml:space="preserve"> o </w:t>
-      </w:r>
-      <w:proofErr w:type="spellStart"/>
-      <w:r>
-        <w:rPr>
-          <w:rStyle w:val="Extranjerismo"/>
-          <w:lang w:val="es-419" w:eastAsia="es-CO"/>
-        </w:rPr>
-        <w:t>Staphylococcus</w:t>
-      </w:r>
-      <w:proofErr w:type="spellEnd"/>
-      <w:r>
-        <w:rPr>
-          <w:rStyle w:val="Extranjerismo"/>
-          <w:lang w:val="es-419" w:eastAsia="es-CO"/>
-        </w:rPr>
-        <w:t xml:space="preserve"> </w:t>
-      </w:r>
-      <w:proofErr w:type="spellStart"/>
-      <w:r>
-        <w:rPr>
-          <w:rStyle w:val="Extranjerismo"/>
-          <w:lang w:val="es-419" w:eastAsia="es-CO"/>
-        </w:rPr>
-        <w:t>aureus</w:t>
-      </w:r>
-      <w:proofErr w:type="spellEnd"/>
+        <w:t>Staphylococcus aureus</w:t>
+      </w:r>
       <w:r>
         <w:rPr>
           <w:lang w:val="es-419" w:eastAsia="es-CO"/>
@@ -4097,56 +4053,12 @@
         </w:rPr>
         <w:t xml:space="preserve"> 2 g de detergente especial (</w:t>
       </w:r>
-      <w:proofErr w:type="spellStart"/>
-      <w:r>
-        <w:rPr>
-          <w:lang w:val="es-419" w:eastAsia="es-CO"/>
-        </w:rPr>
-        <w:t>Cafiza</w:t>
-      </w:r>
-      <w:proofErr w:type="spellEnd"/>
-      <w:r>
-        <w:rPr>
-          <w:lang w:val="es-419" w:eastAsia="es-CO"/>
-        </w:rPr>
-        <w:t xml:space="preserve">, </w:t>
-      </w:r>
-      <w:proofErr w:type="spellStart"/>
-      <w:r>
-        <w:rPr>
-          <w:lang w:val="es-419" w:eastAsia="es-CO"/>
-        </w:rPr>
-        <w:t>Puly</w:t>
-      </w:r>
-      <w:proofErr w:type="spellEnd"/>
-      <w:r>
-        <w:rPr>
-          <w:lang w:val="es-419" w:eastAsia="es-CO"/>
-        </w:rPr>
-        <w:t xml:space="preserve"> </w:t>
-      </w:r>
-      <w:proofErr w:type="spellStart"/>
-      <w:r>
-        <w:rPr>
-          <w:lang w:val="es-419" w:eastAsia="es-CO"/>
-        </w:rPr>
-        <w:t>Caff</w:t>
-      </w:r>
-      <w:proofErr w:type="spellEnd"/>
-      <w:r>
-        <w:rPr>
-          <w:lang w:val="es-419" w:eastAsia="es-CO"/>
-        </w:rPr>
-        <w:t xml:space="preserve">, </w:t>
-      </w:r>
-      <w:proofErr w:type="spellStart"/>
-      <w:r>
-        <w:rPr>
-          <w:lang w:val="es-419" w:eastAsia="es-CO"/>
-        </w:rPr>
-        <w:t>Urnex</w:t>
-      </w:r>
-      <w:proofErr w:type="spellEnd"/>
+      <w:r>
+        <w:rPr>
+          <w:lang w:val="es-419" w:eastAsia="es-CO"/>
+        </w:rPr>
+        <w:t>Cafiza, Puly Caff, Urnex</w:t>
+      </w:r>
       <w:r>
         <w:rPr>
           <w:lang w:val="es-419" w:eastAsia="es-CO"/>
@@ -5191,31 +5103,13 @@
         </w:rPr>
         <w:t xml:space="preserve">Los defectos más comunes en Colombia son: negro total o parcial (grano de color pardo a negro, causado por fermentación prolongada o falta de agua), vinagre o fermentado (color carmelita oscuro, olor a vinagre, por demora entre cosecha y procesamiento), cardenillo (polvillo amarillo o rojizo, hongo por almacenamiento húmedo), inmaduro (verde, pequeño, por recolección anticipada) y picado por broca (pequeños orificios por ataque del insecto </w:t>
       </w:r>
-      <w:proofErr w:type="spellStart"/>
       <w:r>
         <w:rPr>
           <w:rStyle w:val="Extranjerismo"/>
           <w:lang w:val="es-419" w:eastAsia="es-CO"/>
         </w:rPr>
-        <w:t>Hypothenemus</w:t>
-      </w:r>
-      <w:proofErr w:type="spellEnd"/>
-      <w:r>
-        <w:rPr>
-          <w:rStyle w:val="Extranjerismo"/>
-          <w:lang w:val="es-419" w:eastAsia="es-CO"/>
-        </w:rPr>
-        <w:t xml:space="preserve"> </w:t>
-      </w:r>
-      <w:proofErr w:type="spellStart"/>
-      <w:r>
-        <w:rPr>
-          <w:rStyle w:val="Extranjerismo"/>
-          <w:lang w:val="es-419" w:eastAsia="es-CO"/>
-        </w:rPr>
-        <w:t>hampei</w:t>
-      </w:r>
-      <w:proofErr w:type="spellEnd"/>
+        <w:t>Hypothenemus hampei</w:t>
+      </w:r>
       <w:r>
         <w:rPr>
           <w:lang w:val="es-419" w:eastAsia="es-CO"/>
@@ -5393,31 +5287,13 @@
         </w:rPr>
         <w:t xml:space="preserve">3 por grano), a veces con polvo (excretas). Causas: ataque del insecto </w:t>
       </w:r>
-      <w:proofErr w:type="spellStart"/>
       <w:r>
         <w:rPr>
           <w:rStyle w:val="Extranjerismo"/>
           <w:lang w:val="es-419" w:eastAsia="es-CO"/>
         </w:rPr>
-        <w:t>Hypothenemus</w:t>
-      </w:r>
-      <w:proofErr w:type="spellEnd"/>
-      <w:r>
-        <w:rPr>
-          <w:rStyle w:val="Extranjerismo"/>
-          <w:lang w:val="es-419" w:eastAsia="es-CO"/>
-        </w:rPr>
-        <w:t xml:space="preserve"> </w:t>
-      </w:r>
-      <w:proofErr w:type="spellStart"/>
-      <w:r>
-        <w:rPr>
-          <w:rStyle w:val="Extranjerismo"/>
-          <w:lang w:val="es-419" w:eastAsia="es-CO"/>
-        </w:rPr>
-        <w:t>hampei</w:t>
-      </w:r>
-      <w:proofErr w:type="spellEnd"/>
+        <w:t>Hypothenemus hampei</w:t>
+      </w:r>
       <w:r>
         <w:rPr>
           <w:lang w:val="es-419" w:eastAsia="es-CO"/>
@@ -7308,7 +7184,6 @@
         </w:rPr>
         <w:t>: pequeñas moscas (</w:t>
       </w:r>
-      <w:proofErr w:type="spellStart"/>
       <w:r>
         <w:rPr>
           <w:rStyle w:val="Extranjerismo"/>
@@ -7316,7 +7191,6 @@
         </w:rPr>
         <w:t>phoridae</w:t>
       </w:r>
-      <w:proofErr w:type="spellEnd"/>
       <w:r>
         <w:rPr>
           <w:lang w:val="es-419" w:eastAsia="es-CO"/>
@@ -7983,21 +7857,12 @@
         </w:rPr>
         <w:t xml:space="preserve">En cafetería informal o </w:t>
       </w:r>
-      <w:proofErr w:type="spellStart"/>
       <w:r>
         <w:rPr>
           <w:rStyle w:val="Extranjerismo"/>
           <w:lang w:val="es-419" w:eastAsia="es-CO"/>
         </w:rPr>
-        <w:t>take</w:t>
-      </w:r>
-      <w:proofErr w:type="spellEnd"/>
-      <w:r>
-        <w:rPr>
-          <w:rStyle w:val="Extranjerismo"/>
-          <w:lang w:val="es-419" w:eastAsia="es-CO"/>
-        </w:rPr>
-        <w:t xml:space="preserve"> </w:t>
+        <w:t xml:space="preserve">take </w:t>
       </w:r>
       <w:proofErr w:type="spellStart"/>
       <w:r>
@@ -10225,7 +10090,6 @@
       <w:r>
         <w:t>: insecto (</w:t>
       </w:r>
-      <w:proofErr w:type="spellStart"/>
       <w:r>
         <w:rPr>
           <w:rStyle w:val="Extranjerismo"/>
@@ -10236,23 +10100,8 @@
         <w:rPr>
           <w:rStyle w:val="Extranjerismo"/>
         </w:rPr>
-        <w:t>ypothenemus</w:t>
-      </w:r>
-      <w:proofErr w:type="spellEnd"/>
-      <w:r>
-        <w:rPr>
-          <w:rStyle w:val="Extranjerismo"/>
-        </w:rPr>
-        <w:t xml:space="preserve"> </w:t>
-      </w:r>
-      <w:proofErr w:type="spellStart"/>
-      <w:r>
-        <w:rPr>
-          <w:rStyle w:val="Extranjerismo"/>
-        </w:rPr>
-        <w:t>hampei</w:t>
-      </w:r>
-      <w:proofErr w:type="spellEnd"/>
+        <w:t>ypothenemus hampei</w:t>
+      </w:r>
       <w:r>
         <w:t>) que perfora los granos de café en el cultivo, generando defectos físicos y sensoriales.</w:t>
       </w:r>
@@ -10290,7 +10139,13 @@
         <w:t>FNC</w:t>
       </w:r>
       <w:r>
-        <w:t xml:space="preserve">: Federación Nacional de Cafeteros de Colombia: gremio que representa a los productores, promueve la calidad del café colombiano y administra el </w:t>
+        <w:t xml:space="preserve">: </w:t>
+      </w:r>
+      <w:r>
+        <w:t>f</w:t>
+      </w:r>
+      <w:r>
+        <w:t xml:space="preserve">ederación Nacional de Cafeteros de Colombia: gremio que representa a los productores, promueve la calidad del café colombiano y administra el </w:t>
       </w:r>
       <w:r>
         <w:t>F</w:t>
@@ -10680,22 +10535,14 @@
       </w:r>
       <w:proofErr w:type="spellEnd"/>
       <w:r>
-        <w:t xml:space="preserve"> </w:t>
+        <w:t xml:space="preserve"> Simonelli / La </w:t>
       </w:r>
       <w:proofErr w:type="spellStart"/>
       <w:r>
-        <w:t>Simonelli</w:t>
+        <w:t>Marzocco</w:t>
       </w:r>
       <w:proofErr w:type="spellEnd"/>
       <w:r>
-        <w:t xml:space="preserve"> / La </w:t>
-      </w:r>
-      <w:proofErr w:type="spellStart"/>
-      <w:r>
-        <w:t>Marzocco</w:t>
-      </w:r>
-      <w:proofErr w:type="spellEnd"/>
-      <w:r>
         <w:t xml:space="preserve">. (2021). Manual de mantenimiento de máquinas de </w:t>
       </w:r>
       <w:r>
@@ -10709,13 +10556,8 @@
       </w:r>
     </w:p>
     <w:p>
-      <w:proofErr w:type="spellStart"/>
-      <w:r>
-        <w:t>Rancilio</w:t>
-      </w:r>
-      <w:proofErr w:type="spellEnd"/>
-      <w:r>
-        <w:t xml:space="preserve">. (2020). Manual de servicio técnico – Máquinas de </w:t>
+      <w:r>
+        <w:t xml:space="preserve">Rancilio. (2020). Manual de servicio técnico – Máquinas de </w:t>
       </w:r>
       <w:r>
         <w:rPr>
@@ -10751,15 +10593,7 @@
     </w:p>
     <w:p>
       <w:r>
-        <w:t xml:space="preserve">Specialty </w:t>
-      </w:r>
-      <w:proofErr w:type="spellStart"/>
-      <w:r>
-        <w:t>Coffee</w:t>
-      </w:r>
-      <w:proofErr w:type="spellEnd"/>
-      <w:r>
-        <w:t xml:space="preserve"> </w:t>
+        <w:t xml:space="preserve">Specialty Coffee </w:t>
       </w:r>
       <w:proofErr w:type="spellStart"/>
       <w:r>
@@ -11859,7 +11693,7 @@
 </file>
 
 <file path=word/endnotes.xml><?xml version="1.0" encoding="utf-8"?>
-<w:endnotes xmlns:wpc="http://schemas.microsoft.com/office/word/2010/wordprocessingCanvas" xmlns:cx="http://schemas.microsoft.com/office/drawing/2014/chartex" xmlns:cx1="http://schemas.microsoft.com/office/drawing/2015/9/8/chartex" xmlns:cx2="http://schemas.microsoft.com/office/drawing/2015/10/21/chartex" xmlns:cx3="http://schemas.microsoft.com/office/drawing/2016/5/9/chartex" xmlns:cx4="http://schemas.microsoft.com/office/drawing/2016/5/10/chartex" xmlns:cx5="http://schemas.microsoft.com/office/drawing/2016/5/11/chartex" xmlns:cx6="http://schemas.microsoft.com/office/drawing/2016/5/12/chartex" xmlns:cx7="http://schemas.microsoft.com/office/drawing/2016/5/13/chartex" xmlns:cx8="http://schemas.microsoft.com/office/drawing/2016/5/14/chartex" xmlns:mc="http://schemas.openxmlformats.org/markup-compatibility/2006" xmlns:aink="http://schemas.microsoft.com/office/drawing/2016/ink" xmlns:am3d="http://schemas.microsoft.com/office/drawing/2017/model3d" xmlns:o="urn:schemas-microsoft-com:office:office" xmlns:r="http://schemas.openxmlformats.org/officeDocument/2006/relationships" xmlns:m="http://schemas.openxmlformats.org/officeDocument/2006/math" xmlns:v="urn:schemas-microsoft-com:vml" xmlns:wp14="http://schemas.microsoft.com/office/word/2010/wordprocessingDrawing" xmlns:wp="http://schemas.openxmlformats.org/drawingml/2006/wordprocessingDrawing" xmlns:w10="urn:schemas-microsoft-com:office:word" xmlns:w="http://schemas.openxmlformats.org/wordprocessingml/2006/main" xmlns:w14="http://schemas.microsoft.com/office/word/2010/wordml" xmlns:w15="http://schemas.microsoft.com/office/word/2012/wordml" xmlns:w16cex="http://schemas.microsoft.com/office/word/2018/wordml/cex" xmlns:w16cid="http://schemas.microsoft.com/office/word/2016/wordml/cid" xmlns:w16="http://schemas.microsoft.com/office/word/2018/wordml" xmlns:w16sdtdh="http://schemas.microsoft.com/office/word/2020/wordml/sdtdatahash" xmlns:w16se="http://schemas.microsoft.com/office/word/2015/wordml/symex" xmlns:wpg="http://schemas.microsoft.com/office/word/2010/wordprocessingGroup" xmlns:wpi="http://schemas.microsoft.com/office/word/2010/wordprocessingInk" xmlns:wne="http://schemas.microsoft.com/office/word/2006/wordml" xmlns:wps="http://schemas.microsoft.com/office/word/2010/wordprocessingShape" mc:Ignorable="w14 w15 w16se w16cid w16 w16cex w16sdtdh wp14">
+<w:endnotes xmlns:wpc="http://schemas.microsoft.com/office/word/2010/wordprocessingCanvas" xmlns:cx="http://schemas.microsoft.com/office/drawing/2014/chartex" xmlns:cx1="http://schemas.microsoft.com/office/drawing/2015/9/8/chartex" xmlns:cx2="http://schemas.microsoft.com/office/drawing/2015/10/21/chartex" xmlns:cx3="http://schemas.microsoft.com/office/drawing/2016/5/9/chartex" xmlns:cx4="http://schemas.microsoft.com/office/drawing/2016/5/10/chartex" xmlns:cx5="http://schemas.microsoft.com/office/drawing/2016/5/11/chartex" xmlns:cx6="http://schemas.microsoft.com/office/drawing/2016/5/12/chartex" xmlns:cx7="http://schemas.microsoft.com/office/drawing/2016/5/13/chartex" xmlns:cx8="http://schemas.microsoft.com/office/drawing/2016/5/14/chartex" xmlns:mc="http://schemas.openxmlformats.org/markup-compatibility/2006" xmlns:aink="http://schemas.microsoft.com/office/drawing/2016/ink" xmlns:am3d="http://schemas.microsoft.com/office/drawing/2017/model3d" xmlns:o="urn:schemas-microsoft-com:office:office" xmlns:oel="http://schemas.microsoft.com/office/2019/extlst" xmlns:r="http://schemas.openxmlformats.org/officeDocument/2006/relationships" xmlns:m="http://schemas.openxmlformats.org/officeDocument/2006/math" xmlns:v="urn:schemas-microsoft-com:vml" xmlns:wp14="http://schemas.microsoft.com/office/word/2010/wordprocessingDrawing" xmlns:wp="http://schemas.openxmlformats.org/drawingml/2006/wordprocessingDrawing" xmlns:w10="urn:schemas-microsoft-com:office:word" xmlns:w="http://schemas.openxmlformats.org/wordprocessingml/2006/main" xmlns:w14="http://schemas.microsoft.com/office/word/2010/wordml" xmlns:w15="http://schemas.microsoft.com/office/word/2012/wordml" xmlns:w16cex="http://schemas.microsoft.com/office/word/2018/wordml/cex" xmlns:w16cid="http://schemas.microsoft.com/office/word/2016/wordml/cid" xmlns:w16="http://schemas.microsoft.com/office/word/2018/wordml" xmlns:w16du="http://schemas.microsoft.com/office/word/2023/wordml/word16du" xmlns:w16sdtdh="http://schemas.microsoft.com/office/word/2020/wordml/sdtdatahash" xmlns:w16sdtfl="http://schemas.microsoft.com/office/word/2024/wordml/sdtformatlock" xmlns:w16se="http://schemas.microsoft.com/office/word/2015/wordml/symex" xmlns:wpg="http://schemas.microsoft.com/office/word/2010/wordprocessingGroup" xmlns:wpi="http://schemas.microsoft.com/office/word/2010/wordprocessingInk" xmlns:wne="http://schemas.microsoft.com/office/word/2006/wordml" xmlns:wps="http://schemas.microsoft.com/office/word/2010/wordprocessingShape" mc:Ignorable="w14 w15 w16se w16cid w16 w16cex w16sdtdh w16sdtfl w16du wp14">
   <w:endnote w:type="separator" w:id="-1">
     <w:p>
       <w:pPr>
@@ -11886,7 +11720,7 @@
 </file>
 
 <file path=word/footer1.xml><?xml version="1.0" encoding="utf-8"?>
-<w:ftr xmlns:wpc="http://schemas.microsoft.com/office/word/2010/wordprocessingCanvas" xmlns:cx="http://schemas.microsoft.com/office/drawing/2014/chartex" xmlns:cx1="http://schemas.microsoft.com/office/drawing/2015/9/8/chartex" xmlns:cx2="http://schemas.microsoft.com/office/drawing/2015/10/21/chartex" xmlns:cx3="http://schemas.microsoft.com/office/drawing/2016/5/9/chartex" xmlns:cx4="http://schemas.microsoft.com/office/drawing/2016/5/10/chartex" xmlns:cx5="http://schemas.microsoft.com/office/drawing/2016/5/11/chartex" xmlns:cx6="http://schemas.microsoft.com/office/drawing/2016/5/12/chartex" xmlns:cx7="http://schemas.microsoft.com/office/drawing/2016/5/13/chartex" xmlns:cx8="http://schemas.microsoft.com/office/drawing/2016/5/14/chartex" xmlns:mc="http://schemas.openxmlformats.org/markup-compatibility/2006" xmlns:aink="http://schemas.microsoft.com/office/drawing/2016/ink" xmlns:am3d="http://schemas.microsoft.com/office/drawing/2017/model3d" xmlns:o="urn:schemas-microsoft-com:office:office" xmlns:r="http://schemas.openxmlformats.org/officeDocument/2006/relationships" xmlns:m="http://schemas.openxmlformats.org/officeDocument/2006/math" xmlns:v="urn:schemas-microsoft-com:vml" xmlns:wp14="http://schemas.microsoft.com/office/word/2010/wordprocessingDrawing" xmlns:wp="http://schemas.openxmlformats.org/drawingml/2006/wordprocessingDrawing" xmlns:w10="urn:schemas-microsoft-com:office:word" xmlns:w="http://schemas.openxmlformats.org/wordprocessingml/2006/main" xmlns:w14="http://schemas.microsoft.com/office/word/2010/wordml" xmlns:w15="http://schemas.microsoft.com/office/word/2012/wordml" xmlns:w16cex="http://schemas.microsoft.com/office/word/2018/wordml/cex" xmlns:w16cid="http://schemas.microsoft.com/office/word/2016/wordml/cid" xmlns:w16="http://schemas.microsoft.com/office/word/2018/wordml" xmlns:w16sdtdh="http://schemas.microsoft.com/office/word/2020/wordml/sdtdatahash" xmlns:w16se="http://schemas.microsoft.com/office/word/2015/wordml/symex" xmlns:wpg="http://schemas.microsoft.com/office/word/2010/wordprocessingGroup" xmlns:wpi="http://schemas.microsoft.com/office/word/2010/wordprocessingInk" xmlns:wne="http://schemas.microsoft.com/office/word/2006/wordml" xmlns:wps="http://schemas.microsoft.com/office/word/2010/wordprocessingShape" mc:Ignorable="w14 w15 w16se w16cid w16 w16cex w16sdtdh wp14">
+<w:ftr xmlns:wpc="http://schemas.microsoft.com/office/word/2010/wordprocessingCanvas" xmlns:cx="http://schemas.microsoft.com/office/drawing/2014/chartex" xmlns:cx1="http://schemas.microsoft.com/office/drawing/2015/9/8/chartex" xmlns:cx2="http://schemas.microsoft.com/office/drawing/2015/10/21/chartex" xmlns:cx3="http://schemas.microsoft.com/office/drawing/2016/5/9/chartex" xmlns:cx4="http://schemas.microsoft.com/office/drawing/2016/5/10/chartex" xmlns:cx5="http://schemas.microsoft.com/office/drawing/2016/5/11/chartex" xmlns:cx6="http://schemas.microsoft.com/office/drawing/2016/5/12/chartex" xmlns:cx7="http://schemas.microsoft.com/office/drawing/2016/5/13/chartex" xmlns:cx8="http://schemas.microsoft.com/office/drawing/2016/5/14/chartex" xmlns:mc="http://schemas.openxmlformats.org/markup-compatibility/2006" xmlns:aink="http://schemas.microsoft.com/office/drawing/2016/ink" xmlns:am3d="http://schemas.microsoft.com/office/drawing/2017/model3d" xmlns:o="urn:schemas-microsoft-com:office:office" xmlns:oel="http://schemas.microsoft.com/office/2019/extlst" xmlns:r="http://schemas.openxmlformats.org/officeDocument/2006/relationships" xmlns:m="http://schemas.openxmlformats.org/officeDocument/2006/math" xmlns:v="urn:schemas-microsoft-com:vml" xmlns:wp14="http://schemas.microsoft.com/office/word/2010/wordprocessingDrawing" xmlns:wp="http://schemas.openxmlformats.org/drawingml/2006/wordprocessingDrawing" xmlns:w10="urn:schemas-microsoft-com:office:word" xmlns:w="http://schemas.openxmlformats.org/wordprocessingml/2006/main" xmlns:w14="http://schemas.microsoft.com/office/word/2010/wordml" xmlns:w15="http://schemas.microsoft.com/office/word/2012/wordml" xmlns:w16cex="http://schemas.microsoft.com/office/word/2018/wordml/cex" xmlns:w16cid="http://schemas.microsoft.com/office/word/2016/wordml/cid" xmlns:w16="http://schemas.microsoft.com/office/word/2018/wordml" xmlns:w16du="http://schemas.microsoft.com/office/word/2023/wordml/word16du" xmlns:w16sdtdh="http://schemas.microsoft.com/office/word/2020/wordml/sdtdatahash" xmlns:w16sdtfl="http://schemas.microsoft.com/office/word/2024/wordml/sdtformatlock" xmlns:w16se="http://schemas.microsoft.com/office/word/2015/wordml/symex" xmlns:wpg="http://schemas.microsoft.com/office/word/2010/wordprocessingGroup" xmlns:wpi="http://schemas.microsoft.com/office/word/2010/wordprocessingInk" xmlns:wne="http://schemas.microsoft.com/office/word/2006/wordml" xmlns:wps="http://schemas.microsoft.com/office/word/2010/wordprocessingShape" mc:Ignorable="w14 w15 w16se w16cid w16 w16cex w16sdtdh w16sdtfl w16du wp14">
   <w:sdt>
     <w:sdtPr>
       <w:id w:val="-1465197936"/>
@@ -11895,7 +11729,6 @@
         <w:docPartUnique/>
       </w:docPartObj>
     </w:sdtPr>
-    <w:sdtEndPr/>
     <w:sdtContent>
       <w:p>
         <w:pPr>
@@ -11933,7 +11766,7 @@
 </file>
 
 <file path=word/footnotes.xml><?xml version="1.0" encoding="utf-8"?>
-<w:footnotes xmlns:wpc="http://schemas.microsoft.com/office/word/2010/wordprocessingCanvas" xmlns:cx="http://schemas.microsoft.com/office/drawing/2014/chartex" xmlns:cx1="http://schemas.microsoft.com/office/drawing/2015/9/8/chartex" xmlns:cx2="http://schemas.microsoft.com/office/drawing/2015/10/21/chartex" xmlns:cx3="http://schemas.microsoft.com/office/drawing/2016/5/9/chartex" xmlns:cx4="http://schemas.microsoft.com/office/drawing/2016/5/10/chartex" xmlns:cx5="http://schemas.microsoft.com/office/drawing/2016/5/11/chartex" xmlns:cx6="http://schemas.microsoft.com/office/drawing/2016/5/12/chartex" xmlns:cx7="http://schemas.microsoft.com/office/drawing/2016/5/13/chartex" xmlns:cx8="http://schemas.microsoft.com/office/drawing/2016/5/14/chartex" xmlns:mc="http://schemas.openxmlformats.org/markup-compatibility/2006" xmlns:aink="http://schemas.microsoft.com/office/drawing/2016/ink" xmlns:am3d="http://schemas.microsoft.com/office/drawing/2017/model3d" xmlns:o="urn:schemas-microsoft-com:office:office" xmlns:r="http://schemas.openxmlformats.org/officeDocument/2006/relationships" xmlns:m="http://schemas.openxmlformats.org/officeDocument/2006/math" xmlns:v="urn:schemas-microsoft-com:vml" xmlns:wp14="http://schemas.microsoft.com/office/word/2010/wordprocessingDrawing" xmlns:wp="http://schemas.openxmlformats.org/drawingml/2006/wordprocessingDrawing" xmlns:w10="urn:schemas-microsoft-com:office:word" xmlns:w="http://schemas.openxmlformats.org/wordprocessingml/2006/main" xmlns:w14="http://schemas.microsoft.com/office/word/2010/wordml" xmlns:w15="http://schemas.microsoft.com/office/word/2012/wordml" xmlns:w16cex="http://schemas.microsoft.com/office/word/2018/wordml/cex" xmlns:w16cid="http://schemas.microsoft.com/office/word/2016/wordml/cid" xmlns:w16="http://schemas.microsoft.com/office/word/2018/wordml" xmlns:w16sdtdh="http://schemas.microsoft.com/office/word/2020/wordml/sdtdatahash" xmlns:w16se="http://schemas.microsoft.com/office/word/2015/wordml/symex" xmlns:wpg="http://schemas.microsoft.com/office/word/2010/wordprocessingGroup" xmlns:wpi="http://schemas.microsoft.com/office/word/2010/wordprocessingInk" xmlns:wne="http://schemas.microsoft.com/office/word/2006/wordml" xmlns:wps="http://schemas.microsoft.com/office/word/2010/wordprocessingShape" mc:Ignorable="w14 w15 w16se w16cid w16 w16cex w16sdtdh wp14">
+<w:footnotes xmlns:wpc="http://schemas.microsoft.com/office/word/2010/wordprocessingCanvas" xmlns:cx="http://schemas.microsoft.com/office/drawing/2014/chartex" xmlns:cx1="http://schemas.microsoft.com/office/drawing/2015/9/8/chartex" xmlns:cx2="http://schemas.microsoft.com/office/drawing/2015/10/21/chartex" xmlns:cx3="http://schemas.microsoft.com/office/drawing/2016/5/9/chartex" xmlns:cx4="http://schemas.microsoft.com/office/drawing/2016/5/10/chartex" xmlns:cx5="http://schemas.microsoft.com/office/drawing/2016/5/11/chartex" xmlns:cx6="http://schemas.microsoft.com/office/drawing/2016/5/12/chartex" xmlns:cx7="http://schemas.microsoft.com/office/drawing/2016/5/13/chartex" xmlns:cx8="http://schemas.microsoft.com/office/drawing/2016/5/14/chartex" xmlns:mc="http://schemas.openxmlformats.org/markup-compatibility/2006" xmlns:aink="http://schemas.microsoft.com/office/drawing/2016/ink" xmlns:am3d="http://schemas.microsoft.com/office/drawing/2017/model3d" xmlns:o="urn:schemas-microsoft-com:office:office" xmlns:oel="http://schemas.microsoft.com/office/2019/extlst" xmlns:r="http://schemas.openxmlformats.org/officeDocument/2006/relationships" xmlns:m="http://schemas.openxmlformats.org/officeDocument/2006/math" xmlns:v="urn:schemas-microsoft-com:vml" xmlns:wp14="http://schemas.microsoft.com/office/word/2010/wordprocessingDrawing" xmlns:wp="http://schemas.openxmlformats.org/drawingml/2006/wordprocessingDrawing" xmlns:w10="urn:schemas-microsoft-com:office:word" xmlns:w="http://schemas.openxmlformats.org/wordprocessingml/2006/main" xmlns:w14="http://schemas.microsoft.com/office/word/2010/wordml" xmlns:w15="http://schemas.microsoft.com/office/word/2012/wordml" xmlns:w16cex="http://schemas.microsoft.com/office/word/2018/wordml/cex" xmlns:w16cid="http://schemas.microsoft.com/office/word/2016/wordml/cid" xmlns:w16="http://schemas.microsoft.com/office/word/2018/wordml" xmlns:w16du="http://schemas.microsoft.com/office/word/2023/wordml/word16du" xmlns:w16sdtdh="http://schemas.microsoft.com/office/word/2020/wordml/sdtdatahash" xmlns:w16sdtfl="http://schemas.microsoft.com/office/word/2024/wordml/sdtformatlock" xmlns:w16se="http://schemas.microsoft.com/office/word/2015/wordml/symex" xmlns:wpg="http://schemas.microsoft.com/office/word/2010/wordprocessingGroup" xmlns:wpi="http://schemas.microsoft.com/office/word/2010/wordprocessingInk" xmlns:wne="http://schemas.microsoft.com/office/word/2006/wordml" xmlns:wps="http://schemas.microsoft.com/office/word/2010/wordprocessingShape" mc:Ignorable="w14 w15 w16se w16cid w16 w16cex w16sdtdh w16sdtfl w16du wp14">
   <w:footnote w:type="separator" w:id="-1">
     <w:p>
       <w:pPr>
@@ -11960,7 +11793,7 @@
 </file>
 
 <file path=word/header1.xml><?xml version="1.0" encoding="utf-8"?>
-<w:hdr xmlns:wpc="http://schemas.microsoft.com/office/word/2010/wordprocessingCanvas" xmlns:cx="http://schemas.microsoft.com/office/drawing/2014/chartex" xmlns:cx1="http://schemas.microsoft.com/office/drawing/2015/9/8/chartex" xmlns:cx2="http://schemas.microsoft.com/office/drawing/2015/10/21/chartex" xmlns:cx3="http://schemas.microsoft.com/office/drawing/2016/5/9/chartex" xmlns:cx4="http://schemas.microsoft.com/office/drawing/2016/5/10/chartex" xmlns:cx5="http://schemas.microsoft.com/office/drawing/2016/5/11/chartex" xmlns:cx6="http://schemas.microsoft.com/office/drawing/2016/5/12/chartex" xmlns:cx7="http://schemas.microsoft.com/office/drawing/2016/5/13/chartex" xmlns:cx8="http://schemas.microsoft.com/office/drawing/2016/5/14/chartex" xmlns:mc="http://schemas.openxmlformats.org/markup-compatibility/2006" xmlns:aink="http://schemas.microsoft.com/office/drawing/2016/ink" xmlns:am3d="http://schemas.microsoft.com/office/drawing/2017/model3d" xmlns:o="urn:schemas-microsoft-com:office:office" xmlns:r="http://schemas.openxmlformats.org/officeDocument/2006/relationships" xmlns:m="http://schemas.openxmlformats.org/officeDocument/2006/math" xmlns:v="urn:schemas-microsoft-com:vml" xmlns:wp14="http://schemas.microsoft.com/office/word/2010/wordprocessingDrawing" xmlns:wp="http://schemas.openxmlformats.org/drawingml/2006/wordprocessingDrawing" xmlns:w10="urn:schemas-microsoft-com:office:word" xmlns:w="http://schemas.openxmlformats.org/wordprocessingml/2006/main" xmlns:w14="http://schemas.microsoft.com/office/word/2010/wordml" xmlns:w15="http://schemas.microsoft.com/office/word/2012/wordml" xmlns:w16cex="http://schemas.microsoft.com/office/word/2018/wordml/cex" xmlns:w16cid="http://schemas.microsoft.com/office/word/2016/wordml/cid" xmlns:w16="http://schemas.microsoft.com/office/word/2018/wordml" xmlns:w16sdtdh="http://schemas.microsoft.com/office/word/2020/wordml/sdtdatahash" xmlns:w16se="http://schemas.microsoft.com/office/word/2015/wordml/symex" xmlns:wpg="http://schemas.microsoft.com/office/word/2010/wordprocessingGroup" xmlns:wpi="http://schemas.microsoft.com/office/word/2010/wordprocessingInk" xmlns:wne="http://schemas.microsoft.com/office/word/2006/wordml" xmlns:wps="http://schemas.microsoft.com/office/word/2010/wordprocessingShape" mc:Ignorable="w14 w15 w16se w16cid w16 w16cex w16sdtdh wp14">
+<w:hdr xmlns:wpc="http://schemas.microsoft.com/office/word/2010/wordprocessingCanvas" xmlns:cx="http://schemas.microsoft.com/office/drawing/2014/chartex" xmlns:cx1="http://schemas.microsoft.com/office/drawing/2015/9/8/chartex" xmlns:cx2="http://schemas.microsoft.com/office/drawing/2015/10/21/chartex" xmlns:cx3="http://schemas.microsoft.com/office/drawing/2016/5/9/chartex" xmlns:cx4="http://schemas.microsoft.com/office/drawing/2016/5/10/chartex" xmlns:cx5="http://schemas.microsoft.com/office/drawing/2016/5/11/chartex" xmlns:cx6="http://schemas.microsoft.com/office/drawing/2016/5/12/chartex" xmlns:cx7="http://schemas.microsoft.com/office/drawing/2016/5/13/chartex" xmlns:cx8="http://schemas.microsoft.com/office/drawing/2016/5/14/chartex" xmlns:mc="http://schemas.openxmlformats.org/markup-compatibility/2006" xmlns:aink="http://schemas.microsoft.com/office/drawing/2016/ink" xmlns:am3d="http://schemas.microsoft.com/office/drawing/2017/model3d" xmlns:o="urn:schemas-microsoft-com:office:office" xmlns:oel="http://schemas.microsoft.com/office/2019/extlst" xmlns:r="http://schemas.openxmlformats.org/officeDocument/2006/relationships" xmlns:m="http://schemas.openxmlformats.org/officeDocument/2006/math" xmlns:v="urn:schemas-microsoft-com:vml" xmlns:wp14="http://schemas.microsoft.com/office/word/2010/wordprocessingDrawing" xmlns:wp="http://schemas.openxmlformats.org/drawingml/2006/wordprocessingDrawing" xmlns:w10="urn:schemas-microsoft-com:office:word" xmlns:w="http://schemas.openxmlformats.org/wordprocessingml/2006/main" xmlns:w14="http://schemas.microsoft.com/office/word/2010/wordml" xmlns:w15="http://schemas.microsoft.com/office/word/2012/wordml" xmlns:w16cex="http://schemas.microsoft.com/office/word/2018/wordml/cex" xmlns:w16cid="http://schemas.microsoft.com/office/word/2016/wordml/cid" xmlns:w16="http://schemas.microsoft.com/office/word/2018/wordml" xmlns:w16du="http://schemas.microsoft.com/office/word/2023/wordml/word16du" xmlns:w16sdtdh="http://schemas.microsoft.com/office/word/2020/wordml/sdtdatahash" xmlns:w16sdtfl="http://schemas.microsoft.com/office/word/2024/wordml/sdtformatlock" xmlns:w16se="http://schemas.microsoft.com/office/word/2015/wordml/symex" xmlns:wpg="http://schemas.microsoft.com/office/word/2010/wordprocessingGroup" xmlns:wpi="http://schemas.microsoft.com/office/word/2010/wordprocessingInk" xmlns:wne="http://schemas.microsoft.com/office/word/2006/wordml" xmlns:wps="http://schemas.microsoft.com/office/word/2010/wordprocessingShape" mc:Ignorable="w14 w15 w16se w16cid w16 w16cex w16sdtdh w16sdtfl w16du wp14">
   <w:p>
     <w:pPr>
       <w:pStyle w:val="Encabezado"/>
@@ -12047,7 +11880,7 @@
 </file>
 
 <file path=word/numbering.xml><?xml version="1.0" encoding="utf-8"?>
-<w:numbering xmlns:wpc="http://schemas.microsoft.com/office/word/2010/wordprocessingCanvas" xmlns:cx="http://schemas.microsoft.com/office/drawing/2014/chartex" xmlns:cx1="http://schemas.microsoft.com/office/drawing/2015/9/8/chartex" xmlns:cx2="http://schemas.microsoft.com/office/drawing/2015/10/21/chartex" xmlns:cx3="http://schemas.microsoft.com/office/drawing/2016/5/9/chartex" xmlns:cx4="http://schemas.microsoft.com/office/drawing/2016/5/10/chartex" xmlns:cx5="http://schemas.microsoft.com/office/drawing/2016/5/11/chartex" xmlns:cx6="http://schemas.microsoft.com/office/drawing/2016/5/12/chartex" xmlns:cx7="http://schemas.microsoft.com/office/drawing/2016/5/13/chartex" xmlns:cx8="http://schemas.microsoft.com/office/drawing/2016/5/14/chartex" xmlns:mc="http://schemas.openxmlformats.org/markup-compatibility/2006" xmlns:aink="http://schemas.microsoft.com/office/drawing/2016/ink" xmlns:am3d="http://schemas.microsoft.com/office/drawing/2017/model3d" xmlns:o="urn:schemas-microsoft-com:office:office" xmlns:r="http://schemas.openxmlformats.org/officeDocument/2006/relationships" xmlns:m="http://schemas.openxmlformats.org/officeDocument/2006/math" xmlns:v="urn:schemas-microsoft-com:vml" xmlns:wp14="http://schemas.microsoft.com/office/word/2010/wordprocessingDrawing" xmlns:wp="http://schemas.openxmlformats.org/drawingml/2006/wordprocessingDrawing" xmlns:w10="urn:schemas-microsoft-com:office:word" xmlns:w="http://schemas.openxmlformats.org/wordprocessingml/2006/main" xmlns:w14="http://schemas.microsoft.com/office/word/2010/wordml" xmlns:w15="http://schemas.microsoft.com/office/word/2012/wordml" xmlns:w16cex="http://schemas.microsoft.com/office/word/2018/wordml/cex" xmlns:w16cid="http://schemas.microsoft.com/office/word/2016/wordml/cid" xmlns:w16="http://schemas.microsoft.com/office/word/2018/wordml" xmlns:w16sdtdh="http://schemas.microsoft.com/office/word/2020/wordml/sdtdatahash" xmlns:w16se="http://schemas.microsoft.com/office/word/2015/wordml/symex" xmlns:wpg="http://schemas.microsoft.com/office/word/2010/wordprocessingGroup" xmlns:wpi="http://schemas.microsoft.com/office/word/2010/wordprocessingInk" xmlns:wne="http://schemas.microsoft.com/office/word/2006/wordml" xmlns:wps="http://schemas.microsoft.com/office/word/2010/wordprocessingShape" mc:Ignorable="w14 w15 w16se w16cid w16 w16cex w16sdtdh wp14">
+<w:numbering xmlns:wpc="http://schemas.microsoft.com/office/word/2010/wordprocessingCanvas" xmlns:cx="http://schemas.microsoft.com/office/drawing/2014/chartex" xmlns:cx1="http://schemas.microsoft.com/office/drawing/2015/9/8/chartex" xmlns:cx2="http://schemas.microsoft.com/office/drawing/2015/10/21/chartex" xmlns:cx3="http://schemas.microsoft.com/office/drawing/2016/5/9/chartex" xmlns:cx4="http://schemas.microsoft.com/office/drawing/2016/5/10/chartex" xmlns:cx5="http://schemas.microsoft.com/office/drawing/2016/5/11/chartex" xmlns:cx6="http://schemas.microsoft.com/office/drawing/2016/5/12/chartex" xmlns:cx7="http://schemas.microsoft.com/office/drawing/2016/5/13/chartex" xmlns:cx8="http://schemas.microsoft.com/office/drawing/2016/5/14/chartex" xmlns:mc="http://schemas.openxmlformats.org/markup-compatibility/2006" xmlns:aink="http://schemas.microsoft.com/office/drawing/2016/ink" xmlns:am3d="http://schemas.microsoft.com/office/drawing/2017/model3d" xmlns:o="urn:schemas-microsoft-com:office:office" xmlns:oel="http://schemas.microsoft.com/office/2019/extlst" xmlns:r="http://schemas.openxmlformats.org/officeDocument/2006/relationships" xmlns:m="http://schemas.openxmlformats.org/officeDocument/2006/math" xmlns:v="urn:schemas-microsoft-com:vml" xmlns:wp14="http://schemas.microsoft.com/office/word/2010/wordprocessingDrawing" xmlns:wp="http://schemas.openxmlformats.org/drawingml/2006/wordprocessingDrawing" xmlns:w10="urn:schemas-microsoft-com:office:word" xmlns:w="http://schemas.openxmlformats.org/wordprocessingml/2006/main" xmlns:w14="http://schemas.microsoft.com/office/word/2010/wordml" xmlns:w15="http://schemas.microsoft.com/office/word/2012/wordml" xmlns:w16cex="http://schemas.microsoft.com/office/word/2018/wordml/cex" xmlns:w16cid="http://schemas.microsoft.com/office/word/2016/wordml/cid" xmlns:w16="http://schemas.microsoft.com/office/word/2018/wordml" xmlns:w16du="http://schemas.microsoft.com/office/word/2023/wordml/word16du" xmlns:w16sdtdh="http://schemas.microsoft.com/office/word/2020/wordml/sdtdatahash" xmlns:w16sdtfl="http://schemas.microsoft.com/office/word/2024/wordml/sdtformatlock" xmlns:w16se="http://schemas.microsoft.com/office/word/2015/wordml/symex" xmlns:wpg="http://schemas.microsoft.com/office/word/2010/wordprocessingGroup" xmlns:wpi="http://schemas.microsoft.com/office/word/2010/wordprocessingInk" xmlns:wne="http://schemas.microsoft.com/office/word/2006/wordml" xmlns:wps="http://schemas.microsoft.com/office/word/2010/wordprocessingShape" mc:Ignorable="w14 w15 w16se w16cid w16 w16cex w16sdtdh w16sdtfl w16du wp14">
   <w:abstractNum w:abstractNumId="0" w15:restartNumberingAfterBreak="0">
     <w:nsid w:val="FFFFFF89"/>
     <w:multiLevelType w:val="singleLevel"/>
@@ -15391,100 +15224,100 @@
       </w:rPr>
     </w:lvl>
   </w:abstractNum>
-  <w:num w:numId="1">
+  <w:num w:numId="1" w16cid:durableId="1341199570">
     <w:abstractNumId w:val="0"/>
   </w:num>
-  <w:num w:numId="2">
+  <w:num w:numId="2" w16cid:durableId="1488280694">
     <w:abstractNumId w:val="11"/>
   </w:num>
-  <w:num w:numId="3">
+  <w:num w:numId="3" w16cid:durableId="1311519202">
     <w:abstractNumId w:val="18"/>
   </w:num>
-  <w:num w:numId="4">
+  <w:num w:numId="4" w16cid:durableId="1408989757">
     <w:abstractNumId w:val="14"/>
   </w:num>
-  <w:num w:numId="5">
+  <w:num w:numId="5" w16cid:durableId="744107246">
     <w:abstractNumId w:val="15"/>
   </w:num>
-  <w:num w:numId="6">
+  <w:num w:numId="6" w16cid:durableId="1413048616">
     <w:abstractNumId w:val="16"/>
   </w:num>
-  <w:num w:numId="7">
+  <w:num w:numId="7" w16cid:durableId="834418430">
     <w:abstractNumId w:val="31"/>
   </w:num>
-  <w:num w:numId="8">
+  <w:num w:numId="8" w16cid:durableId="460266802">
     <w:abstractNumId w:val="19"/>
   </w:num>
-  <w:num w:numId="9">
+  <w:num w:numId="9" w16cid:durableId="568466203">
     <w:abstractNumId w:val="12"/>
   </w:num>
-  <w:num w:numId="10">
+  <w:num w:numId="10" w16cid:durableId="1867674134">
     <w:abstractNumId w:val="9"/>
   </w:num>
-  <w:num w:numId="11">
+  <w:num w:numId="11" w16cid:durableId="1283608692">
     <w:abstractNumId w:val="28"/>
   </w:num>
-  <w:num w:numId="12">
+  <w:num w:numId="12" w16cid:durableId="1079209932">
     <w:abstractNumId w:val="26"/>
   </w:num>
-  <w:num w:numId="13">
+  <w:num w:numId="13" w16cid:durableId="823744380">
     <w:abstractNumId w:val="8"/>
   </w:num>
-  <w:num w:numId="14">
+  <w:num w:numId="14" w16cid:durableId="320692433">
     <w:abstractNumId w:val="17"/>
   </w:num>
-  <w:num w:numId="15">
+  <w:num w:numId="15" w16cid:durableId="106852809">
     <w:abstractNumId w:val="30"/>
   </w:num>
-  <w:num w:numId="16">
+  <w:num w:numId="16" w16cid:durableId="1666784023">
     <w:abstractNumId w:val="27"/>
   </w:num>
-  <w:num w:numId="17">
+  <w:num w:numId="17" w16cid:durableId="613946964">
     <w:abstractNumId w:val="21"/>
   </w:num>
-  <w:num w:numId="18">
+  <w:num w:numId="18" w16cid:durableId="349724051">
     <w:abstractNumId w:val="24"/>
   </w:num>
-  <w:num w:numId="19">
+  <w:num w:numId="19" w16cid:durableId="1521966195">
     <w:abstractNumId w:val="22"/>
   </w:num>
-  <w:num w:numId="20">
+  <w:num w:numId="20" w16cid:durableId="1410887982">
     <w:abstractNumId w:val="7"/>
   </w:num>
-  <w:num w:numId="21">
+  <w:num w:numId="21" w16cid:durableId="200636120">
     <w:abstractNumId w:val="20"/>
   </w:num>
-  <w:num w:numId="22">
+  <w:num w:numId="22" w16cid:durableId="2071999822">
     <w:abstractNumId w:val="6"/>
   </w:num>
-  <w:num w:numId="23">
+  <w:num w:numId="23" w16cid:durableId="178350856">
     <w:abstractNumId w:val="4"/>
   </w:num>
-  <w:num w:numId="24">
+  <w:num w:numId="24" w16cid:durableId="802387805">
     <w:abstractNumId w:val="5"/>
   </w:num>
-  <w:num w:numId="25">
+  <w:num w:numId="25" w16cid:durableId="2010057830">
     <w:abstractNumId w:val="2"/>
   </w:num>
-  <w:num w:numId="26">
+  <w:num w:numId="26" w16cid:durableId="693924311">
     <w:abstractNumId w:val="10"/>
   </w:num>
-  <w:num w:numId="27">
+  <w:num w:numId="27" w16cid:durableId="339507999">
     <w:abstractNumId w:val="29"/>
   </w:num>
-  <w:num w:numId="28">
+  <w:num w:numId="28" w16cid:durableId="112291730">
     <w:abstractNumId w:val="25"/>
   </w:num>
-  <w:num w:numId="29">
+  <w:num w:numId="29" w16cid:durableId="1647514279">
     <w:abstractNumId w:val="1"/>
   </w:num>
-  <w:num w:numId="30">
+  <w:num w:numId="30" w16cid:durableId="1070541725">
     <w:abstractNumId w:val="13"/>
   </w:num>
-  <w:num w:numId="31">
+  <w:num w:numId="31" w16cid:durableId="1501773797">
     <w:abstractNumId w:val="23"/>
   </w:num>
-  <w:num w:numId="32">
+  <w:num w:numId="32" w16cid:durableId="1189954644">
     <w:abstractNumId w:val="3"/>
   </w:num>
   <w:numIdMacAtCleanup w:val="28"/>
@@ -15492,7 +15325,7 @@
 </file>
 
 <file path=word/styles.xml><?xml version="1.0" encoding="utf-8"?>
-<w:styles xmlns:mc="http://schemas.openxmlformats.org/markup-compatibility/2006" xmlns:r="http://schemas.openxmlformats.org/officeDocument/2006/relationships" xmlns:w="http://schemas.openxmlformats.org/wordprocessingml/2006/main" xmlns:w14="http://schemas.microsoft.com/office/word/2010/wordml" xmlns:w15="http://schemas.microsoft.com/office/word/2012/wordml" xmlns:w16cex="http://schemas.microsoft.com/office/word/2018/wordml/cex" xmlns:w16cid="http://schemas.microsoft.com/office/word/2016/wordml/cid" xmlns:w16="http://schemas.microsoft.com/office/word/2018/wordml" xmlns:w16sdtdh="http://schemas.microsoft.com/office/word/2020/wordml/sdtdatahash" xmlns:w16se="http://schemas.microsoft.com/office/word/2015/wordml/symex" mc:Ignorable="w14 w15 w16se w16cid w16 w16cex w16sdtdh">
+<w:styles xmlns:mc="http://schemas.openxmlformats.org/markup-compatibility/2006" xmlns:r="http://schemas.openxmlformats.org/officeDocument/2006/relationships" xmlns:w="http://schemas.openxmlformats.org/wordprocessingml/2006/main" xmlns:w14="http://schemas.microsoft.com/office/word/2010/wordml" xmlns:w15="http://schemas.microsoft.com/office/word/2012/wordml" xmlns:w16cex="http://schemas.microsoft.com/office/word/2018/wordml/cex" xmlns:w16cid="http://schemas.microsoft.com/office/word/2016/wordml/cid" xmlns:w16="http://schemas.microsoft.com/office/word/2018/wordml" xmlns:w16du="http://schemas.microsoft.com/office/word/2023/wordml/word16du" xmlns:w16sdtdh="http://schemas.microsoft.com/office/word/2020/wordml/sdtdatahash" xmlns:w16sdtfl="http://schemas.microsoft.com/office/word/2024/wordml/sdtformatlock" xmlns:w16se="http://schemas.microsoft.com/office/word/2015/wordml/symex" mc:Ignorable="w14 w15 w16se w16cid w16 w16cex w16sdtdh w16sdtfl w16du">
   <w:docDefaults>
     <w:rPrDefault>
       <w:rPr>
@@ -16840,7 +16673,7 @@
       </w:rPr>
     </w:tblStylePr>
   </w:style>
-  <w:style w:type="character" w:styleId="Textoennegrita">
+  <w:style w:type="character" w:styleId="Fuerte">
     <w:name w:val="Strong"/>
     <w:basedOn w:val="Fuentedeprrafopredeter"/>
     <w:uiPriority w:val="22"/>
@@ -17233,26 +17066,6 @@
 </file>
 
 <file path=customXml/item1.xml><?xml version="1.0" encoding="utf-8"?>
-<?mso-contentType ?>
-<FormTemplates xmlns="http://schemas.microsoft.com/sharepoint/v3/contenttype/forms">
-  <Display>DocumentLibraryForm</Display>
-  <Edit>DocumentLibraryForm</Edit>
-  <New>DocumentLibraryForm</New>
-</FormTemplates>
-</file>
-
-<file path=customXml/item2.xml><?xml version="1.0" encoding="utf-8"?>
-<p:properties xmlns:p="http://schemas.microsoft.com/office/2006/metadata/properties" xmlns:xsi="http://www.w3.org/2001/XMLSchema-instance" xmlns:pc="http://schemas.microsoft.com/office/infopath/2007/PartnerControls">
-  <documentManagement>
-    <TaxCatchAll xmlns="67a0edcd-0de5-43ed-8c27-e32f38a00c91" xsi:nil="true"/>
-    <lcf76f155ced4ddcb4097134ff3c332f xmlns="42760c81-fd8e-4d59-8953-7cdb9f38b14f">
-      <Terms xmlns="http://schemas.microsoft.com/office/infopath/2007/PartnerControls"/>
-    </lcf76f155ced4ddcb4097134ff3c332f>
-  </documentManagement>
-</p:properties>
-</file>
-
-<file path=customXml/item3.xml><?xml version="1.0" encoding="utf-8"?>
 <ct:contentTypeSchema xmlns:ct="http://schemas.microsoft.com/office/2006/metadata/contentType" xmlns:ma="http://schemas.microsoft.com/office/2006/metadata/properties/metaAttributes" ct:_="" ma:_="" ma:contentTypeName="Documento" ma:contentTypeID="0x01010005252A1EF3BD024F856B47B579AB5244" ma:contentTypeVersion="12" ma:contentTypeDescription="Crear nuevo documento." ma:contentTypeScope="" ma:versionID="32d0e18b85ac20c34eab62df21c0cf58">
   <xsd:schema xmlns:xsd="http://www.w3.org/2001/XMLSchema" xmlns:xs="http://www.w3.org/2001/XMLSchema" xmlns:p="http://schemas.microsoft.com/office/2006/metadata/properties" xmlns:ns2="42760c81-fd8e-4d59-8953-7cdb9f38b14f" xmlns:ns3="67a0edcd-0de5-43ed-8c27-e32f38a00c91" targetNamespace="http://schemas.microsoft.com/office/2006/metadata/properties" ma:root="true" ma:fieldsID="cc2c149e99f10870fd5bc3964e5386d3" ns2:_="" ns3:_="">
     <xsd:import namespace="42760c81-fd8e-4d59-8953-7cdb9f38b14f"/>
@@ -17453,30 +17266,31 @@
 </ct:contentTypeSchema>
 </file>
 
+<file path=customXml/item2.xml><?xml version="1.0" encoding="utf-8"?>
+<p:properties xmlns:p="http://schemas.microsoft.com/office/2006/metadata/properties" xmlns:xsi="http://www.w3.org/2001/XMLSchema-instance" xmlns:pc="http://schemas.microsoft.com/office/infopath/2007/PartnerControls">
+  <documentManagement>
+    <TaxCatchAll xmlns="67a0edcd-0de5-43ed-8c27-e32f38a00c91" xsi:nil="true"/>
+    <lcf76f155ced4ddcb4097134ff3c332f xmlns="42760c81-fd8e-4d59-8953-7cdb9f38b14f">
+      <Terms xmlns="http://schemas.microsoft.com/office/infopath/2007/PartnerControls"/>
+    </lcf76f155ced4ddcb4097134ff3c332f>
+  </documentManagement>
+</p:properties>
+</file>
+
+<file path=customXml/item3.xml><?xml version="1.0" encoding="utf-8"?>
+<?mso-contentType ?>
+<FormTemplates xmlns="http://schemas.microsoft.com/sharepoint/v3/contenttype/forms">
+  <Display>DocumentLibraryForm</Display>
+  <Edit>DocumentLibraryForm</Edit>
+  <New>DocumentLibraryForm</New>
+</FormTemplates>
+</file>
+
 <file path=customXml/item4.xml><?xml version="1.0" encoding="utf-8"?>
 <b:Sources xmlns:b="http://schemas.openxmlformats.org/officeDocument/2006/bibliography" xmlns="http://schemas.openxmlformats.org/officeDocument/2006/bibliography" SelectedStyle="\APASixthEditionOfficeOnline.xsl" StyleName="APA" Version="6"/>
 </file>
 
 <file path=customXml/itemProps1.xml><?xml version="1.0" encoding="utf-8"?>
-<ds:datastoreItem xmlns:ds="http://schemas.openxmlformats.org/officeDocument/2006/customXml" ds:itemID="{10663269-2064-4804-8290-36D4A57F5557}">
-  <ds:schemaRefs>
-    <ds:schemaRef ds:uri="http://schemas.microsoft.com/sharepoint/v3/contenttype/forms"/>
-  </ds:schemaRefs>
-</ds:datastoreItem>
-</file>
-
-<file path=customXml/itemProps2.xml><?xml version="1.0" encoding="utf-8"?>
-<ds:datastoreItem xmlns:ds="http://schemas.openxmlformats.org/officeDocument/2006/customXml" ds:itemID="{1279454D-02BE-4A9C-A117-DCD1573E2608}">
-  <ds:schemaRefs>
-    <ds:schemaRef ds:uri="http://schemas.microsoft.com/office/2006/metadata/properties"/>
-    <ds:schemaRef ds:uri="http://schemas.microsoft.com/office/infopath/2007/PartnerControls"/>
-    <ds:schemaRef ds:uri="67a0edcd-0de5-43ed-8c27-e32f38a00c91"/>
-    <ds:schemaRef ds:uri="42760c81-fd8e-4d59-8953-7cdb9f38b14f"/>
-  </ds:schemaRefs>
-</ds:datastoreItem>
-</file>
-
-<file path=customXml/itemProps3.xml><?xml version="1.0" encoding="utf-8"?>
 <ds:datastoreItem xmlns:ds="http://schemas.openxmlformats.org/officeDocument/2006/customXml" ds:itemID="{20FD2D4A-2CF9-445D-BD46-4A18692AEF33}">
   <ds:schemaRefs>
     <ds:schemaRef ds:uri="http://schemas.microsoft.com/office/2006/metadata/contentType"/>
@@ -17495,6 +17309,25 @@
 </ds:datastoreItem>
 </file>
 
+<file path=customXml/itemProps2.xml><?xml version="1.0" encoding="utf-8"?>
+<ds:datastoreItem xmlns:ds="http://schemas.openxmlformats.org/officeDocument/2006/customXml" ds:itemID="{1279454D-02BE-4A9C-A117-DCD1573E2608}">
+  <ds:schemaRefs>
+    <ds:schemaRef ds:uri="http://schemas.microsoft.com/office/2006/metadata/properties"/>
+    <ds:schemaRef ds:uri="http://schemas.microsoft.com/office/infopath/2007/PartnerControls"/>
+    <ds:schemaRef ds:uri="67a0edcd-0de5-43ed-8c27-e32f38a00c91"/>
+    <ds:schemaRef ds:uri="42760c81-fd8e-4d59-8953-7cdb9f38b14f"/>
+  </ds:schemaRefs>
+</ds:datastoreItem>
+</file>
+
+<file path=customXml/itemProps3.xml><?xml version="1.0" encoding="utf-8"?>
+<ds:datastoreItem xmlns:ds="http://schemas.openxmlformats.org/officeDocument/2006/customXml" ds:itemID="{10663269-2064-4804-8290-36D4A57F5557}">
+  <ds:schemaRefs>
+    <ds:schemaRef ds:uri="http://schemas.microsoft.com/sharepoint/v3/contenttype/forms"/>
+  </ds:schemaRefs>
+</ds:datastoreItem>
+</file>
+
 <file path=customXml/itemProps4.xml><?xml version="1.0" encoding="utf-8"?>
 <ds:datastoreItem xmlns:ds="http://schemas.openxmlformats.org/officeDocument/2006/customXml" ds:itemID="{EAE431FD-7059-4C09-804B-C9D69EB7B213}">
   <ds:schemaRefs>
